--- a/pdf/resume.docx
+++ b/pdf/resume.docx
@@ -175,7 +175,6 @@
           <w:szCs w:val="22"/>
         </w:rPr>
       </w:pPr>
-      <w:proofErr w:type="spellStart"/>
       <w:r>
         <w:rPr>
           <w:rStyle w:val="emailundefined"/>
@@ -184,18 +183,7 @@
           <w:sz w:val="22"/>
           <w:szCs w:val="22"/>
         </w:rPr>
-        <w:t>Github</w:t>
-      </w:r>
-      <w:proofErr w:type="spellEnd"/>
-      <w:r>
-        <w:rPr>
-          <w:rStyle w:val="emailundefined"/>
-          <w:rFonts w:ascii="Arial" w:eastAsia="Arial" w:hAnsi="Arial" w:cs="Arial"/>
-          <w:color w:val="000000"/>
-          <w:sz w:val="22"/>
-          <w:szCs w:val="22"/>
-        </w:rPr>
-        <w:t xml:space="preserve">: </w:t>
+        <w:t xml:space="preserve">Github: </w:t>
       </w:r>
       <w:hyperlink r:id="rId7" w:history="1">
         <w:r>
@@ -463,7 +451,15 @@
           <w:sz w:val="22"/>
           <w:szCs w:val="22"/>
         </w:rPr>
-        <w:t>39</w:t>
+        <w:t>3</w:t>
+      </w:r>
+      <w:r>
+        <w:rPr>
+          <w:rFonts w:ascii="Arial" w:eastAsia="Arial" w:hAnsi="Arial" w:cs="Arial"/>
+          <w:sz w:val="22"/>
+          <w:szCs w:val="22"/>
+        </w:rPr>
+        <w:t>0</w:t>
       </w:r>
       <w:r>
         <w:rPr>
@@ -598,18 +594,8 @@
           <w:sz w:val="22"/>
           <w:szCs w:val="22"/>
         </w:rPr>
-        <w:t xml:space="preserve">, </w:t>
-      </w:r>
-      <w:proofErr w:type="spellStart"/>
-      <w:r>
-        <w:rPr>
-          <w:rFonts w:ascii="Arial" w:eastAsia="Arial" w:hAnsi="Arial" w:cs="Arial"/>
-          <w:sz w:val="22"/>
-          <w:szCs w:val="22"/>
-        </w:rPr>
-        <w:t>VSCode</w:t>
-      </w:r>
-      <w:proofErr w:type="spellEnd"/>
+        <w:t>, VSCode</w:t>
+      </w:r>
       <w:r>
         <w:rPr>
           <w:rFonts w:ascii="Arial" w:eastAsia="Arial" w:hAnsi="Arial" w:cs="Arial"/>
@@ -757,7 +743,6 @@
         </w:rPr>
         <w:t xml:space="preserve">, </w:t>
       </w:r>
-      <w:proofErr w:type="spellStart"/>
       <w:r>
         <w:rPr>
           <w:rStyle w:val="fs14fw6"/>
@@ -769,7 +754,6 @@
         </w:rPr>
         <w:t>Synapxe</w:t>
       </w:r>
-      <w:proofErr w:type="spellEnd"/>
       <w:r>
         <w:rPr>
           <w:rStyle w:val="fs14fw6undefinedtdn"/>
@@ -848,47 +832,7 @@
           <w:sz w:val="22"/>
           <w:szCs w:val="22"/>
         </w:rPr>
-        <w:t xml:space="preserve">Built a Python based UDAD tool that classifies </w:t>
-      </w:r>
-      <w:proofErr w:type="spellStart"/>
-      <w:r>
-        <w:rPr>
-          <w:rStyle w:val="fs14fw6"/>
-          <w:rFonts w:ascii="Arial" w:eastAsia="Arial" w:hAnsi="Arial" w:cs="Arial"/>
-          <w:sz w:val="22"/>
-          <w:szCs w:val="22"/>
-        </w:rPr>
-        <w:t>authorised</w:t>
-      </w:r>
-      <w:proofErr w:type="spellEnd"/>
-      <w:r>
-        <w:rPr>
-          <w:rStyle w:val="fs14fw6"/>
-          <w:rFonts w:ascii="Arial" w:eastAsia="Arial" w:hAnsi="Arial" w:cs="Arial"/>
-          <w:sz w:val="22"/>
-          <w:szCs w:val="22"/>
-        </w:rPr>
-        <w:t xml:space="preserve"> and </w:t>
-      </w:r>
-      <w:proofErr w:type="spellStart"/>
-      <w:r>
-        <w:rPr>
-          <w:rStyle w:val="fs14fw6"/>
-          <w:rFonts w:ascii="Arial" w:eastAsia="Arial" w:hAnsi="Arial" w:cs="Arial"/>
-          <w:sz w:val="22"/>
-          <w:szCs w:val="22"/>
-        </w:rPr>
-        <w:t>unauthorised</w:t>
-      </w:r>
-      <w:proofErr w:type="spellEnd"/>
-      <w:r>
-        <w:rPr>
-          <w:rStyle w:val="fs14fw6"/>
-          <w:rFonts w:ascii="Arial" w:eastAsia="Arial" w:hAnsi="Arial" w:cs="Arial"/>
-          <w:sz w:val="22"/>
-          <w:szCs w:val="22"/>
-        </w:rPr>
-        <w:t xml:space="preserve"> access using either </w:t>
+        <w:t xml:space="preserve">Built a Python based UDAD tool that classifies authorised and unauthorised access using either </w:t>
       </w:r>
       <w:r>
         <w:rPr>
@@ -967,27 +911,7 @@
           <w:sz w:val="22"/>
           <w:szCs w:val="22"/>
         </w:rPr>
-        <w:t xml:space="preserve">Deployed </w:t>
-      </w:r>
-      <w:proofErr w:type="spellStart"/>
-      <w:r>
-        <w:rPr>
-          <w:rStyle w:val="fs14fw6"/>
-          <w:rFonts w:ascii="Arial" w:eastAsia="Arial" w:hAnsi="Arial" w:cs="Arial"/>
-          <w:sz w:val="22"/>
-          <w:szCs w:val="22"/>
-        </w:rPr>
-        <w:t>LightRAG</w:t>
-      </w:r>
-      <w:proofErr w:type="spellEnd"/>
-      <w:r>
-        <w:rPr>
-          <w:rStyle w:val="fs14fw6"/>
-          <w:rFonts w:ascii="Arial" w:eastAsia="Arial" w:hAnsi="Arial" w:cs="Arial"/>
-          <w:sz w:val="22"/>
-          <w:szCs w:val="22"/>
-        </w:rPr>
-        <w:t xml:space="preserve"> on Azure App Service </w:t>
+        <w:t xml:space="preserve">Deployed LightRAG on Azure App Service </w:t>
       </w:r>
       <w:r>
         <w:rPr>
@@ -998,25 +922,14 @@
         </w:rPr>
         <w:t xml:space="preserve">by resolving </w:t>
       </w:r>
-      <w:proofErr w:type="spellStart"/>
-      <w:r>
-        <w:rPr>
-          <w:rStyle w:val="fs14fw6"/>
-          <w:rFonts w:ascii="Arial" w:eastAsia="Arial" w:hAnsi="Arial" w:cs="Arial"/>
-          <w:sz w:val="22"/>
-          <w:szCs w:val="22"/>
-        </w:rPr>
-        <w:t>linux</w:t>
-      </w:r>
-      <w:proofErr w:type="spellEnd"/>
-      <w:r>
-        <w:rPr>
-          <w:rStyle w:val="fs14fw6"/>
-          <w:rFonts w:ascii="Arial" w:eastAsia="Arial" w:hAnsi="Arial" w:cs="Arial"/>
-          <w:sz w:val="22"/>
-          <w:szCs w:val="22"/>
-        </w:rPr>
-        <w:t xml:space="preserve"> wheel</w:t>
+      <w:r>
+        <w:rPr>
+          <w:rStyle w:val="fs14fw6"/>
+          <w:rFonts w:ascii="Arial" w:eastAsia="Arial" w:hAnsi="Arial" w:cs="Arial"/>
+          <w:sz w:val="22"/>
+          <w:szCs w:val="22"/>
+        </w:rPr>
+        <w:t>linux wheel</w:t>
       </w:r>
       <w:r>
         <w:rPr>
@@ -1115,25 +1028,14 @@
           <w:szCs w:val="22"/>
         </w:rPr>
       </w:pPr>
-      <w:proofErr w:type="spellStart"/>
-      <w:r>
-        <w:rPr>
-          <w:rStyle w:val="fs14fw6"/>
-          <w:rFonts w:ascii="Arial" w:eastAsia="Arial" w:hAnsi="Arial" w:cs="Arial"/>
-          <w:sz w:val="22"/>
-          <w:szCs w:val="22"/>
-        </w:rPr>
-        <w:t>Optimised</w:t>
-      </w:r>
-      <w:proofErr w:type="spellEnd"/>
-      <w:r>
-        <w:rPr>
-          <w:rStyle w:val="fs14fw6"/>
-          <w:rFonts w:ascii="Arial" w:eastAsia="Arial" w:hAnsi="Arial" w:cs="Arial"/>
-          <w:sz w:val="22"/>
-          <w:szCs w:val="22"/>
-        </w:rPr>
-        <w:t xml:space="preserve"> the AI2D feature building pipeline by integrating Polars, cutting loading time from around 282 seconds to 22 seconds on a desktop and from around 443 seconds to 78 seconds on a laptop, </w:t>
+      <w:r>
+        <w:rPr>
+          <w:rStyle w:val="fs14fw6"/>
+          <w:rFonts w:ascii="Arial" w:eastAsia="Arial" w:hAnsi="Arial" w:cs="Arial"/>
+          <w:sz w:val="22"/>
+          <w:szCs w:val="22"/>
+        </w:rPr>
+        <w:t xml:space="preserve">Optimised the AI2D feature building pipeline by integrating Polars, cutting loading time from around 282 seconds to 22 seconds on a desktop and from around 443 seconds to 78 seconds on a laptop, </w:t>
       </w:r>
       <w:r>
         <w:rPr>
@@ -1212,27 +1114,7 @@
           <w:sz w:val="22"/>
           <w:szCs w:val="22"/>
         </w:rPr>
-        <w:t xml:space="preserve">Explored DLP use cases by evaluating local LLMs such as </w:t>
-      </w:r>
-      <w:proofErr w:type="spellStart"/>
-      <w:r>
-        <w:rPr>
-          <w:rStyle w:val="fs14fw6"/>
-          <w:rFonts w:ascii="Arial" w:eastAsia="Arial" w:hAnsi="Arial" w:cs="Arial"/>
-          <w:sz w:val="22"/>
-          <w:szCs w:val="22"/>
-        </w:rPr>
-        <w:t>Ollama</w:t>
-      </w:r>
-      <w:proofErr w:type="spellEnd"/>
-      <w:r>
-        <w:rPr>
-          <w:rStyle w:val="fs14fw6"/>
-          <w:rFonts w:ascii="Arial" w:eastAsia="Arial" w:hAnsi="Arial" w:cs="Arial"/>
-          <w:sz w:val="22"/>
-          <w:szCs w:val="22"/>
-        </w:rPr>
-        <w:t xml:space="preserve"> models for PII detection on strings </w:t>
+        <w:t xml:space="preserve">Explored DLP use cases by evaluating local LLMs such as Ollama models for PII detection on strings </w:t>
       </w:r>
       <w:r>
         <w:rPr>
@@ -2109,65 +1991,14 @@
           <w:szCs w:val="22"/>
         </w:rPr>
       </w:pPr>
-      <w:proofErr w:type="spellStart"/>
-      <w:r>
-        <w:rPr>
-          <w:rStyle w:val="fs14fw6"/>
-          <w:rFonts w:ascii="Arial" w:eastAsia="Arial" w:hAnsi="Arial" w:cs="Arial"/>
-          <w:sz w:val="22"/>
-          <w:szCs w:val="22"/>
-        </w:rPr>
-        <w:t>Utilised</w:t>
-      </w:r>
-      <w:proofErr w:type="spellEnd"/>
-      <w:r>
-        <w:rPr>
-          <w:rStyle w:val="fs14fw6"/>
-          <w:rFonts w:ascii="Arial" w:eastAsia="Arial" w:hAnsi="Arial" w:cs="Arial"/>
-          <w:sz w:val="22"/>
-          <w:szCs w:val="22"/>
-        </w:rPr>
-        <w:t xml:space="preserve"> three CNN models (</w:t>
-      </w:r>
-      <w:proofErr w:type="spellStart"/>
-      <w:r>
-        <w:rPr>
-          <w:rStyle w:val="fs14fw6"/>
-          <w:rFonts w:ascii="Arial" w:eastAsia="Arial" w:hAnsi="Arial" w:cs="Arial"/>
-          <w:sz w:val="22"/>
-          <w:szCs w:val="22"/>
-        </w:rPr>
-        <w:t>ConvNet</w:t>
-      </w:r>
-      <w:proofErr w:type="spellEnd"/>
-      <w:r>
-        <w:rPr>
-          <w:rStyle w:val="fs14fw6"/>
-          <w:rFonts w:ascii="Arial" w:eastAsia="Arial" w:hAnsi="Arial" w:cs="Arial"/>
-          <w:sz w:val="22"/>
-          <w:szCs w:val="22"/>
-        </w:rPr>
-        <w:t xml:space="preserve">, ResNet18, DenseNet121) from </w:t>
-      </w:r>
-      <w:proofErr w:type="spellStart"/>
-      <w:r>
-        <w:rPr>
-          <w:rStyle w:val="fs14fw6"/>
-          <w:rFonts w:ascii="Arial" w:eastAsia="Arial" w:hAnsi="Arial" w:cs="Arial"/>
-          <w:sz w:val="22"/>
-          <w:szCs w:val="22"/>
-        </w:rPr>
-        <w:t>PyTorch</w:t>
-      </w:r>
-      <w:proofErr w:type="spellEnd"/>
-      <w:r>
-        <w:rPr>
-          <w:rStyle w:val="fs14fw6"/>
-          <w:rFonts w:ascii="Arial" w:eastAsia="Arial" w:hAnsi="Arial" w:cs="Arial"/>
-          <w:sz w:val="22"/>
-          <w:szCs w:val="22"/>
-        </w:rPr>
-        <w:t xml:space="preserve"> library </w:t>
+      <w:r>
+        <w:rPr>
+          <w:rStyle w:val="fs14fw6"/>
+          <w:rFonts w:ascii="Arial" w:eastAsia="Arial" w:hAnsi="Arial" w:cs="Arial"/>
+          <w:sz w:val="22"/>
+          <w:szCs w:val="22"/>
+        </w:rPr>
+        <w:t xml:space="preserve">Utilised three CNN models (ConvNet, ResNet18, DenseNet121) from PyTorch library </w:t>
       </w:r>
     </w:p>
     <w:p>
@@ -2192,47 +2023,7 @@
           <w:sz w:val="22"/>
           <w:szCs w:val="22"/>
         </w:rPr>
-        <w:t xml:space="preserve">Applied </w:t>
-      </w:r>
-      <w:proofErr w:type="spellStart"/>
-      <w:r>
-        <w:rPr>
-          <w:rStyle w:val="fs14fw6"/>
-          <w:rFonts w:ascii="Arial" w:eastAsia="Arial" w:hAnsi="Arial" w:cs="Arial"/>
-          <w:sz w:val="22"/>
-          <w:szCs w:val="22"/>
-        </w:rPr>
-        <w:t>GradCAM</w:t>
-      </w:r>
-      <w:proofErr w:type="spellEnd"/>
-      <w:r>
-        <w:rPr>
-          <w:rStyle w:val="fs14fw6"/>
-          <w:rFonts w:ascii="Arial" w:eastAsia="Arial" w:hAnsi="Arial" w:cs="Arial"/>
-          <w:sz w:val="22"/>
-          <w:szCs w:val="22"/>
-        </w:rPr>
-        <w:t xml:space="preserve"> and </w:t>
-      </w:r>
-      <w:proofErr w:type="spellStart"/>
-      <w:r>
-        <w:rPr>
-          <w:rStyle w:val="fs14fw6"/>
-          <w:rFonts w:ascii="Arial" w:eastAsia="Arial" w:hAnsi="Arial" w:cs="Arial"/>
-          <w:sz w:val="22"/>
-          <w:szCs w:val="22"/>
-        </w:rPr>
-        <w:t>GradCAM</w:t>
-      </w:r>
-      <w:proofErr w:type="spellEnd"/>
-      <w:r>
-        <w:rPr>
-          <w:rStyle w:val="fs14fw6"/>
-          <w:rFonts w:ascii="Arial" w:eastAsia="Arial" w:hAnsi="Arial" w:cs="Arial"/>
-          <w:sz w:val="22"/>
-          <w:szCs w:val="22"/>
-        </w:rPr>
-        <w:t xml:space="preserve">++ to visualize decision-making regions </w:t>
+        <w:t xml:space="preserve">Applied GradCAM and GradCAM++ to visualize decision-making regions </w:t>
       </w:r>
     </w:p>
     <w:p>
@@ -2461,75 +2252,29 @@
           <w:szCs w:val="22"/>
         </w:rPr>
       </w:pPr>
-      <w:proofErr w:type="spellStart"/>
-      <w:r>
-        <w:rPr>
-          <w:rFonts w:ascii="Arial" w:eastAsia="Arial" w:hAnsi="Arial" w:cs="Arial"/>
-          <w:sz w:val="22"/>
-          <w:szCs w:val="22"/>
-        </w:rPr>
-        <w:t>Utilised</w:t>
-      </w:r>
-      <w:proofErr w:type="spellEnd"/>
-      <w:r>
-        <w:rPr>
-          <w:rFonts w:ascii="Arial" w:eastAsia="Arial" w:hAnsi="Arial" w:cs="Arial"/>
-          <w:sz w:val="22"/>
-          <w:szCs w:val="22"/>
-        </w:rPr>
-        <w:t xml:space="preserve"> four Machine Learning models </w:t>
-      </w:r>
-      <w:r>
-        <w:rPr>
-          <w:rFonts w:ascii="Arial" w:eastAsia="Arial" w:hAnsi="Arial" w:cs="Arial"/>
-          <w:sz w:val="22"/>
-          <w:szCs w:val="22"/>
-        </w:rPr>
-        <w:t xml:space="preserve">(LR, </w:t>
-      </w:r>
-      <w:proofErr w:type="spellStart"/>
-      <w:r>
-        <w:rPr>
-          <w:rFonts w:ascii="Arial" w:eastAsia="Arial" w:hAnsi="Arial" w:cs="Arial"/>
-          <w:sz w:val="22"/>
-          <w:szCs w:val="22"/>
-        </w:rPr>
-        <w:t>kNN</w:t>
-      </w:r>
-      <w:proofErr w:type="spellEnd"/>
-      <w:r>
-        <w:rPr>
-          <w:rFonts w:ascii="Arial" w:eastAsia="Arial" w:hAnsi="Arial" w:cs="Arial"/>
-          <w:sz w:val="22"/>
-          <w:szCs w:val="22"/>
-        </w:rPr>
-        <w:t xml:space="preserve">, RF, SVM) </w:t>
-      </w:r>
-      <w:r>
-        <w:rPr>
-          <w:rFonts w:ascii="Arial" w:eastAsia="Arial" w:hAnsi="Arial" w:cs="Arial"/>
-          <w:sz w:val="22"/>
-          <w:szCs w:val="22"/>
-        </w:rPr>
-        <w:t xml:space="preserve">from </w:t>
-      </w:r>
-      <w:proofErr w:type="spellStart"/>
-      <w:r>
-        <w:rPr>
-          <w:rFonts w:ascii="Arial" w:eastAsia="Arial" w:hAnsi="Arial" w:cs="Arial"/>
-          <w:sz w:val="22"/>
-          <w:szCs w:val="22"/>
-        </w:rPr>
-        <w:t>sklearn</w:t>
-      </w:r>
-      <w:proofErr w:type="spellEnd"/>
-      <w:r>
-        <w:rPr>
-          <w:rFonts w:ascii="Arial" w:eastAsia="Arial" w:hAnsi="Arial" w:cs="Arial"/>
-          <w:sz w:val="22"/>
-          <w:szCs w:val="22"/>
-        </w:rPr>
-        <w:t xml:space="preserve"> library</w:t>
+      <w:r>
+        <w:rPr>
+          <w:rFonts w:ascii="Arial" w:eastAsia="Arial" w:hAnsi="Arial" w:cs="Arial"/>
+          <w:sz w:val="22"/>
+          <w:szCs w:val="22"/>
+        </w:rPr>
+        <w:t xml:space="preserve">Utilised four Machine Learning models </w:t>
+      </w:r>
+      <w:r>
+        <w:rPr>
+          <w:rFonts w:ascii="Arial" w:eastAsia="Arial" w:hAnsi="Arial" w:cs="Arial"/>
+          <w:sz w:val="22"/>
+          <w:szCs w:val="22"/>
+        </w:rPr>
+        <w:t xml:space="preserve">(LR, kNN, RF, SVM) </w:t>
+      </w:r>
+      <w:r>
+        <w:rPr>
+          <w:rFonts w:ascii="Arial" w:eastAsia="Arial" w:hAnsi="Arial" w:cs="Arial"/>
+          <w:sz w:val="22"/>
+          <w:szCs w:val="22"/>
+        </w:rPr>
+        <w:t>from sklearn library</w:t>
       </w:r>
     </w:p>
     <w:p>
@@ -2560,25 +2305,7 @@
           <w:sz w:val="22"/>
           <w:szCs w:val="22"/>
         </w:rPr>
-        <w:t xml:space="preserve"> benign and malignant </w:t>
-      </w:r>
-      <w:proofErr w:type="spellStart"/>
-      <w:r>
-        <w:rPr>
-          <w:rFonts w:ascii="Arial" w:eastAsia="Arial" w:hAnsi="Arial" w:cs="Arial"/>
-          <w:sz w:val="22"/>
-          <w:szCs w:val="22"/>
-        </w:rPr>
-        <w:t>tumours</w:t>
-      </w:r>
-      <w:proofErr w:type="spellEnd"/>
-      <w:r>
-        <w:rPr>
-          <w:rFonts w:ascii="Arial" w:eastAsia="Arial" w:hAnsi="Arial" w:cs="Arial"/>
-          <w:sz w:val="22"/>
-          <w:szCs w:val="22"/>
-        </w:rPr>
-        <w:t xml:space="preserve"> with </w:t>
+        <w:t xml:space="preserve"> benign and malignant tumours with </w:t>
       </w:r>
       <w:r>
         <w:rPr>
@@ -2625,7 +2352,6 @@
         </w:rPr>
         <w:t xml:space="preserve">Orbital: </w:t>
       </w:r>
-      <w:proofErr w:type="spellStart"/>
       <w:r>
         <w:rPr>
           <w:rStyle w:val="fs14fw6"/>
@@ -2659,7 +2385,6 @@
         </w:rPr>
         <w:t>queSt</w:t>
       </w:r>
-      <w:proofErr w:type="spellEnd"/>
       <w:r>
         <w:rPr>
           <w:rStyle w:val="fs14fw6"/>
@@ -2983,43 +2708,7 @@
           <w:sz w:val="22"/>
           <w:szCs w:val="22"/>
         </w:rPr>
-        <w:t xml:space="preserve">where each enemy type has unique implementations of </w:t>
-      </w:r>
-      <w:proofErr w:type="spellStart"/>
-      <w:r>
-        <w:rPr>
-          <w:rFonts w:ascii="Arial" w:eastAsia="Arial" w:hAnsi="Arial" w:cs="Arial"/>
-          <w:sz w:val="22"/>
-          <w:szCs w:val="22"/>
-        </w:rPr>
-        <w:t>movesets</w:t>
-      </w:r>
-      <w:proofErr w:type="spellEnd"/>
-      <w:r>
-        <w:rPr>
-          <w:rFonts w:ascii="Arial" w:eastAsia="Arial" w:hAnsi="Arial" w:cs="Arial"/>
-          <w:sz w:val="22"/>
-          <w:szCs w:val="22"/>
-        </w:rPr>
-        <w:t xml:space="preserve">, </w:t>
-      </w:r>
-      <w:proofErr w:type="spellStart"/>
-      <w:r>
-        <w:rPr>
-          <w:rFonts w:ascii="Arial" w:eastAsia="Arial" w:hAnsi="Arial" w:cs="Arial"/>
-          <w:sz w:val="22"/>
-          <w:szCs w:val="22"/>
-        </w:rPr>
-        <w:t>behaviours</w:t>
-      </w:r>
-      <w:proofErr w:type="spellEnd"/>
-      <w:r>
-        <w:rPr>
-          <w:rFonts w:ascii="Arial" w:eastAsia="Arial" w:hAnsi="Arial" w:cs="Arial"/>
-          <w:sz w:val="22"/>
-          <w:szCs w:val="22"/>
-        </w:rPr>
-        <w:t xml:space="preserve"> and patterns</w:t>
+        <w:t>where each enemy type has unique implementations of movesets, behaviours and patterns</w:t>
       </w:r>
     </w:p>
     <w:p>
@@ -3346,27 +3035,7 @@
           <w:sz w:val="22"/>
           <w:szCs w:val="22"/>
         </w:rPr>
-        <w:t xml:space="preserve">Volunteered with five others in assisting administrative matters for </w:t>
-      </w:r>
-      <w:proofErr w:type="spellStart"/>
-      <w:r>
-        <w:rPr>
-          <w:rStyle w:val="fs14fw6"/>
-          <w:rFonts w:ascii="Arial" w:eastAsia="Arial" w:hAnsi="Arial" w:cs="Arial"/>
-          <w:sz w:val="22"/>
-          <w:szCs w:val="22"/>
-        </w:rPr>
-        <w:t>Daedo</w:t>
-      </w:r>
-      <w:proofErr w:type="spellEnd"/>
-      <w:r>
-        <w:rPr>
-          <w:rStyle w:val="fs14fw6"/>
-          <w:rFonts w:ascii="Arial" w:eastAsia="Arial" w:hAnsi="Arial" w:cs="Arial"/>
-          <w:sz w:val="22"/>
-          <w:szCs w:val="22"/>
-        </w:rPr>
-        <w:t xml:space="preserve"> Poomsae</w:t>
+        <w:t>Volunteered with five others in assisting administrative matters for Daedo Poomsae</w:t>
       </w:r>
       <w:r>
         <w:rPr>
@@ -3593,25 +3262,14 @@
           <w:szCs w:val="22"/>
         </w:rPr>
       </w:pPr>
-      <w:proofErr w:type="gramStart"/>
-      <w:r>
-        <w:rPr>
-          <w:rStyle w:val="fs14fw6"/>
-          <w:rFonts w:ascii="Arial" w:eastAsia="Arial" w:hAnsi="Arial" w:cs="Arial"/>
-          <w:sz w:val="22"/>
-          <w:szCs w:val="22"/>
-        </w:rPr>
-        <w:t>Amassed</w:t>
-      </w:r>
-      <w:proofErr w:type="gramEnd"/>
-      <w:r>
-        <w:rPr>
-          <w:rStyle w:val="fs14fw6"/>
-          <w:rFonts w:ascii="Arial" w:eastAsia="Arial" w:hAnsi="Arial" w:cs="Arial"/>
-          <w:sz w:val="22"/>
-          <w:szCs w:val="22"/>
-        </w:rPr>
-        <w:t xml:space="preserve"> over $2000 in cash from Edusave Awards over a span of 10 years </w:t>
+      <w:r>
+        <w:rPr>
+          <w:rStyle w:val="fs14fw6"/>
+          <w:rFonts w:ascii="Arial" w:eastAsia="Arial" w:hAnsi="Arial" w:cs="Arial"/>
+          <w:sz w:val="22"/>
+          <w:szCs w:val="22"/>
+        </w:rPr>
+        <w:t xml:space="preserve">Amassed over $2000 in cash from Edusave Awards over a span of 10 years </w:t>
       </w:r>
     </w:p>
     <w:p>
@@ -3636,27 +3294,7 @@
           <w:sz w:val="22"/>
           <w:szCs w:val="22"/>
         </w:rPr>
-        <w:t xml:space="preserve">Achieved a Bronze Medal during the JPJC Inter-House Games for </w:t>
-      </w:r>
-      <w:proofErr w:type="spellStart"/>
-      <w:r>
-        <w:rPr>
-          <w:rStyle w:val="fs14fw6"/>
-          <w:rFonts w:ascii="Arial" w:eastAsia="Arial" w:hAnsi="Arial" w:cs="Arial"/>
-          <w:sz w:val="22"/>
-          <w:szCs w:val="22"/>
-        </w:rPr>
-        <w:t>Brawlhalla</w:t>
-      </w:r>
-      <w:proofErr w:type="spellEnd"/>
-      <w:r>
-        <w:rPr>
-          <w:rStyle w:val="fs14fw6"/>
-          <w:rFonts w:ascii="Arial" w:eastAsia="Arial" w:hAnsi="Arial" w:cs="Arial"/>
-          <w:sz w:val="22"/>
-          <w:szCs w:val="22"/>
-        </w:rPr>
-        <w:t xml:space="preserve"> in 2018 </w:t>
+        <w:t xml:space="preserve">Achieved a Bronze Medal during the JPJC Inter-House Games for Brawlhalla in 2018 </w:t>
       </w:r>
     </w:p>
     <w:p>

--- a/pdf/resume.docx
+++ b/pdf/resume.docx
@@ -175,6 +175,7 @@
           <w:szCs w:val="22"/>
         </w:rPr>
       </w:pPr>
+      <w:proofErr w:type="spellStart"/>
       <w:r>
         <w:rPr>
           <w:rStyle w:val="emailundefined"/>
@@ -183,7 +184,18 @@
           <w:sz w:val="22"/>
           <w:szCs w:val="22"/>
         </w:rPr>
-        <w:t xml:space="preserve">Github: </w:t>
+        <w:t>Github</w:t>
+      </w:r>
+      <w:proofErr w:type="spellEnd"/>
+      <w:r>
+        <w:rPr>
+          <w:rStyle w:val="emailundefined"/>
+          <w:rFonts w:ascii="Arial" w:eastAsia="Arial" w:hAnsi="Arial" w:cs="Arial"/>
+          <w:color w:val="000000"/>
+          <w:sz w:val="22"/>
+          <w:szCs w:val="22"/>
+        </w:rPr>
+        <w:t xml:space="preserve">: </w:t>
       </w:r>
       <w:hyperlink r:id="rId7" w:history="1">
         <w:r>
@@ -594,8 +606,18 @@
           <w:sz w:val="22"/>
           <w:szCs w:val="22"/>
         </w:rPr>
-        <w:t>, VSCode</w:t>
-      </w:r>
+        <w:t xml:space="preserve">, </w:t>
+      </w:r>
+      <w:proofErr w:type="spellStart"/>
+      <w:r>
+        <w:rPr>
+          <w:rFonts w:ascii="Arial" w:eastAsia="Arial" w:hAnsi="Arial" w:cs="Arial"/>
+          <w:sz w:val="22"/>
+          <w:szCs w:val="22"/>
+        </w:rPr>
+        <w:t>VSCode</w:t>
+      </w:r>
+      <w:proofErr w:type="spellEnd"/>
       <w:r>
         <w:rPr>
           <w:rFonts w:ascii="Arial" w:eastAsia="Arial" w:hAnsi="Arial" w:cs="Arial"/>
@@ -730,7 +752,18 @@
           <w:sz w:val="22"/>
           <w:szCs w:val="22"/>
         </w:rPr>
-        <w:t>Data Science and AI Intern</w:t>
+        <w:t>AI/ML Engineering</w:t>
+      </w:r>
+      <w:r>
+        <w:rPr>
+          <w:rStyle w:val="fs14fw6"/>
+          <w:rFonts w:ascii="Arial" w:eastAsia="Arial" w:hAnsi="Arial" w:cs="Arial"/>
+          <w:b/>
+          <w:bCs/>
+          <w:sz w:val="22"/>
+          <w:szCs w:val="22"/>
+        </w:rPr>
+        <w:t xml:space="preserve"> Intern</w:t>
       </w:r>
       <w:r>
         <w:rPr>
@@ -743,6 +776,7 @@
         </w:rPr>
         <w:t xml:space="preserve">, </w:t>
       </w:r>
+      <w:proofErr w:type="spellStart"/>
       <w:r>
         <w:rPr>
           <w:rStyle w:val="fs14fw6"/>
@@ -754,6 +788,7 @@
         </w:rPr>
         <w:t>Synapxe</w:t>
       </w:r>
+      <w:proofErr w:type="spellEnd"/>
       <w:r>
         <w:rPr>
           <w:rStyle w:val="fs14fw6undefinedtdn"/>
@@ -774,7 +809,29 @@
           <w:sz w:val="22"/>
           <w:szCs w:val="22"/>
         </w:rPr>
-        <w:t xml:space="preserve">Singapore                                 </w:t>
+        <w:t xml:space="preserve">Singapore                               </w:t>
+      </w:r>
+      <w:r>
+        <w:rPr>
+          <w:rStyle w:val="fs14fw6"/>
+          <w:rFonts w:ascii="Arial" w:eastAsia="Arial" w:hAnsi="Arial" w:cs="Arial"/>
+          <w:b/>
+          <w:bCs/>
+          <w:sz w:val="22"/>
+          <w:szCs w:val="22"/>
+        </w:rPr>
+        <w:t xml:space="preserve">   </w:t>
+      </w:r>
+      <w:r>
+        <w:rPr>
+          <w:rStyle w:val="fs14fw6"/>
+          <w:rFonts w:ascii="Arial" w:eastAsia="Arial" w:hAnsi="Arial" w:cs="Arial"/>
+          <w:b/>
+          <w:bCs/>
+          <w:sz w:val="22"/>
+          <w:szCs w:val="22"/>
+        </w:rPr>
+        <w:t xml:space="preserve">  </w:t>
       </w:r>
       <w:r>
         <w:rPr>
@@ -832,7 +889,47 @@
           <w:sz w:val="22"/>
           <w:szCs w:val="22"/>
         </w:rPr>
-        <w:t xml:space="preserve">Built a Python based UDAD tool that classifies authorised and unauthorised access using either </w:t>
+        <w:t xml:space="preserve">Built a Python based UDAD tool that classifies </w:t>
+      </w:r>
+      <w:proofErr w:type="spellStart"/>
+      <w:r>
+        <w:rPr>
+          <w:rStyle w:val="fs14fw6"/>
+          <w:rFonts w:ascii="Arial" w:eastAsia="Arial" w:hAnsi="Arial" w:cs="Arial"/>
+          <w:sz w:val="22"/>
+          <w:szCs w:val="22"/>
+        </w:rPr>
+        <w:t>authorised</w:t>
+      </w:r>
+      <w:proofErr w:type="spellEnd"/>
+      <w:r>
+        <w:rPr>
+          <w:rStyle w:val="fs14fw6"/>
+          <w:rFonts w:ascii="Arial" w:eastAsia="Arial" w:hAnsi="Arial" w:cs="Arial"/>
+          <w:sz w:val="22"/>
+          <w:szCs w:val="22"/>
+        </w:rPr>
+        <w:t xml:space="preserve"> and </w:t>
+      </w:r>
+      <w:proofErr w:type="spellStart"/>
+      <w:r>
+        <w:rPr>
+          <w:rStyle w:val="fs14fw6"/>
+          <w:rFonts w:ascii="Arial" w:eastAsia="Arial" w:hAnsi="Arial" w:cs="Arial"/>
+          <w:sz w:val="22"/>
+          <w:szCs w:val="22"/>
+        </w:rPr>
+        <w:t>unauthorised</w:t>
+      </w:r>
+      <w:proofErr w:type="spellEnd"/>
+      <w:r>
+        <w:rPr>
+          <w:rStyle w:val="fs14fw6"/>
+          <w:rFonts w:ascii="Arial" w:eastAsia="Arial" w:hAnsi="Arial" w:cs="Arial"/>
+          <w:sz w:val="22"/>
+          <w:szCs w:val="22"/>
+        </w:rPr>
+        <w:t xml:space="preserve"> access using either </w:t>
       </w:r>
       <w:r>
         <w:rPr>
@@ -911,7 +1008,27 @@
           <w:sz w:val="22"/>
           <w:szCs w:val="22"/>
         </w:rPr>
-        <w:t xml:space="preserve">Deployed LightRAG on Azure App Service </w:t>
+        <w:t xml:space="preserve">Deployed </w:t>
+      </w:r>
+      <w:proofErr w:type="spellStart"/>
+      <w:r>
+        <w:rPr>
+          <w:rStyle w:val="fs14fw6"/>
+          <w:rFonts w:ascii="Arial" w:eastAsia="Arial" w:hAnsi="Arial" w:cs="Arial"/>
+          <w:sz w:val="22"/>
+          <w:szCs w:val="22"/>
+        </w:rPr>
+        <w:t>LightRAG</w:t>
+      </w:r>
+      <w:proofErr w:type="spellEnd"/>
+      <w:r>
+        <w:rPr>
+          <w:rStyle w:val="fs14fw6"/>
+          <w:rFonts w:ascii="Arial" w:eastAsia="Arial" w:hAnsi="Arial" w:cs="Arial"/>
+          <w:sz w:val="22"/>
+          <w:szCs w:val="22"/>
+        </w:rPr>
+        <w:t xml:space="preserve"> on Azure App Service </w:t>
       </w:r>
       <w:r>
         <w:rPr>
@@ -922,14 +1039,25 @@
         </w:rPr>
         <w:t xml:space="preserve">by resolving </w:t>
       </w:r>
-      <w:r>
-        <w:rPr>
-          <w:rStyle w:val="fs14fw6"/>
-          <w:rFonts w:ascii="Arial" w:eastAsia="Arial" w:hAnsi="Arial" w:cs="Arial"/>
-          <w:sz w:val="22"/>
-          <w:szCs w:val="22"/>
-        </w:rPr>
-        <w:t>linux wheel</w:t>
+      <w:proofErr w:type="spellStart"/>
+      <w:r>
+        <w:rPr>
+          <w:rStyle w:val="fs14fw6"/>
+          <w:rFonts w:ascii="Arial" w:eastAsia="Arial" w:hAnsi="Arial" w:cs="Arial"/>
+          <w:sz w:val="22"/>
+          <w:szCs w:val="22"/>
+        </w:rPr>
+        <w:t>linux</w:t>
+      </w:r>
+      <w:proofErr w:type="spellEnd"/>
+      <w:r>
+        <w:rPr>
+          <w:rStyle w:val="fs14fw6"/>
+          <w:rFonts w:ascii="Arial" w:eastAsia="Arial" w:hAnsi="Arial" w:cs="Arial"/>
+          <w:sz w:val="22"/>
+          <w:szCs w:val="22"/>
+        </w:rPr>
+        <w:t xml:space="preserve"> wheel</w:t>
       </w:r>
       <w:r>
         <w:rPr>
@@ -1028,14 +1156,25 @@
           <w:szCs w:val="22"/>
         </w:rPr>
       </w:pPr>
-      <w:r>
-        <w:rPr>
-          <w:rStyle w:val="fs14fw6"/>
-          <w:rFonts w:ascii="Arial" w:eastAsia="Arial" w:hAnsi="Arial" w:cs="Arial"/>
-          <w:sz w:val="22"/>
-          <w:szCs w:val="22"/>
-        </w:rPr>
-        <w:t xml:space="preserve">Optimised the AI2D feature building pipeline by integrating Polars, cutting loading time from around 282 seconds to 22 seconds on a desktop and from around 443 seconds to 78 seconds on a laptop, </w:t>
+      <w:proofErr w:type="spellStart"/>
+      <w:r>
+        <w:rPr>
+          <w:rStyle w:val="fs14fw6"/>
+          <w:rFonts w:ascii="Arial" w:eastAsia="Arial" w:hAnsi="Arial" w:cs="Arial"/>
+          <w:sz w:val="22"/>
+          <w:szCs w:val="22"/>
+        </w:rPr>
+        <w:t>Optimised</w:t>
+      </w:r>
+      <w:proofErr w:type="spellEnd"/>
+      <w:r>
+        <w:rPr>
+          <w:rStyle w:val="fs14fw6"/>
+          <w:rFonts w:ascii="Arial" w:eastAsia="Arial" w:hAnsi="Arial" w:cs="Arial"/>
+          <w:sz w:val="22"/>
+          <w:szCs w:val="22"/>
+        </w:rPr>
+        <w:t xml:space="preserve"> the AI2D feature building pipeline by integrating Polars, cutting loading time from around 282 seconds to 22 seconds on a desktop and from around 443 seconds to 78 seconds on a laptop, </w:t>
       </w:r>
       <w:r>
         <w:rPr>
@@ -1114,7 +1253,27 @@
           <w:sz w:val="22"/>
           <w:szCs w:val="22"/>
         </w:rPr>
-        <w:t xml:space="preserve">Explored DLP use cases by evaluating local LLMs such as Ollama models for PII detection on strings </w:t>
+        <w:t xml:space="preserve">Explored DLP use cases by evaluating local LLMs such as </w:t>
+      </w:r>
+      <w:proofErr w:type="spellStart"/>
+      <w:r>
+        <w:rPr>
+          <w:rStyle w:val="fs14fw6"/>
+          <w:rFonts w:ascii="Arial" w:eastAsia="Arial" w:hAnsi="Arial" w:cs="Arial"/>
+          <w:sz w:val="22"/>
+          <w:szCs w:val="22"/>
+        </w:rPr>
+        <w:t>Ollama</w:t>
+      </w:r>
+      <w:proofErr w:type="spellEnd"/>
+      <w:r>
+        <w:rPr>
+          <w:rStyle w:val="fs14fw6"/>
+          <w:rFonts w:ascii="Arial" w:eastAsia="Arial" w:hAnsi="Arial" w:cs="Arial"/>
+          <w:sz w:val="22"/>
+          <w:szCs w:val="22"/>
+        </w:rPr>
+        <w:t xml:space="preserve"> models for PII detection on strings </w:t>
       </w:r>
       <w:r>
         <w:rPr>
@@ -1991,14 +2150,65 @@
           <w:szCs w:val="22"/>
         </w:rPr>
       </w:pPr>
-      <w:r>
-        <w:rPr>
-          <w:rStyle w:val="fs14fw6"/>
-          <w:rFonts w:ascii="Arial" w:eastAsia="Arial" w:hAnsi="Arial" w:cs="Arial"/>
-          <w:sz w:val="22"/>
-          <w:szCs w:val="22"/>
-        </w:rPr>
-        <w:t xml:space="preserve">Utilised three CNN models (ConvNet, ResNet18, DenseNet121) from PyTorch library </w:t>
+      <w:proofErr w:type="spellStart"/>
+      <w:r>
+        <w:rPr>
+          <w:rStyle w:val="fs14fw6"/>
+          <w:rFonts w:ascii="Arial" w:eastAsia="Arial" w:hAnsi="Arial" w:cs="Arial"/>
+          <w:sz w:val="22"/>
+          <w:szCs w:val="22"/>
+        </w:rPr>
+        <w:t>Utilised</w:t>
+      </w:r>
+      <w:proofErr w:type="spellEnd"/>
+      <w:r>
+        <w:rPr>
+          <w:rStyle w:val="fs14fw6"/>
+          <w:rFonts w:ascii="Arial" w:eastAsia="Arial" w:hAnsi="Arial" w:cs="Arial"/>
+          <w:sz w:val="22"/>
+          <w:szCs w:val="22"/>
+        </w:rPr>
+        <w:t xml:space="preserve"> three CNN models (</w:t>
+      </w:r>
+      <w:proofErr w:type="spellStart"/>
+      <w:r>
+        <w:rPr>
+          <w:rStyle w:val="fs14fw6"/>
+          <w:rFonts w:ascii="Arial" w:eastAsia="Arial" w:hAnsi="Arial" w:cs="Arial"/>
+          <w:sz w:val="22"/>
+          <w:szCs w:val="22"/>
+        </w:rPr>
+        <w:t>ConvNet</w:t>
+      </w:r>
+      <w:proofErr w:type="spellEnd"/>
+      <w:r>
+        <w:rPr>
+          <w:rStyle w:val="fs14fw6"/>
+          <w:rFonts w:ascii="Arial" w:eastAsia="Arial" w:hAnsi="Arial" w:cs="Arial"/>
+          <w:sz w:val="22"/>
+          <w:szCs w:val="22"/>
+        </w:rPr>
+        <w:t xml:space="preserve">, ResNet18, DenseNet121) from </w:t>
+      </w:r>
+      <w:proofErr w:type="spellStart"/>
+      <w:r>
+        <w:rPr>
+          <w:rStyle w:val="fs14fw6"/>
+          <w:rFonts w:ascii="Arial" w:eastAsia="Arial" w:hAnsi="Arial" w:cs="Arial"/>
+          <w:sz w:val="22"/>
+          <w:szCs w:val="22"/>
+        </w:rPr>
+        <w:t>PyTorch</w:t>
+      </w:r>
+      <w:proofErr w:type="spellEnd"/>
+      <w:r>
+        <w:rPr>
+          <w:rStyle w:val="fs14fw6"/>
+          <w:rFonts w:ascii="Arial" w:eastAsia="Arial" w:hAnsi="Arial" w:cs="Arial"/>
+          <w:sz w:val="22"/>
+          <w:szCs w:val="22"/>
+        </w:rPr>
+        <w:t xml:space="preserve"> library </w:t>
       </w:r>
     </w:p>
     <w:p>
@@ -2023,7 +2233,47 @@
           <w:sz w:val="22"/>
           <w:szCs w:val="22"/>
         </w:rPr>
-        <w:t xml:space="preserve">Applied GradCAM and GradCAM++ to visualize decision-making regions </w:t>
+        <w:t xml:space="preserve">Applied </w:t>
+      </w:r>
+      <w:proofErr w:type="spellStart"/>
+      <w:r>
+        <w:rPr>
+          <w:rStyle w:val="fs14fw6"/>
+          <w:rFonts w:ascii="Arial" w:eastAsia="Arial" w:hAnsi="Arial" w:cs="Arial"/>
+          <w:sz w:val="22"/>
+          <w:szCs w:val="22"/>
+        </w:rPr>
+        <w:t>GradCAM</w:t>
+      </w:r>
+      <w:proofErr w:type="spellEnd"/>
+      <w:r>
+        <w:rPr>
+          <w:rStyle w:val="fs14fw6"/>
+          <w:rFonts w:ascii="Arial" w:eastAsia="Arial" w:hAnsi="Arial" w:cs="Arial"/>
+          <w:sz w:val="22"/>
+          <w:szCs w:val="22"/>
+        </w:rPr>
+        <w:t xml:space="preserve"> and </w:t>
+      </w:r>
+      <w:proofErr w:type="spellStart"/>
+      <w:r>
+        <w:rPr>
+          <w:rStyle w:val="fs14fw6"/>
+          <w:rFonts w:ascii="Arial" w:eastAsia="Arial" w:hAnsi="Arial" w:cs="Arial"/>
+          <w:sz w:val="22"/>
+          <w:szCs w:val="22"/>
+        </w:rPr>
+        <w:t>GradCAM</w:t>
+      </w:r>
+      <w:proofErr w:type="spellEnd"/>
+      <w:r>
+        <w:rPr>
+          <w:rStyle w:val="fs14fw6"/>
+          <w:rFonts w:ascii="Arial" w:eastAsia="Arial" w:hAnsi="Arial" w:cs="Arial"/>
+          <w:sz w:val="22"/>
+          <w:szCs w:val="22"/>
+        </w:rPr>
+        <w:t xml:space="preserve">++ to visualize decision-making regions </w:t>
       </w:r>
     </w:p>
     <w:p>
@@ -2252,29 +2502,75 @@
           <w:szCs w:val="22"/>
         </w:rPr>
       </w:pPr>
-      <w:r>
-        <w:rPr>
-          <w:rFonts w:ascii="Arial" w:eastAsia="Arial" w:hAnsi="Arial" w:cs="Arial"/>
-          <w:sz w:val="22"/>
-          <w:szCs w:val="22"/>
-        </w:rPr>
-        <w:t xml:space="preserve">Utilised four Machine Learning models </w:t>
-      </w:r>
-      <w:r>
-        <w:rPr>
-          <w:rFonts w:ascii="Arial" w:eastAsia="Arial" w:hAnsi="Arial" w:cs="Arial"/>
-          <w:sz w:val="22"/>
-          <w:szCs w:val="22"/>
-        </w:rPr>
-        <w:t xml:space="preserve">(LR, kNN, RF, SVM) </w:t>
-      </w:r>
-      <w:r>
-        <w:rPr>
-          <w:rFonts w:ascii="Arial" w:eastAsia="Arial" w:hAnsi="Arial" w:cs="Arial"/>
-          <w:sz w:val="22"/>
-          <w:szCs w:val="22"/>
-        </w:rPr>
-        <w:t>from sklearn library</w:t>
+      <w:proofErr w:type="spellStart"/>
+      <w:r>
+        <w:rPr>
+          <w:rFonts w:ascii="Arial" w:eastAsia="Arial" w:hAnsi="Arial" w:cs="Arial"/>
+          <w:sz w:val="22"/>
+          <w:szCs w:val="22"/>
+        </w:rPr>
+        <w:t>Utilised</w:t>
+      </w:r>
+      <w:proofErr w:type="spellEnd"/>
+      <w:r>
+        <w:rPr>
+          <w:rFonts w:ascii="Arial" w:eastAsia="Arial" w:hAnsi="Arial" w:cs="Arial"/>
+          <w:sz w:val="22"/>
+          <w:szCs w:val="22"/>
+        </w:rPr>
+        <w:t xml:space="preserve"> four Machine Learning models </w:t>
+      </w:r>
+      <w:r>
+        <w:rPr>
+          <w:rFonts w:ascii="Arial" w:eastAsia="Arial" w:hAnsi="Arial" w:cs="Arial"/>
+          <w:sz w:val="22"/>
+          <w:szCs w:val="22"/>
+        </w:rPr>
+        <w:t xml:space="preserve">(LR, </w:t>
+      </w:r>
+      <w:proofErr w:type="spellStart"/>
+      <w:r>
+        <w:rPr>
+          <w:rFonts w:ascii="Arial" w:eastAsia="Arial" w:hAnsi="Arial" w:cs="Arial"/>
+          <w:sz w:val="22"/>
+          <w:szCs w:val="22"/>
+        </w:rPr>
+        <w:t>kNN</w:t>
+      </w:r>
+      <w:proofErr w:type="spellEnd"/>
+      <w:r>
+        <w:rPr>
+          <w:rFonts w:ascii="Arial" w:eastAsia="Arial" w:hAnsi="Arial" w:cs="Arial"/>
+          <w:sz w:val="22"/>
+          <w:szCs w:val="22"/>
+        </w:rPr>
+        <w:t xml:space="preserve">, RF, SVM) </w:t>
+      </w:r>
+      <w:r>
+        <w:rPr>
+          <w:rFonts w:ascii="Arial" w:eastAsia="Arial" w:hAnsi="Arial" w:cs="Arial"/>
+          <w:sz w:val="22"/>
+          <w:szCs w:val="22"/>
+        </w:rPr>
+        <w:t xml:space="preserve">from </w:t>
+      </w:r>
+      <w:proofErr w:type="spellStart"/>
+      <w:r>
+        <w:rPr>
+          <w:rFonts w:ascii="Arial" w:eastAsia="Arial" w:hAnsi="Arial" w:cs="Arial"/>
+          <w:sz w:val="22"/>
+          <w:szCs w:val="22"/>
+        </w:rPr>
+        <w:t>sklearn</w:t>
+      </w:r>
+      <w:proofErr w:type="spellEnd"/>
+      <w:r>
+        <w:rPr>
+          <w:rFonts w:ascii="Arial" w:eastAsia="Arial" w:hAnsi="Arial" w:cs="Arial"/>
+          <w:sz w:val="22"/>
+          <w:szCs w:val="22"/>
+        </w:rPr>
+        <w:t xml:space="preserve"> library</w:t>
       </w:r>
     </w:p>
     <w:p>
@@ -2305,7 +2601,25 @@
           <w:sz w:val="22"/>
           <w:szCs w:val="22"/>
         </w:rPr>
-        <w:t xml:space="preserve"> benign and malignant tumours with </w:t>
+        <w:t xml:space="preserve"> benign and malignant </w:t>
+      </w:r>
+      <w:proofErr w:type="spellStart"/>
+      <w:r>
+        <w:rPr>
+          <w:rFonts w:ascii="Arial" w:eastAsia="Arial" w:hAnsi="Arial" w:cs="Arial"/>
+          <w:sz w:val="22"/>
+          <w:szCs w:val="22"/>
+        </w:rPr>
+        <w:t>tumours</w:t>
+      </w:r>
+      <w:proofErr w:type="spellEnd"/>
+      <w:r>
+        <w:rPr>
+          <w:rFonts w:ascii="Arial" w:eastAsia="Arial" w:hAnsi="Arial" w:cs="Arial"/>
+          <w:sz w:val="22"/>
+          <w:szCs w:val="22"/>
+        </w:rPr>
+        <w:t xml:space="preserve"> with </w:t>
       </w:r>
       <w:r>
         <w:rPr>
@@ -2352,6 +2666,7 @@
         </w:rPr>
         <w:t xml:space="preserve">Orbital: </w:t>
       </w:r>
+      <w:proofErr w:type="spellStart"/>
       <w:r>
         <w:rPr>
           <w:rStyle w:val="fs14fw6"/>
@@ -2385,6 +2700,7 @@
         </w:rPr>
         <w:t>queSt</w:t>
       </w:r>
+      <w:proofErr w:type="spellEnd"/>
       <w:r>
         <w:rPr>
           <w:rStyle w:val="fs14fw6"/>
@@ -2708,7 +3024,43 @@
           <w:sz w:val="22"/>
           <w:szCs w:val="22"/>
         </w:rPr>
-        <w:t>where each enemy type has unique implementations of movesets, behaviours and patterns</w:t>
+        <w:t xml:space="preserve">where each enemy type has unique implementations of </w:t>
+      </w:r>
+      <w:proofErr w:type="spellStart"/>
+      <w:r>
+        <w:rPr>
+          <w:rFonts w:ascii="Arial" w:eastAsia="Arial" w:hAnsi="Arial" w:cs="Arial"/>
+          <w:sz w:val="22"/>
+          <w:szCs w:val="22"/>
+        </w:rPr>
+        <w:t>movesets</w:t>
+      </w:r>
+      <w:proofErr w:type="spellEnd"/>
+      <w:r>
+        <w:rPr>
+          <w:rFonts w:ascii="Arial" w:eastAsia="Arial" w:hAnsi="Arial" w:cs="Arial"/>
+          <w:sz w:val="22"/>
+          <w:szCs w:val="22"/>
+        </w:rPr>
+        <w:t xml:space="preserve">, </w:t>
+      </w:r>
+      <w:proofErr w:type="spellStart"/>
+      <w:r>
+        <w:rPr>
+          <w:rFonts w:ascii="Arial" w:eastAsia="Arial" w:hAnsi="Arial" w:cs="Arial"/>
+          <w:sz w:val="22"/>
+          <w:szCs w:val="22"/>
+        </w:rPr>
+        <w:t>behaviours</w:t>
+      </w:r>
+      <w:proofErr w:type="spellEnd"/>
+      <w:r>
+        <w:rPr>
+          <w:rFonts w:ascii="Arial" w:eastAsia="Arial" w:hAnsi="Arial" w:cs="Arial"/>
+          <w:sz w:val="22"/>
+          <w:szCs w:val="22"/>
+        </w:rPr>
+        <w:t xml:space="preserve"> and patterns</w:t>
       </w:r>
     </w:p>
     <w:p>
@@ -3035,7 +3387,27 @@
           <w:sz w:val="22"/>
           <w:szCs w:val="22"/>
         </w:rPr>
-        <w:t>Volunteered with five others in assisting administrative matters for Daedo Poomsae</w:t>
+        <w:t xml:space="preserve">Volunteered with five others in assisting administrative matters for </w:t>
+      </w:r>
+      <w:proofErr w:type="spellStart"/>
+      <w:r>
+        <w:rPr>
+          <w:rStyle w:val="fs14fw6"/>
+          <w:rFonts w:ascii="Arial" w:eastAsia="Arial" w:hAnsi="Arial" w:cs="Arial"/>
+          <w:sz w:val="22"/>
+          <w:szCs w:val="22"/>
+        </w:rPr>
+        <w:t>Daedo</w:t>
+      </w:r>
+      <w:proofErr w:type="spellEnd"/>
+      <w:r>
+        <w:rPr>
+          <w:rStyle w:val="fs14fw6"/>
+          <w:rFonts w:ascii="Arial" w:eastAsia="Arial" w:hAnsi="Arial" w:cs="Arial"/>
+          <w:sz w:val="22"/>
+          <w:szCs w:val="22"/>
+        </w:rPr>
+        <w:t xml:space="preserve"> Poomsae</w:t>
       </w:r>
       <w:r>
         <w:rPr>
@@ -3294,7 +3666,27 @@
           <w:sz w:val="22"/>
           <w:szCs w:val="22"/>
         </w:rPr>
-        <w:t xml:space="preserve">Achieved a Bronze Medal during the JPJC Inter-House Games for Brawlhalla in 2018 </w:t>
+        <w:t xml:space="preserve">Achieved a Bronze Medal during the JPJC Inter-House Games for </w:t>
+      </w:r>
+      <w:proofErr w:type="spellStart"/>
+      <w:r>
+        <w:rPr>
+          <w:rStyle w:val="fs14fw6"/>
+          <w:rFonts w:ascii="Arial" w:eastAsia="Arial" w:hAnsi="Arial" w:cs="Arial"/>
+          <w:sz w:val="22"/>
+          <w:szCs w:val="22"/>
+        </w:rPr>
+        <w:t>Brawlhalla</w:t>
+      </w:r>
+      <w:proofErr w:type="spellEnd"/>
+      <w:r>
+        <w:rPr>
+          <w:rStyle w:val="fs14fw6"/>
+          <w:rFonts w:ascii="Arial" w:eastAsia="Arial" w:hAnsi="Arial" w:cs="Arial"/>
+          <w:sz w:val="22"/>
+          <w:szCs w:val="22"/>
+        </w:rPr>
+        <w:t xml:space="preserve"> in 2018 </w:t>
       </w:r>
     </w:p>
     <w:p>

--- a/pdf/resume.docx
+++ b/pdf/resume.docx
@@ -175,7 +175,6 @@
           <w:szCs w:val="22"/>
         </w:rPr>
       </w:pPr>
-      <w:proofErr w:type="spellStart"/>
       <w:r>
         <w:rPr>
           <w:rStyle w:val="emailundefined"/>
@@ -184,18 +183,7 @@
           <w:sz w:val="22"/>
           <w:szCs w:val="22"/>
         </w:rPr>
-        <w:t>Github</w:t>
-      </w:r>
-      <w:proofErr w:type="spellEnd"/>
-      <w:r>
-        <w:rPr>
-          <w:rStyle w:val="emailundefined"/>
-          <w:rFonts w:ascii="Arial" w:eastAsia="Arial" w:hAnsi="Arial" w:cs="Arial"/>
-          <w:color w:val="000000"/>
-          <w:sz w:val="22"/>
-          <w:szCs w:val="22"/>
-        </w:rPr>
-        <w:t xml:space="preserve">: </w:t>
+        <w:t xml:space="preserve">Github: </w:t>
       </w:r>
       <w:hyperlink r:id="rId7" w:history="1">
         <w:r>
@@ -606,18 +594,8 @@
           <w:sz w:val="22"/>
           <w:szCs w:val="22"/>
         </w:rPr>
-        <w:t xml:space="preserve">, </w:t>
-      </w:r>
-      <w:proofErr w:type="spellStart"/>
-      <w:r>
-        <w:rPr>
-          <w:rFonts w:ascii="Arial" w:eastAsia="Arial" w:hAnsi="Arial" w:cs="Arial"/>
-          <w:sz w:val="22"/>
-          <w:szCs w:val="22"/>
-        </w:rPr>
-        <w:t>VSCode</w:t>
-      </w:r>
-      <w:proofErr w:type="spellEnd"/>
+        <w:t>, VSCode</w:t>
+      </w:r>
       <w:r>
         <w:rPr>
           <w:rFonts w:ascii="Arial" w:eastAsia="Arial" w:hAnsi="Arial" w:cs="Arial"/>
@@ -752,7 +730,7 @@
           <w:sz w:val="22"/>
           <w:szCs w:val="22"/>
         </w:rPr>
-        <w:t>AI/ML Engineering</w:t>
+        <w:t>AI Engineer</w:t>
       </w:r>
       <w:r>
         <w:rPr>
@@ -776,7 +754,6 @@
         </w:rPr>
         <w:t xml:space="preserve">, </w:t>
       </w:r>
-      <w:proofErr w:type="spellStart"/>
       <w:r>
         <w:rPr>
           <w:rStyle w:val="fs14fw6"/>
@@ -788,7 +765,6 @@
         </w:rPr>
         <w:t>Synapxe</w:t>
       </w:r>
-      <w:proofErr w:type="spellEnd"/>
       <w:r>
         <w:rPr>
           <w:rStyle w:val="fs14fw6undefinedtdn"/>
@@ -854,6 +830,17 @@
           <w:szCs w:val="12"/>
         </w:rPr>
         <w:t xml:space="preserve"> </w:t>
+      </w:r>
+      <w:r>
+        <w:rPr>
+          <w:rStyle w:val="fs14fw6"/>
+          <w:rFonts w:ascii="Arial" w:eastAsia="Arial" w:hAnsi="Arial" w:cs="Arial"/>
+          <w:b/>
+          <w:bCs/>
+          <w:sz w:val="12"/>
+          <w:szCs w:val="12"/>
+        </w:rPr>
+        <w:t xml:space="preserve">                      </w:t>
       </w:r>
       <w:r>
         <w:rPr>
@@ -889,47 +876,7 @@
           <w:sz w:val="22"/>
           <w:szCs w:val="22"/>
         </w:rPr>
-        <w:t xml:space="preserve">Built a Python based UDAD tool that classifies </w:t>
-      </w:r>
-      <w:proofErr w:type="spellStart"/>
-      <w:r>
-        <w:rPr>
-          <w:rStyle w:val="fs14fw6"/>
-          <w:rFonts w:ascii="Arial" w:eastAsia="Arial" w:hAnsi="Arial" w:cs="Arial"/>
-          <w:sz w:val="22"/>
-          <w:szCs w:val="22"/>
-        </w:rPr>
-        <w:t>authorised</w:t>
-      </w:r>
-      <w:proofErr w:type="spellEnd"/>
-      <w:r>
-        <w:rPr>
-          <w:rStyle w:val="fs14fw6"/>
-          <w:rFonts w:ascii="Arial" w:eastAsia="Arial" w:hAnsi="Arial" w:cs="Arial"/>
-          <w:sz w:val="22"/>
-          <w:szCs w:val="22"/>
-        </w:rPr>
-        <w:t xml:space="preserve"> and </w:t>
-      </w:r>
-      <w:proofErr w:type="spellStart"/>
-      <w:r>
-        <w:rPr>
-          <w:rStyle w:val="fs14fw6"/>
-          <w:rFonts w:ascii="Arial" w:eastAsia="Arial" w:hAnsi="Arial" w:cs="Arial"/>
-          <w:sz w:val="22"/>
-          <w:szCs w:val="22"/>
-        </w:rPr>
-        <w:t>unauthorised</w:t>
-      </w:r>
-      <w:proofErr w:type="spellEnd"/>
-      <w:r>
-        <w:rPr>
-          <w:rStyle w:val="fs14fw6"/>
-          <w:rFonts w:ascii="Arial" w:eastAsia="Arial" w:hAnsi="Arial" w:cs="Arial"/>
-          <w:sz w:val="22"/>
-          <w:szCs w:val="22"/>
-        </w:rPr>
-        <w:t xml:space="preserve"> access using either </w:t>
+        <w:t xml:space="preserve">Built a Python based UDAD tool that classifies authorised and unauthorised access using either </w:t>
       </w:r>
       <w:r>
         <w:rPr>
@@ -1008,27 +955,7 @@
           <w:sz w:val="22"/>
           <w:szCs w:val="22"/>
         </w:rPr>
-        <w:t xml:space="preserve">Deployed </w:t>
-      </w:r>
-      <w:proofErr w:type="spellStart"/>
-      <w:r>
-        <w:rPr>
-          <w:rStyle w:val="fs14fw6"/>
-          <w:rFonts w:ascii="Arial" w:eastAsia="Arial" w:hAnsi="Arial" w:cs="Arial"/>
-          <w:sz w:val="22"/>
-          <w:szCs w:val="22"/>
-        </w:rPr>
-        <w:t>LightRAG</w:t>
-      </w:r>
-      <w:proofErr w:type="spellEnd"/>
-      <w:r>
-        <w:rPr>
-          <w:rStyle w:val="fs14fw6"/>
-          <w:rFonts w:ascii="Arial" w:eastAsia="Arial" w:hAnsi="Arial" w:cs="Arial"/>
-          <w:sz w:val="22"/>
-          <w:szCs w:val="22"/>
-        </w:rPr>
-        <w:t xml:space="preserve"> on Azure App Service </w:t>
+        <w:t xml:space="preserve">Deployed LightRAG on Azure App Service </w:t>
       </w:r>
       <w:r>
         <w:rPr>
@@ -1039,25 +966,14 @@
         </w:rPr>
         <w:t xml:space="preserve">by resolving </w:t>
       </w:r>
-      <w:proofErr w:type="spellStart"/>
-      <w:r>
-        <w:rPr>
-          <w:rStyle w:val="fs14fw6"/>
-          <w:rFonts w:ascii="Arial" w:eastAsia="Arial" w:hAnsi="Arial" w:cs="Arial"/>
-          <w:sz w:val="22"/>
-          <w:szCs w:val="22"/>
-        </w:rPr>
-        <w:t>linux</w:t>
-      </w:r>
-      <w:proofErr w:type="spellEnd"/>
-      <w:r>
-        <w:rPr>
-          <w:rStyle w:val="fs14fw6"/>
-          <w:rFonts w:ascii="Arial" w:eastAsia="Arial" w:hAnsi="Arial" w:cs="Arial"/>
-          <w:sz w:val="22"/>
-          <w:szCs w:val="22"/>
-        </w:rPr>
-        <w:t xml:space="preserve"> wheel</w:t>
+      <w:r>
+        <w:rPr>
+          <w:rStyle w:val="fs14fw6"/>
+          <w:rFonts w:ascii="Arial" w:eastAsia="Arial" w:hAnsi="Arial" w:cs="Arial"/>
+          <w:sz w:val="22"/>
+          <w:szCs w:val="22"/>
+        </w:rPr>
+        <w:t>linux wheel</w:t>
       </w:r>
       <w:r>
         <w:rPr>
@@ -1156,25 +1072,14 @@
           <w:szCs w:val="22"/>
         </w:rPr>
       </w:pPr>
-      <w:proofErr w:type="spellStart"/>
-      <w:r>
-        <w:rPr>
-          <w:rStyle w:val="fs14fw6"/>
-          <w:rFonts w:ascii="Arial" w:eastAsia="Arial" w:hAnsi="Arial" w:cs="Arial"/>
-          <w:sz w:val="22"/>
-          <w:szCs w:val="22"/>
-        </w:rPr>
-        <w:t>Optimised</w:t>
-      </w:r>
-      <w:proofErr w:type="spellEnd"/>
-      <w:r>
-        <w:rPr>
-          <w:rStyle w:val="fs14fw6"/>
-          <w:rFonts w:ascii="Arial" w:eastAsia="Arial" w:hAnsi="Arial" w:cs="Arial"/>
-          <w:sz w:val="22"/>
-          <w:szCs w:val="22"/>
-        </w:rPr>
-        <w:t xml:space="preserve"> the AI2D feature building pipeline by integrating Polars, cutting loading time from around 282 seconds to 22 seconds on a desktop and from around 443 seconds to 78 seconds on a laptop, </w:t>
+      <w:r>
+        <w:rPr>
+          <w:rStyle w:val="fs14fw6"/>
+          <w:rFonts w:ascii="Arial" w:eastAsia="Arial" w:hAnsi="Arial" w:cs="Arial"/>
+          <w:sz w:val="22"/>
+          <w:szCs w:val="22"/>
+        </w:rPr>
+        <w:t xml:space="preserve">Optimised the AI2D feature building pipeline by integrating Polars, cutting loading time from around 282 seconds to 22 seconds on a desktop and from around 443 seconds to 78 seconds on a laptop, </w:t>
       </w:r>
       <w:r>
         <w:rPr>
@@ -1253,27 +1158,7 @@
           <w:sz w:val="22"/>
           <w:szCs w:val="22"/>
         </w:rPr>
-        <w:t xml:space="preserve">Explored DLP use cases by evaluating local LLMs such as </w:t>
-      </w:r>
-      <w:proofErr w:type="spellStart"/>
-      <w:r>
-        <w:rPr>
-          <w:rStyle w:val="fs14fw6"/>
-          <w:rFonts w:ascii="Arial" w:eastAsia="Arial" w:hAnsi="Arial" w:cs="Arial"/>
-          <w:sz w:val="22"/>
-          <w:szCs w:val="22"/>
-        </w:rPr>
-        <w:t>Ollama</w:t>
-      </w:r>
-      <w:proofErr w:type="spellEnd"/>
-      <w:r>
-        <w:rPr>
-          <w:rStyle w:val="fs14fw6"/>
-          <w:rFonts w:ascii="Arial" w:eastAsia="Arial" w:hAnsi="Arial" w:cs="Arial"/>
-          <w:sz w:val="22"/>
-          <w:szCs w:val="22"/>
-        </w:rPr>
-        <w:t xml:space="preserve"> models for PII detection on strings </w:t>
+        <w:t xml:space="preserve">Explored DLP use cases by evaluating local LLMs such as Ollama models for PII detection on strings </w:t>
       </w:r>
       <w:r>
         <w:rPr>
@@ -2150,65 +2035,14 @@
           <w:szCs w:val="22"/>
         </w:rPr>
       </w:pPr>
-      <w:proofErr w:type="spellStart"/>
-      <w:r>
-        <w:rPr>
-          <w:rStyle w:val="fs14fw6"/>
-          <w:rFonts w:ascii="Arial" w:eastAsia="Arial" w:hAnsi="Arial" w:cs="Arial"/>
-          <w:sz w:val="22"/>
-          <w:szCs w:val="22"/>
-        </w:rPr>
-        <w:t>Utilised</w:t>
-      </w:r>
-      <w:proofErr w:type="spellEnd"/>
-      <w:r>
-        <w:rPr>
-          <w:rStyle w:val="fs14fw6"/>
-          <w:rFonts w:ascii="Arial" w:eastAsia="Arial" w:hAnsi="Arial" w:cs="Arial"/>
-          <w:sz w:val="22"/>
-          <w:szCs w:val="22"/>
-        </w:rPr>
-        <w:t xml:space="preserve"> three CNN models (</w:t>
-      </w:r>
-      <w:proofErr w:type="spellStart"/>
-      <w:r>
-        <w:rPr>
-          <w:rStyle w:val="fs14fw6"/>
-          <w:rFonts w:ascii="Arial" w:eastAsia="Arial" w:hAnsi="Arial" w:cs="Arial"/>
-          <w:sz w:val="22"/>
-          <w:szCs w:val="22"/>
-        </w:rPr>
-        <w:t>ConvNet</w:t>
-      </w:r>
-      <w:proofErr w:type="spellEnd"/>
-      <w:r>
-        <w:rPr>
-          <w:rStyle w:val="fs14fw6"/>
-          <w:rFonts w:ascii="Arial" w:eastAsia="Arial" w:hAnsi="Arial" w:cs="Arial"/>
-          <w:sz w:val="22"/>
-          <w:szCs w:val="22"/>
-        </w:rPr>
-        <w:t xml:space="preserve">, ResNet18, DenseNet121) from </w:t>
-      </w:r>
-      <w:proofErr w:type="spellStart"/>
-      <w:r>
-        <w:rPr>
-          <w:rStyle w:val="fs14fw6"/>
-          <w:rFonts w:ascii="Arial" w:eastAsia="Arial" w:hAnsi="Arial" w:cs="Arial"/>
-          <w:sz w:val="22"/>
-          <w:szCs w:val="22"/>
-        </w:rPr>
-        <w:t>PyTorch</w:t>
-      </w:r>
-      <w:proofErr w:type="spellEnd"/>
-      <w:r>
-        <w:rPr>
-          <w:rStyle w:val="fs14fw6"/>
-          <w:rFonts w:ascii="Arial" w:eastAsia="Arial" w:hAnsi="Arial" w:cs="Arial"/>
-          <w:sz w:val="22"/>
-          <w:szCs w:val="22"/>
-        </w:rPr>
-        <w:t xml:space="preserve"> library </w:t>
+      <w:r>
+        <w:rPr>
+          <w:rStyle w:val="fs14fw6"/>
+          <w:rFonts w:ascii="Arial" w:eastAsia="Arial" w:hAnsi="Arial" w:cs="Arial"/>
+          <w:sz w:val="22"/>
+          <w:szCs w:val="22"/>
+        </w:rPr>
+        <w:t xml:space="preserve">Utilised three CNN models (ConvNet, ResNet18, DenseNet121) from PyTorch library </w:t>
       </w:r>
     </w:p>
     <w:p>
@@ -2233,47 +2067,7 @@
           <w:sz w:val="22"/>
           <w:szCs w:val="22"/>
         </w:rPr>
-        <w:t xml:space="preserve">Applied </w:t>
-      </w:r>
-      <w:proofErr w:type="spellStart"/>
-      <w:r>
-        <w:rPr>
-          <w:rStyle w:val="fs14fw6"/>
-          <w:rFonts w:ascii="Arial" w:eastAsia="Arial" w:hAnsi="Arial" w:cs="Arial"/>
-          <w:sz w:val="22"/>
-          <w:szCs w:val="22"/>
-        </w:rPr>
-        <w:t>GradCAM</w:t>
-      </w:r>
-      <w:proofErr w:type="spellEnd"/>
-      <w:r>
-        <w:rPr>
-          <w:rStyle w:val="fs14fw6"/>
-          <w:rFonts w:ascii="Arial" w:eastAsia="Arial" w:hAnsi="Arial" w:cs="Arial"/>
-          <w:sz w:val="22"/>
-          <w:szCs w:val="22"/>
-        </w:rPr>
-        <w:t xml:space="preserve"> and </w:t>
-      </w:r>
-      <w:proofErr w:type="spellStart"/>
-      <w:r>
-        <w:rPr>
-          <w:rStyle w:val="fs14fw6"/>
-          <w:rFonts w:ascii="Arial" w:eastAsia="Arial" w:hAnsi="Arial" w:cs="Arial"/>
-          <w:sz w:val="22"/>
-          <w:szCs w:val="22"/>
-        </w:rPr>
-        <w:t>GradCAM</w:t>
-      </w:r>
-      <w:proofErr w:type="spellEnd"/>
-      <w:r>
-        <w:rPr>
-          <w:rStyle w:val="fs14fw6"/>
-          <w:rFonts w:ascii="Arial" w:eastAsia="Arial" w:hAnsi="Arial" w:cs="Arial"/>
-          <w:sz w:val="22"/>
-          <w:szCs w:val="22"/>
-        </w:rPr>
-        <w:t xml:space="preserve">++ to visualize decision-making regions </w:t>
+        <w:t xml:space="preserve">Applied GradCAM and GradCAM++ to visualize decision-making regions </w:t>
       </w:r>
     </w:p>
     <w:p>
@@ -2502,75 +2296,29 @@
           <w:szCs w:val="22"/>
         </w:rPr>
       </w:pPr>
-      <w:proofErr w:type="spellStart"/>
-      <w:r>
-        <w:rPr>
-          <w:rFonts w:ascii="Arial" w:eastAsia="Arial" w:hAnsi="Arial" w:cs="Arial"/>
-          <w:sz w:val="22"/>
-          <w:szCs w:val="22"/>
-        </w:rPr>
-        <w:t>Utilised</w:t>
-      </w:r>
-      <w:proofErr w:type="spellEnd"/>
-      <w:r>
-        <w:rPr>
-          <w:rFonts w:ascii="Arial" w:eastAsia="Arial" w:hAnsi="Arial" w:cs="Arial"/>
-          <w:sz w:val="22"/>
-          <w:szCs w:val="22"/>
-        </w:rPr>
-        <w:t xml:space="preserve"> four Machine Learning models </w:t>
-      </w:r>
-      <w:r>
-        <w:rPr>
-          <w:rFonts w:ascii="Arial" w:eastAsia="Arial" w:hAnsi="Arial" w:cs="Arial"/>
-          <w:sz w:val="22"/>
-          <w:szCs w:val="22"/>
-        </w:rPr>
-        <w:t xml:space="preserve">(LR, </w:t>
-      </w:r>
-      <w:proofErr w:type="spellStart"/>
-      <w:r>
-        <w:rPr>
-          <w:rFonts w:ascii="Arial" w:eastAsia="Arial" w:hAnsi="Arial" w:cs="Arial"/>
-          <w:sz w:val="22"/>
-          <w:szCs w:val="22"/>
-        </w:rPr>
-        <w:t>kNN</w:t>
-      </w:r>
-      <w:proofErr w:type="spellEnd"/>
-      <w:r>
-        <w:rPr>
-          <w:rFonts w:ascii="Arial" w:eastAsia="Arial" w:hAnsi="Arial" w:cs="Arial"/>
-          <w:sz w:val="22"/>
-          <w:szCs w:val="22"/>
-        </w:rPr>
-        <w:t xml:space="preserve">, RF, SVM) </w:t>
-      </w:r>
-      <w:r>
-        <w:rPr>
-          <w:rFonts w:ascii="Arial" w:eastAsia="Arial" w:hAnsi="Arial" w:cs="Arial"/>
-          <w:sz w:val="22"/>
-          <w:szCs w:val="22"/>
-        </w:rPr>
-        <w:t xml:space="preserve">from </w:t>
-      </w:r>
-      <w:proofErr w:type="spellStart"/>
-      <w:r>
-        <w:rPr>
-          <w:rFonts w:ascii="Arial" w:eastAsia="Arial" w:hAnsi="Arial" w:cs="Arial"/>
-          <w:sz w:val="22"/>
-          <w:szCs w:val="22"/>
-        </w:rPr>
-        <w:t>sklearn</w:t>
-      </w:r>
-      <w:proofErr w:type="spellEnd"/>
-      <w:r>
-        <w:rPr>
-          <w:rFonts w:ascii="Arial" w:eastAsia="Arial" w:hAnsi="Arial" w:cs="Arial"/>
-          <w:sz w:val="22"/>
-          <w:szCs w:val="22"/>
-        </w:rPr>
-        <w:t xml:space="preserve"> library</w:t>
+      <w:r>
+        <w:rPr>
+          <w:rFonts w:ascii="Arial" w:eastAsia="Arial" w:hAnsi="Arial" w:cs="Arial"/>
+          <w:sz w:val="22"/>
+          <w:szCs w:val="22"/>
+        </w:rPr>
+        <w:t xml:space="preserve">Utilised four Machine Learning models </w:t>
+      </w:r>
+      <w:r>
+        <w:rPr>
+          <w:rFonts w:ascii="Arial" w:eastAsia="Arial" w:hAnsi="Arial" w:cs="Arial"/>
+          <w:sz w:val="22"/>
+          <w:szCs w:val="22"/>
+        </w:rPr>
+        <w:t xml:space="preserve">(LR, kNN, RF, SVM) </w:t>
+      </w:r>
+      <w:r>
+        <w:rPr>
+          <w:rFonts w:ascii="Arial" w:eastAsia="Arial" w:hAnsi="Arial" w:cs="Arial"/>
+          <w:sz w:val="22"/>
+          <w:szCs w:val="22"/>
+        </w:rPr>
+        <w:t>from sklearn library</w:t>
       </w:r>
     </w:p>
     <w:p>
@@ -2601,25 +2349,7 @@
           <w:sz w:val="22"/>
           <w:szCs w:val="22"/>
         </w:rPr>
-        <w:t xml:space="preserve"> benign and malignant </w:t>
-      </w:r>
-      <w:proofErr w:type="spellStart"/>
-      <w:r>
-        <w:rPr>
-          <w:rFonts w:ascii="Arial" w:eastAsia="Arial" w:hAnsi="Arial" w:cs="Arial"/>
-          <w:sz w:val="22"/>
-          <w:szCs w:val="22"/>
-        </w:rPr>
-        <w:t>tumours</w:t>
-      </w:r>
-      <w:proofErr w:type="spellEnd"/>
-      <w:r>
-        <w:rPr>
-          <w:rFonts w:ascii="Arial" w:eastAsia="Arial" w:hAnsi="Arial" w:cs="Arial"/>
-          <w:sz w:val="22"/>
-          <w:szCs w:val="22"/>
-        </w:rPr>
-        <w:t xml:space="preserve"> with </w:t>
+        <w:t xml:space="preserve"> benign and malignant tumours with </w:t>
       </w:r>
       <w:r>
         <w:rPr>
@@ -2666,7 +2396,6 @@
         </w:rPr>
         <w:t xml:space="preserve">Orbital: </w:t>
       </w:r>
-      <w:proofErr w:type="spellStart"/>
       <w:r>
         <w:rPr>
           <w:rStyle w:val="fs14fw6"/>
@@ -2700,7 +2429,6 @@
         </w:rPr>
         <w:t>queSt</w:t>
       </w:r>
-      <w:proofErr w:type="spellEnd"/>
       <w:r>
         <w:rPr>
           <w:rStyle w:val="fs14fw6"/>
@@ -3024,43 +2752,7 @@
           <w:sz w:val="22"/>
           <w:szCs w:val="22"/>
         </w:rPr>
-        <w:t xml:space="preserve">where each enemy type has unique implementations of </w:t>
-      </w:r>
-      <w:proofErr w:type="spellStart"/>
-      <w:r>
-        <w:rPr>
-          <w:rFonts w:ascii="Arial" w:eastAsia="Arial" w:hAnsi="Arial" w:cs="Arial"/>
-          <w:sz w:val="22"/>
-          <w:szCs w:val="22"/>
-        </w:rPr>
-        <w:t>movesets</w:t>
-      </w:r>
-      <w:proofErr w:type="spellEnd"/>
-      <w:r>
-        <w:rPr>
-          <w:rFonts w:ascii="Arial" w:eastAsia="Arial" w:hAnsi="Arial" w:cs="Arial"/>
-          <w:sz w:val="22"/>
-          <w:szCs w:val="22"/>
-        </w:rPr>
-        <w:t xml:space="preserve">, </w:t>
-      </w:r>
-      <w:proofErr w:type="spellStart"/>
-      <w:r>
-        <w:rPr>
-          <w:rFonts w:ascii="Arial" w:eastAsia="Arial" w:hAnsi="Arial" w:cs="Arial"/>
-          <w:sz w:val="22"/>
-          <w:szCs w:val="22"/>
-        </w:rPr>
-        <w:t>behaviours</w:t>
-      </w:r>
-      <w:proofErr w:type="spellEnd"/>
-      <w:r>
-        <w:rPr>
-          <w:rFonts w:ascii="Arial" w:eastAsia="Arial" w:hAnsi="Arial" w:cs="Arial"/>
-          <w:sz w:val="22"/>
-          <w:szCs w:val="22"/>
-        </w:rPr>
-        <w:t xml:space="preserve"> and patterns</w:t>
+        <w:t>where each enemy type has unique implementations of movesets, behaviours and patterns</w:t>
       </w:r>
     </w:p>
     <w:p>
@@ -3387,27 +3079,7 @@
           <w:sz w:val="22"/>
           <w:szCs w:val="22"/>
         </w:rPr>
-        <w:t xml:space="preserve">Volunteered with five others in assisting administrative matters for </w:t>
-      </w:r>
-      <w:proofErr w:type="spellStart"/>
-      <w:r>
-        <w:rPr>
-          <w:rStyle w:val="fs14fw6"/>
-          <w:rFonts w:ascii="Arial" w:eastAsia="Arial" w:hAnsi="Arial" w:cs="Arial"/>
-          <w:sz w:val="22"/>
-          <w:szCs w:val="22"/>
-        </w:rPr>
-        <w:t>Daedo</w:t>
-      </w:r>
-      <w:proofErr w:type="spellEnd"/>
-      <w:r>
-        <w:rPr>
-          <w:rStyle w:val="fs14fw6"/>
-          <w:rFonts w:ascii="Arial" w:eastAsia="Arial" w:hAnsi="Arial" w:cs="Arial"/>
-          <w:sz w:val="22"/>
-          <w:szCs w:val="22"/>
-        </w:rPr>
-        <w:t xml:space="preserve"> Poomsae</w:t>
+        <w:t>Volunteered with five others in assisting administrative matters for Daedo Poomsae</w:t>
       </w:r>
       <w:r>
         <w:rPr>
@@ -3666,27 +3338,7 @@
           <w:sz w:val="22"/>
           <w:szCs w:val="22"/>
         </w:rPr>
-        <w:t xml:space="preserve">Achieved a Bronze Medal during the JPJC Inter-House Games for </w:t>
-      </w:r>
-      <w:proofErr w:type="spellStart"/>
-      <w:r>
-        <w:rPr>
-          <w:rStyle w:val="fs14fw6"/>
-          <w:rFonts w:ascii="Arial" w:eastAsia="Arial" w:hAnsi="Arial" w:cs="Arial"/>
-          <w:sz w:val="22"/>
-          <w:szCs w:val="22"/>
-        </w:rPr>
-        <w:t>Brawlhalla</w:t>
-      </w:r>
-      <w:proofErr w:type="spellEnd"/>
-      <w:r>
-        <w:rPr>
-          <w:rStyle w:val="fs14fw6"/>
-          <w:rFonts w:ascii="Arial" w:eastAsia="Arial" w:hAnsi="Arial" w:cs="Arial"/>
-          <w:sz w:val="22"/>
-          <w:szCs w:val="22"/>
-        </w:rPr>
-        <w:t xml:space="preserve"> in 2018 </w:t>
+        <w:t xml:space="preserve">Achieved a Bronze Medal during the JPJC Inter-House Games for Brawlhalla in 2018 </w:t>
       </w:r>
     </w:p>
     <w:p>

--- a/pdf/resume.docx
+++ b/pdf/resume.docx
@@ -175,6 +175,7 @@
           <w:szCs w:val="22"/>
         </w:rPr>
       </w:pPr>
+      <w:proofErr w:type="spellStart"/>
       <w:r>
         <w:rPr>
           <w:rStyle w:val="emailundefined"/>
@@ -183,7 +184,18 @@
           <w:sz w:val="22"/>
           <w:szCs w:val="22"/>
         </w:rPr>
-        <w:t xml:space="preserve">Github: </w:t>
+        <w:t>Github</w:t>
+      </w:r>
+      <w:proofErr w:type="spellEnd"/>
+      <w:r>
+        <w:rPr>
+          <w:rStyle w:val="emailundefined"/>
+          <w:rFonts w:ascii="Arial" w:eastAsia="Arial" w:hAnsi="Arial" w:cs="Arial"/>
+          <w:color w:val="000000"/>
+          <w:sz w:val="22"/>
+          <w:szCs w:val="22"/>
+        </w:rPr>
+        <w:t xml:space="preserve">: </w:t>
       </w:r>
       <w:hyperlink r:id="rId7" w:history="1">
         <w:r>
@@ -335,7 +347,51 @@
           <w:sz w:val="22"/>
           <w:szCs w:val="22"/>
         </w:rPr>
-        <w:t xml:space="preserve">         Aug 2022 - Present</w:t>
+        <w:t xml:space="preserve">     </w:t>
+      </w:r>
+      <w:r>
+        <w:rPr>
+          <w:rStyle w:val="fs14fw6"/>
+          <w:rFonts w:ascii="Arial" w:eastAsia="Arial" w:hAnsi="Arial" w:cs="Arial"/>
+          <w:b/>
+          <w:bCs/>
+          <w:sz w:val="22"/>
+          <w:szCs w:val="22"/>
+        </w:rPr>
+        <w:t xml:space="preserve"> </w:t>
+      </w:r>
+      <w:r>
+        <w:rPr>
+          <w:rStyle w:val="fs14fw6"/>
+          <w:rFonts w:ascii="Arial" w:eastAsia="Arial" w:hAnsi="Arial" w:cs="Arial"/>
+          <w:b/>
+          <w:bCs/>
+          <w:sz w:val="22"/>
+          <w:szCs w:val="22"/>
+        </w:rPr>
+        <w:t>Aug 2022</w:t>
+      </w:r>
+      <w:r>
+        <w:rPr>
+          <w:rStyle w:val="fs14fw6"/>
+          <w:rFonts w:ascii="Arial" w:eastAsia="Arial" w:hAnsi="Arial" w:cs="Arial"/>
+          <w:b/>
+          <w:bCs/>
+          <w:sz w:val="22"/>
+          <w:szCs w:val="22"/>
+        </w:rPr>
+        <w:t xml:space="preserve"> – </w:t>
+      </w:r>
+      <w:r>
+        <w:rPr>
+          <w:rStyle w:val="fs14fw6"/>
+          <w:rFonts w:ascii="Arial" w:eastAsia="Arial" w:hAnsi="Arial" w:cs="Arial"/>
+          <w:b/>
+          <w:bCs/>
+          <w:sz w:val="22"/>
+          <w:szCs w:val="22"/>
+        </w:rPr>
+        <w:t>Jun 2026</w:t>
       </w:r>
     </w:p>
     <w:p>
@@ -459,7 +515,7 @@
           <w:sz w:val="22"/>
           <w:szCs w:val="22"/>
         </w:rPr>
-        <w:t>0</w:t>
+        <w:t>1</w:t>
       </w:r>
       <w:r>
         <w:rPr>
@@ -594,8 +650,18 @@
           <w:sz w:val="22"/>
           <w:szCs w:val="22"/>
         </w:rPr>
-        <w:t>, VSCode</w:t>
-      </w:r>
+        <w:t xml:space="preserve">, </w:t>
+      </w:r>
+      <w:proofErr w:type="spellStart"/>
+      <w:r>
+        <w:rPr>
+          <w:rFonts w:ascii="Arial" w:eastAsia="Arial" w:hAnsi="Arial" w:cs="Arial"/>
+          <w:sz w:val="22"/>
+          <w:szCs w:val="22"/>
+        </w:rPr>
+        <w:t>VSCode</w:t>
+      </w:r>
+      <w:proofErr w:type="spellEnd"/>
       <w:r>
         <w:rPr>
           <w:rFonts w:ascii="Arial" w:eastAsia="Arial" w:hAnsi="Arial" w:cs="Arial"/>
@@ -754,6 +820,7 @@
         </w:rPr>
         <w:t xml:space="preserve">, </w:t>
       </w:r>
+      <w:proofErr w:type="spellStart"/>
       <w:r>
         <w:rPr>
           <w:rStyle w:val="fs14fw6"/>
@@ -765,6 +832,7 @@
         </w:rPr>
         <w:t>Synapxe</w:t>
       </w:r>
+      <w:proofErr w:type="spellEnd"/>
       <w:r>
         <w:rPr>
           <w:rStyle w:val="fs14fw6undefinedtdn"/>
@@ -876,7 +944,47 @@
           <w:sz w:val="22"/>
           <w:szCs w:val="22"/>
         </w:rPr>
-        <w:t xml:space="preserve">Built a Python based UDAD tool that classifies authorised and unauthorised access using either </w:t>
+        <w:t xml:space="preserve">Built a Python based UDAD tool that classifies </w:t>
+      </w:r>
+      <w:proofErr w:type="spellStart"/>
+      <w:r>
+        <w:rPr>
+          <w:rStyle w:val="fs14fw6"/>
+          <w:rFonts w:ascii="Arial" w:eastAsia="Arial" w:hAnsi="Arial" w:cs="Arial"/>
+          <w:sz w:val="22"/>
+          <w:szCs w:val="22"/>
+        </w:rPr>
+        <w:t>authorised</w:t>
+      </w:r>
+      <w:proofErr w:type="spellEnd"/>
+      <w:r>
+        <w:rPr>
+          <w:rStyle w:val="fs14fw6"/>
+          <w:rFonts w:ascii="Arial" w:eastAsia="Arial" w:hAnsi="Arial" w:cs="Arial"/>
+          <w:sz w:val="22"/>
+          <w:szCs w:val="22"/>
+        </w:rPr>
+        <w:t xml:space="preserve"> and </w:t>
+      </w:r>
+      <w:proofErr w:type="spellStart"/>
+      <w:r>
+        <w:rPr>
+          <w:rStyle w:val="fs14fw6"/>
+          <w:rFonts w:ascii="Arial" w:eastAsia="Arial" w:hAnsi="Arial" w:cs="Arial"/>
+          <w:sz w:val="22"/>
+          <w:szCs w:val="22"/>
+        </w:rPr>
+        <w:t>unauthorised</w:t>
+      </w:r>
+      <w:proofErr w:type="spellEnd"/>
+      <w:r>
+        <w:rPr>
+          <w:rStyle w:val="fs14fw6"/>
+          <w:rFonts w:ascii="Arial" w:eastAsia="Arial" w:hAnsi="Arial" w:cs="Arial"/>
+          <w:sz w:val="22"/>
+          <w:szCs w:val="22"/>
+        </w:rPr>
+        <w:t xml:space="preserve"> access using either </w:t>
       </w:r>
       <w:r>
         <w:rPr>
@@ -955,7 +1063,27 @@
           <w:sz w:val="22"/>
           <w:szCs w:val="22"/>
         </w:rPr>
-        <w:t xml:space="preserve">Deployed LightRAG on Azure App Service </w:t>
+        <w:t xml:space="preserve">Deployed </w:t>
+      </w:r>
+      <w:proofErr w:type="spellStart"/>
+      <w:r>
+        <w:rPr>
+          <w:rStyle w:val="fs14fw6"/>
+          <w:rFonts w:ascii="Arial" w:eastAsia="Arial" w:hAnsi="Arial" w:cs="Arial"/>
+          <w:sz w:val="22"/>
+          <w:szCs w:val="22"/>
+        </w:rPr>
+        <w:t>LightRAG</w:t>
+      </w:r>
+      <w:proofErr w:type="spellEnd"/>
+      <w:r>
+        <w:rPr>
+          <w:rStyle w:val="fs14fw6"/>
+          <w:rFonts w:ascii="Arial" w:eastAsia="Arial" w:hAnsi="Arial" w:cs="Arial"/>
+          <w:sz w:val="22"/>
+          <w:szCs w:val="22"/>
+        </w:rPr>
+        <w:t xml:space="preserve"> on Azure App Service </w:t>
       </w:r>
       <w:r>
         <w:rPr>
@@ -966,14 +1094,25 @@
         </w:rPr>
         <w:t xml:space="preserve">by resolving </w:t>
       </w:r>
-      <w:r>
-        <w:rPr>
-          <w:rStyle w:val="fs14fw6"/>
-          <w:rFonts w:ascii="Arial" w:eastAsia="Arial" w:hAnsi="Arial" w:cs="Arial"/>
-          <w:sz w:val="22"/>
-          <w:szCs w:val="22"/>
-        </w:rPr>
-        <w:t>linux wheel</w:t>
+      <w:proofErr w:type="spellStart"/>
+      <w:r>
+        <w:rPr>
+          <w:rStyle w:val="fs14fw6"/>
+          <w:rFonts w:ascii="Arial" w:eastAsia="Arial" w:hAnsi="Arial" w:cs="Arial"/>
+          <w:sz w:val="22"/>
+          <w:szCs w:val="22"/>
+        </w:rPr>
+        <w:t>linux</w:t>
+      </w:r>
+      <w:proofErr w:type="spellEnd"/>
+      <w:r>
+        <w:rPr>
+          <w:rStyle w:val="fs14fw6"/>
+          <w:rFonts w:ascii="Arial" w:eastAsia="Arial" w:hAnsi="Arial" w:cs="Arial"/>
+          <w:sz w:val="22"/>
+          <w:szCs w:val="22"/>
+        </w:rPr>
+        <w:t xml:space="preserve"> wheel</w:t>
       </w:r>
       <w:r>
         <w:rPr>
@@ -1072,14 +1211,25 @@
           <w:szCs w:val="22"/>
         </w:rPr>
       </w:pPr>
-      <w:r>
-        <w:rPr>
-          <w:rStyle w:val="fs14fw6"/>
-          <w:rFonts w:ascii="Arial" w:eastAsia="Arial" w:hAnsi="Arial" w:cs="Arial"/>
-          <w:sz w:val="22"/>
-          <w:szCs w:val="22"/>
-        </w:rPr>
-        <w:t xml:space="preserve">Optimised the AI2D feature building pipeline by integrating Polars, cutting loading time from around 282 seconds to 22 seconds on a desktop and from around 443 seconds to 78 seconds on a laptop, </w:t>
+      <w:proofErr w:type="spellStart"/>
+      <w:r>
+        <w:rPr>
+          <w:rStyle w:val="fs14fw6"/>
+          <w:rFonts w:ascii="Arial" w:eastAsia="Arial" w:hAnsi="Arial" w:cs="Arial"/>
+          <w:sz w:val="22"/>
+          <w:szCs w:val="22"/>
+        </w:rPr>
+        <w:t>Optimised</w:t>
+      </w:r>
+      <w:proofErr w:type="spellEnd"/>
+      <w:r>
+        <w:rPr>
+          <w:rStyle w:val="fs14fw6"/>
+          <w:rFonts w:ascii="Arial" w:eastAsia="Arial" w:hAnsi="Arial" w:cs="Arial"/>
+          <w:sz w:val="22"/>
+          <w:szCs w:val="22"/>
+        </w:rPr>
+        <w:t xml:space="preserve"> the AI2D feature building pipeline by integrating Polars, cutting loading time from around 282 seconds to 22 seconds on a desktop and from around 443 seconds to 78 seconds on a laptop, </w:t>
       </w:r>
       <w:r>
         <w:rPr>
@@ -1158,7 +1308,27 @@
           <w:sz w:val="22"/>
           <w:szCs w:val="22"/>
         </w:rPr>
-        <w:t xml:space="preserve">Explored DLP use cases by evaluating local LLMs such as Ollama models for PII detection on strings </w:t>
+        <w:t xml:space="preserve">Explored DLP use cases by evaluating local LLMs such as </w:t>
+      </w:r>
+      <w:proofErr w:type="spellStart"/>
+      <w:r>
+        <w:rPr>
+          <w:rStyle w:val="fs14fw6"/>
+          <w:rFonts w:ascii="Arial" w:eastAsia="Arial" w:hAnsi="Arial" w:cs="Arial"/>
+          <w:sz w:val="22"/>
+          <w:szCs w:val="22"/>
+        </w:rPr>
+        <w:t>Ollama</w:t>
+      </w:r>
+      <w:proofErr w:type="spellEnd"/>
+      <w:r>
+        <w:rPr>
+          <w:rStyle w:val="fs14fw6"/>
+          <w:rFonts w:ascii="Arial" w:eastAsia="Arial" w:hAnsi="Arial" w:cs="Arial"/>
+          <w:sz w:val="22"/>
+          <w:szCs w:val="22"/>
+        </w:rPr>
+        <w:t xml:space="preserve"> models for PII detection on strings </w:t>
       </w:r>
       <w:r>
         <w:rPr>
@@ -2035,14 +2205,65 @@
           <w:szCs w:val="22"/>
         </w:rPr>
       </w:pPr>
-      <w:r>
-        <w:rPr>
-          <w:rStyle w:val="fs14fw6"/>
-          <w:rFonts w:ascii="Arial" w:eastAsia="Arial" w:hAnsi="Arial" w:cs="Arial"/>
-          <w:sz w:val="22"/>
-          <w:szCs w:val="22"/>
-        </w:rPr>
-        <w:t xml:space="preserve">Utilised three CNN models (ConvNet, ResNet18, DenseNet121) from PyTorch library </w:t>
+      <w:proofErr w:type="spellStart"/>
+      <w:r>
+        <w:rPr>
+          <w:rStyle w:val="fs14fw6"/>
+          <w:rFonts w:ascii="Arial" w:eastAsia="Arial" w:hAnsi="Arial" w:cs="Arial"/>
+          <w:sz w:val="22"/>
+          <w:szCs w:val="22"/>
+        </w:rPr>
+        <w:t>Utilised</w:t>
+      </w:r>
+      <w:proofErr w:type="spellEnd"/>
+      <w:r>
+        <w:rPr>
+          <w:rStyle w:val="fs14fw6"/>
+          <w:rFonts w:ascii="Arial" w:eastAsia="Arial" w:hAnsi="Arial" w:cs="Arial"/>
+          <w:sz w:val="22"/>
+          <w:szCs w:val="22"/>
+        </w:rPr>
+        <w:t xml:space="preserve"> three CNN models (</w:t>
+      </w:r>
+      <w:proofErr w:type="spellStart"/>
+      <w:r>
+        <w:rPr>
+          <w:rStyle w:val="fs14fw6"/>
+          <w:rFonts w:ascii="Arial" w:eastAsia="Arial" w:hAnsi="Arial" w:cs="Arial"/>
+          <w:sz w:val="22"/>
+          <w:szCs w:val="22"/>
+        </w:rPr>
+        <w:t>ConvNet</w:t>
+      </w:r>
+      <w:proofErr w:type="spellEnd"/>
+      <w:r>
+        <w:rPr>
+          <w:rStyle w:val="fs14fw6"/>
+          <w:rFonts w:ascii="Arial" w:eastAsia="Arial" w:hAnsi="Arial" w:cs="Arial"/>
+          <w:sz w:val="22"/>
+          <w:szCs w:val="22"/>
+        </w:rPr>
+        <w:t xml:space="preserve">, ResNet18, DenseNet121) from </w:t>
+      </w:r>
+      <w:proofErr w:type="spellStart"/>
+      <w:r>
+        <w:rPr>
+          <w:rStyle w:val="fs14fw6"/>
+          <w:rFonts w:ascii="Arial" w:eastAsia="Arial" w:hAnsi="Arial" w:cs="Arial"/>
+          <w:sz w:val="22"/>
+          <w:szCs w:val="22"/>
+        </w:rPr>
+        <w:t>PyTorch</w:t>
+      </w:r>
+      <w:proofErr w:type="spellEnd"/>
+      <w:r>
+        <w:rPr>
+          <w:rStyle w:val="fs14fw6"/>
+          <w:rFonts w:ascii="Arial" w:eastAsia="Arial" w:hAnsi="Arial" w:cs="Arial"/>
+          <w:sz w:val="22"/>
+          <w:szCs w:val="22"/>
+        </w:rPr>
+        <w:t xml:space="preserve"> library </w:t>
       </w:r>
     </w:p>
     <w:p>
@@ -2067,7 +2288,47 @@
           <w:sz w:val="22"/>
           <w:szCs w:val="22"/>
         </w:rPr>
-        <w:t xml:space="preserve">Applied GradCAM and GradCAM++ to visualize decision-making regions </w:t>
+        <w:t xml:space="preserve">Applied </w:t>
+      </w:r>
+      <w:proofErr w:type="spellStart"/>
+      <w:r>
+        <w:rPr>
+          <w:rStyle w:val="fs14fw6"/>
+          <w:rFonts w:ascii="Arial" w:eastAsia="Arial" w:hAnsi="Arial" w:cs="Arial"/>
+          <w:sz w:val="22"/>
+          <w:szCs w:val="22"/>
+        </w:rPr>
+        <w:t>GradCAM</w:t>
+      </w:r>
+      <w:proofErr w:type="spellEnd"/>
+      <w:r>
+        <w:rPr>
+          <w:rStyle w:val="fs14fw6"/>
+          <w:rFonts w:ascii="Arial" w:eastAsia="Arial" w:hAnsi="Arial" w:cs="Arial"/>
+          <w:sz w:val="22"/>
+          <w:szCs w:val="22"/>
+        </w:rPr>
+        <w:t xml:space="preserve"> and </w:t>
+      </w:r>
+      <w:proofErr w:type="spellStart"/>
+      <w:r>
+        <w:rPr>
+          <w:rStyle w:val="fs14fw6"/>
+          <w:rFonts w:ascii="Arial" w:eastAsia="Arial" w:hAnsi="Arial" w:cs="Arial"/>
+          <w:sz w:val="22"/>
+          <w:szCs w:val="22"/>
+        </w:rPr>
+        <w:t>GradCAM</w:t>
+      </w:r>
+      <w:proofErr w:type="spellEnd"/>
+      <w:r>
+        <w:rPr>
+          <w:rStyle w:val="fs14fw6"/>
+          <w:rFonts w:ascii="Arial" w:eastAsia="Arial" w:hAnsi="Arial" w:cs="Arial"/>
+          <w:sz w:val="22"/>
+          <w:szCs w:val="22"/>
+        </w:rPr>
+        <w:t xml:space="preserve">++ to visualize decision-making regions </w:t>
       </w:r>
     </w:p>
     <w:p>
@@ -2296,29 +2557,75 @@
           <w:szCs w:val="22"/>
         </w:rPr>
       </w:pPr>
-      <w:r>
-        <w:rPr>
-          <w:rFonts w:ascii="Arial" w:eastAsia="Arial" w:hAnsi="Arial" w:cs="Arial"/>
-          <w:sz w:val="22"/>
-          <w:szCs w:val="22"/>
-        </w:rPr>
-        <w:t xml:space="preserve">Utilised four Machine Learning models </w:t>
-      </w:r>
-      <w:r>
-        <w:rPr>
-          <w:rFonts w:ascii="Arial" w:eastAsia="Arial" w:hAnsi="Arial" w:cs="Arial"/>
-          <w:sz w:val="22"/>
-          <w:szCs w:val="22"/>
-        </w:rPr>
-        <w:t xml:space="preserve">(LR, kNN, RF, SVM) </w:t>
-      </w:r>
-      <w:r>
-        <w:rPr>
-          <w:rFonts w:ascii="Arial" w:eastAsia="Arial" w:hAnsi="Arial" w:cs="Arial"/>
-          <w:sz w:val="22"/>
-          <w:szCs w:val="22"/>
-        </w:rPr>
-        <w:t>from sklearn library</w:t>
+      <w:proofErr w:type="spellStart"/>
+      <w:r>
+        <w:rPr>
+          <w:rFonts w:ascii="Arial" w:eastAsia="Arial" w:hAnsi="Arial" w:cs="Arial"/>
+          <w:sz w:val="22"/>
+          <w:szCs w:val="22"/>
+        </w:rPr>
+        <w:t>Utilised</w:t>
+      </w:r>
+      <w:proofErr w:type="spellEnd"/>
+      <w:r>
+        <w:rPr>
+          <w:rFonts w:ascii="Arial" w:eastAsia="Arial" w:hAnsi="Arial" w:cs="Arial"/>
+          <w:sz w:val="22"/>
+          <w:szCs w:val="22"/>
+        </w:rPr>
+        <w:t xml:space="preserve"> four Machine Learning models </w:t>
+      </w:r>
+      <w:r>
+        <w:rPr>
+          <w:rFonts w:ascii="Arial" w:eastAsia="Arial" w:hAnsi="Arial" w:cs="Arial"/>
+          <w:sz w:val="22"/>
+          <w:szCs w:val="22"/>
+        </w:rPr>
+        <w:t xml:space="preserve">(LR, </w:t>
+      </w:r>
+      <w:proofErr w:type="spellStart"/>
+      <w:r>
+        <w:rPr>
+          <w:rFonts w:ascii="Arial" w:eastAsia="Arial" w:hAnsi="Arial" w:cs="Arial"/>
+          <w:sz w:val="22"/>
+          <w:szCs w:val="22"/>
+        </w:rPr>
+        <w:t>kNN</w:t>
+      </w:r>
+      <w:proofErr w:type="spellEnd"/>
+      <w:r>
+        <w:rPr>
+          <w:rFonts w:ascii="Arial" w:eastAsia="Arial" w:hAnsi="Arial" w:cs="Arial"/>
+          <w:sz w:val="22"/>
+          <w:szCs w:val="22"/>
+        </w:rPr>
+        <w:t xml:space="preserve">, RF, SVM) </w:t>
+      </w:r>
+      <w:r>
+        <w:rPr>
+          <w:rFonts w:ascii="Arial" w:eastAsia="Arial" w:hAnsi="Arial" w:cs="Arial"/>
+          <w:sz w:val="22"/>
+          <w:szCs w:val="22"/>
+        </w:rPr>
+        <w:t xml:space="preserve">from </w:t>
+      </w:r>
+      <w:proofErr w:type="spellStart"/>
+      <w:r>
+        <w:rPr>
+          <w:rFonts w:ascii="Arial" w:eastAsia="Arial" w:hAnsi="Arial" w:cs="Arial"/>
+          <w:sz w:val="22"/>
+          <w:szCs w:val="22"/>
+        </w:rPr>
+        <w:t>sklearn</w:t>
+      </w:r>
+      <w:proofErr w:type="spellEnd"/>
+      <w:r>
+        <w:rPr>
+          <w:rFonts w:ascii="Arial" w:eastAsia="Arial" w:hAnsi="Arial" w:cs="Arial"/>
+          <w:sz w:val="22"/>
+          <w:szCs w:val="22"/>
+        </w:rPr>
+        <w:t xml:space="preserve"> library</w:t>
       </w:r>
     </w:p>
     <w:p>
@@ -2349,7 +2656,25 @@
           <w:sz w:val="22"/>
           <w:szCs w:val="22"/>
         </w:rPr>
-        <w:t xml:space="preserve"> benign and malignant tumours with </w:t>
+        <w:t xml:space="preserve"> benign and malignant </w:t>
+      </w:r>
+      <w:proofErr w:type="spellStart"/>
+      <w:r>
+        <w:rPr>
+          <w:rFonts w:ascii="Arial" w:eastAsia="Arial" w:hAnsi="Arial" w:cs="Arial"/>
+          <w:sz w:val="22"/>
+          <w:szCs w:val="22"/>
+        </w:rPr>
+        <w:t>tumours</w:t>
+      </w:r>
+      <w:proofErr w:type="spellEnd"/>
+      <w:r>
+        <w:rPr>
+          <w:rFonts w:ascii="Arial" w:eastAsia="Arial" w:hAnsi="Arial" w:cs="Arial"/>
+          <w:sz w:val="22"/>
+          <w:szCs w:val="22"/>
+        </w:rPr>
+        <w:t xml:space="preserve"> with </w:t>
       </w:r>
       <w:r>
         <w:rPr>
@@ -2396,6 +2721,7 @@
         </w:rPr>
         <w:t xml:space="preserve">Orbital: </w:t>
       </w:r>
+      <w:proofErr w:type="spellStart"/>
       <w:r>
         <w:rPr>
           <w:rStyle w:val="fs14fw6"/>
@@ -2429,6 +2755,7 @@
         </w:rPr>
         <w:t>queSt</w:t>
       </w:r>
+      <w:proofErr w:type="spellEnd"/>
       <w:r>
         <w:rPr>
           <w:rStyle w:val="fs14fw6"/>
@@ -2752,7 +3079,43 @@
           <w:sz w:val="22"/>
           <w:szCs w:val="22"/>
         </w:rPr>
-        <w:t>where each enemy type has unique implementations of movesets, behaviours and patterns</w:t>
+        <w:t xml:space="preserve">where each enemy type has unique implementations of </w:t>
+      </w:r>
+      <w:proofErr w:type="spellStart"/>
+      <w:r>
+        <w:rPr>
+          <w:rFonts w:ascii="Arial" w:eastAsia="Arial" w:hAnsi="Arial" w:cs="Arial"/>
+          <w:sz w:val="22"/>
+          <w:szCs w:val="22"/>
+        </w:rPr>
+        <w:t>movesets</w:t>
+      </w:r>
+      <w:proofErr w:type="spellEnd"/>
+      <w:r>
+        <w:rPr>
+          <w:rFonts w:ascii="Arial" w:eastAsia="Arial" w:hAnsi="Arial" w:cs="Arial"/>
+          <w:sz w:val="22"/>
+          <w:szCs w:val="22"/>
+        </w:rPr>
+        <w:t xml:space="preserve">, </w:t>
+      </w:r>
+      <w:proofErr w:type="spellStart"/>
+      <w:r>
+        <w:rPr>
+          <w:rFonts w:ascii="Arial" w:eastAsia="Arial" w:hAnsi="Arial" w:cs="Arial"/>
+          <w:sz w:val="22"/>
+          <w:szCs w:val="22"/>
+        </w:rPr>
+        <w:t>behaviours</w:t>
+      </w:r>
+      <w:proofErr w:type="spellEnd"/>
+      <w:r>
+        <w:rPr>
+          <w:rFonts w:ascii="Arial" w:eastAsia="Arial" w:hAnsi="Arial" w:cs="Arial"/>
+          <w:sz w:val="22"/>
+          <w:szCs w:val="22"/>
+        </w:rPr>
+        <w:t xml:space="preserve"> and patterns</w:t>
       </w:r>
     </w:p>
     <w:p>
@@ -3079,7 +3442,27 @@
           <w:sz w:val="22"/>
           <w:szCs w:val="22"/>
         </w:rPr>
-        <w:t>Volunteered with five others in assisting administrative matters for Daedo Poomsae</w:t>
+        <w:t xml:space="preserve">Volunteered with five others in assisting administrative matters for </w:t>
+      </w:r>
+      <w:proofErr w:type="spellStart"/>
+      <w:r>
+        <w:rPr>
+          <w:rStyle w:val="fs14fw6"/>
+          <w:rFonts w:ascii="Arial" w:eastAsia="Arial" w:hAnsi="Arial" w:cs="Arial"/>
+          <w:sz w:val="22"/>
+          <w:szCs w:val="22"/>
+        </w:rPr>
+        <w:t>Daedo</w:t>
+      </w:r>
+      <w:proofErr w:type="spellEnd"/>
+      <w:r>
+        <w:rPr>
+          <w:rStyle w:val="fs14fw6"/>
+          <w:rFonts w:ascii="Arial" w:eastAsia="Arial" w:hAnsi="Arial" w:cs="Arial"/>
+          <w:sz w:val="22"/>
+          <w:szCs w:val="22"/>
+        </w:rPr>
+        <w:t xml:space="preserve"> Poomsae</w:t>
       </w:r>
       <w:r>
         <w:rPr>
@@ -3160,17 +3543,27 @@
           <w:sz w:val="22"/>
           <w:szCs w:val="22"/>
         </w:rPr>
-        <w:t xml:space="preserve">    </w:t>
-      </w:r>
-      <w:r>
-        <w:rPr>
-          <w:rFonts w:ascii="Arial" w:eastAsia="Arial" w:hAnsi="Arial" w:cs="Arial"/>
-          <w:b/>
-          <w:bCs/>
-          <w:sz w:val="22"/>
-          <w:szCs w:val="22"/>
-        </w:rPr>
-        <w:t xml:space="preserve">Jan 2014 - Nov 2017 </w:t>
+        <w:t xml:space="preserve">   </w:t>
+      </w:r>
+      <w:r>
+        <w:rPr>
+          <w:rFonts w:ascii="Arial" w:eastAsia="Arial" w:hAnsi="Arial" w:cs="Arial"/>
+          <w:b/>
+          <w:bCs/>
+          <w:sz w:val="22"/>
+          <w:szCs w:val="22"/>
+        </w:rPr>
+        <w:t xml:space="preserve">Jan 2014 </w:t>
+      </w:r>
+      <w:r>
+        <w:rPr>
+          <w:rFonts w:ascii="Arial" w:eastAsia="Arial" w:hAnsi="Arial" w:cs="Arial"/>
+          <w:b/>
+          <w:bCs/>
+          <w:sz w:val="22"/>
+          <w:szCs w:val="22"/>
+        </w:rPr>
+        <w:t>– Nov 2017</w:t>
       </w:r>
     </w:p>
     <w:p>
@@ -3306,14 +3699,25 @@
           <w:szCs w:val="22"/>
         </w:rPr>
       </w:pPr>
-      <w:r>
-        <w:rPr>
-          <w:rStyle w:val="fs14fw6"/>
-          <w:rFonts w:ascii="Arial" w:eastAsia="Arial" w:hAnsi="Arial" w:cs="Arial"/>
-          <w:sz w:val="22"/>
-          <w:szCs w:val="22"/>
-        </w:rPr>
-        <w:t xml:space="preserve">Amassed over $2000 in cash from Edusave Awards over a span of 10 years </w:t>
+      <w:proofErr w:type="gramStart"/>
+      <w:r>
+        <w:rPr>
+          <w:rStyle w:val="fs14fw6"/>
+          <w:rFonts w:ascii="Arial" w:eastAsia="Arial" w:hAnsi="Arial" w:cs="Arial"/>
+          <w:sz w:val="22"/>
+          <w:szCs w:val="22"/>
+        </w:rPr>
+        <w:t>Amassed</w:t>
+      </w:r>
+      <w:proofErr w:type="gramEnd"/>
+      <w:r>
+        <w:rPr>
+          <w:rStyle w:val="fs14fw6"/>
+          <w:rFonts w:ascii="Arial" w:eastAsia="Arial" w:hAnsi="Arial" w:cs="Arial"/>
+          <w:sz w:val="22"/>
+          <w:szCs w:val="22"/>
+        </w:rPr>
+        <w:t xml:space="preserve"> over $2000 in cash from Edusave Awards over a span of 10 years </w:t>
       </w:r>
     </w:p>
     <w:p>
@@ -3338,7 +3742,27 @@
           <w:sz w:val="22"/>
           <w:szCs w:val="22"/>
         </w:rPr>
-        <w:t xml:space="preserve">Achieved a Bronze Medal during the JPJC Inter-House Games for Brawlhalla in 2018 </w:t>
+        <w:t xml:space="preserve">Achieved a Bronze Medal during the JPJC Inter-House Games for </w:t>
+      </w:r>
+      <w:proofErr w:type="spellStart"/>
+      <w:r>
+        <w:rPr>
+          <w:rStyle w:val="fs14fw6"/>
+          <w:rFonts w:ascii="Arial" w:eastAsia="Arial" w:hAnsi="Arial" w:cs="Arial"/>
+          <w:sz w:val="22"/>
+          <w:szCs w:val="22"/>
+        </w:rPr>
+        <w:t>Brawlhalla</w:t>
+      </w:r>
+      <w:proofErr w:type="spellEnd"/>
+      <w:r>
+        <w:rPr>
+          <w:rStyle w:val="fs14fw6"/>
+          <w:rFonts w:ascii="Arial" w:eastAsia="Arial" w:hAnsi="Arial" w:cs="Arial"/>
+          <w:sz w:val="22"/>
+          <w:szCs w:val="22"/>
+        </w:rPr>
+        <w:t xml:space="preserve"> in 2018 </w:t>
       </w:r>
     </w:p>
     <w:p>

--- a/pdf/resume.docx
+++ b/pdf/resume.docx
@@ -175,7 +175,6 @@
           <w:szCs w:val="22"/>
         </w:rPr>
       </w:pPr>
-      <w:proofErr w:type="spellStart"/>
       <w:r>
         <w:rPr>
           <w:rStyle w:val="emailundefined"/>
@@ -184,9 +183,8 @@
           <w:sz w:val="22"/>
           <w:szCs w:val="22"/>
         </w:rPr>
-        <w:t>Github</w:t>
-      </w:r>
-      <w:proofErr w:type="spellEnd"/>
+        <w:t>Git</w:t>
+      </w:r>
       <w:r>
         <w:rPr>
           <w:rStyle w:val="emailundefined"/>
@@ -195,7 +193,17 @@
           <w:sz w:val="22"/>
           <w:szCs w:val="22"/>
         </w:rPr>
-        <w:t xml:space="preserve">: </w:t>
+        <w:t>H</w:t>
+      </w:r>
+      <w:r>
+        <w:rPr>
+          <w:rStyle w:val="emailundefined"/>
+          <w:rFonts w:ascii="Arial" w:eastAsia="Arial" w:hAnsi="Arial" w:cs="Arial"/>
+          <w:color w:val="000000"/>
+          <w:sz w:val="22"/>
+          <w:szCs w:val="22"/>
+        </w:rPr>
+        <w:t xml:space="preserve">ub: </w:t>
       </w:r>
       <w:hyperlink r:id="rId7" w:history="1">
         <w:r>
@@ -650,26 +658,16 @@
           <w:sz w:val="22"/>
           <w:szCs w:val="22"/>
         </w:rPr>
+        <w:t>, VSCode</w:t>
+      </w:r>
+      <w:r>
+        <w:rPr>
+          <w:rFonts w:ascii="Arial" w:eastAsia="Arial" w:hAnsi="Arial" w:cs="Arial"/>
+          <w:sz w:val="22"/>
+          <w:szCs w:val="22"/>
+        </w:rPr>
         <w:t xml:space="preserve">, </w:t>
       </w:r>
-      <w:proofErr w:type="spellStart"/>
-      <w:r>
-        <w:rPr>
-          <w:rFonts w:ascii="Arial" w:eastAsia="Arial" w:hAnsi="Arial" w:cs="Arial"/>
-          <w:sz w:val="22"/>
-          <w:szCs w:val="22"/>
-        </w:rPr>
-        <w:t>VSCode</w:t>
-      </w:r>
-      <w:proofErr w:type="spellEnd"/>
-      <w:r>
-        <w:rPr>
-          <w:rFonts w:ascii="Arial" w:eastAsia="Arial" w:hAnsi="Arial" w:cs="Arial"/>
-          <w:sz w:val="22"/>
-          <w:szCs w:val="22"/>
-        </w:rPr>
-        <w:t xml:space="preserve">, </w:t>
-      </w:r>
       <w:r>
         <w:rPr>
           <w:rFonts w:ascii="Arial" w:eastAsia="Arial" w:hAnsi="Arial" w:cs="Arial"/>
@@ -685,14 +683,6 @@
           <w:szCs w:val="22"/>
         </w:rPr>
         <w:t>, Azure</w:t>
-      </w:r>
-      <w:r>
-        <w:rPr>
-          <w:rFonts w:ascii="Arial" w:eastAsia="Arial" w:hAnsi="Arial" w:cs="Arial"/>
-          <w:sz w:val="22"/>
-          <w:szCs w:val="22"/>
-        </w:rPr>
-        <w:t>, AWS</w:t>
       </w:r>
     </w:p>
     <w:p>
@@ -820,7 +810,6 @@
         </w:rPr>
         <w:t xml:space="preserve">, </w:t>
       </w:r>
-      <w:proofErr w:type="spellStart"/>
       <w:r>
         <w:rPr>
           <w:rStyle w:val="fs14fw6"/>
@@ -832,7 +821,6 @@
         </w:rPr>
         <w:t>Synapxe</w:t>
       </w:r>
-      <w:proofErr w:type="spellEnd"/>
       <w:r>
         <w:rPr>
           <w:rStyle w:val="fs14fw6undefinedtdn"/>
@@ -944,47 +932,7 @@
           <w:sz w:val="22"/>
           <w:szCs w:val="22"/>
         </w:rPr>
-        <w:t xml:space="preserve">Built a Python based UDAD tool that classifies </w:t>
-      </w:r>
-      <w:proofErr w:type="spellStart"/>
-      <w:r>
-        <w:rPr>
-          <w:rStyle w:val="fs14fw6"/>
-          <w:rFonts w:ascii="Arial" w:eastAsia="Arial" w:hAnsi="Arial" w:cs="Arial"/>
-          <w:sz w:val="22"/>
-          <w:szCs w:val="22"/>
-        </w:rPr>
-        <w:t>authorised</w:t>
-      </w:r>
-      <w:proofErr w:type="spellEnd"/>
-      <w:r>
-        <w:rPr>
-          <w:rStyle w:val="fs14fw6"/>
-          <w:rFonts w:ascii="Arial" w:eastAsia="Arial" w:hAnsi="Arial" w:cs="Arial"/>
-          <w:sz w:val="22"/>
-          <w:szCs w:val="22"/>
-        </w:rPr>
-        <w:t xml:space="preserve"> and </w:t>
-      </w:r>
-      <w:proofErr w:type="spellStart"/>
-      <w:r>
-        <w:rPr>
-          <w:rStyle w:val="fs14fw6"/>
-          <w:rFonts w:ascii="Arial" w:eastAsia="Arial" w:hAnsi="Arial" w:cs="Arial"/>
-          <w:sz w:val="22"/>
-          <w:szCs w:val="22"/>
-        </w:rPr>
-        <w:t>unauthorised</w:t>
-      </w:r>
-      <w:proofErr w:type="spellEnd"/>
-      <w:r>
-        <w:rPr>
-          <w:rStyle w:val="fs14fw6"/>
-          <w:rFonts w:ascii="Arial" w:eastAsia="Arial" w:hAnsi="Arial" w:cs="Arial"/>
-          <w:sz w:val="22"/>
-          <w:szCs w:val="22"/>
-        </w:rPr>
-        <w:t xml:space="preserve"> access using either </w:t>
+        <w:t xml:space="preserve">Built a Python based UDAD tool that classifies authorised and unauthorised access using either </w:t>
       </w:r>
       <w:r>
         <w:rPr>
@@ -1063,27 +1011,7 @@
           <w:sz w:val="22"/>
           <w:szCs w:val="22"/>
         </w:rPr>
-        <w:t xml:space="preserve">Deployed </w:t>
-      </w:r>
-      <w:proofErr w:type="spellStart"/>
-      <w:r>
-        <w:rPr>
-          <w:rStyle w:val="fs14fw6"/>
-          <w:rFonts w:ascii="Arial" w:eastAsia="Arial" w:hAnsi="Arial" w:cs="Arial"/>
-          <w:sz w:val="22"/>
-          <w:szCs w:val="22"/>
-        </w:rPr>
-        <w:t>LightRAG</w:t>
-      </w:r>
-      <w:proofErr w:type="spellEnd"/>
-      <w:r>
-        <w:rPr>
-          <w:rStyle w:val="fs14fw6"/>
-          <w:rFonts w:ascii="Arial" w:eastAsia="Arial" w:hAnsi="Arial" w:cs="Arial"/>
-          <w:sz w:val="22"/>
-          <w:szCs w:val="22"/>
-        </w:rPr>
-        <w:t xml:space="preserve"> on Azure App Service </w:t>
+        <w:t xml:space="preserve">Deployed LightRAG on Azure App Service </w:t>
       </w:r>
       <w:r>
         <w:rPr>
@@ -1094,25 +1022,14 @@
         </w:rPr>
         <w:t xml:space="preserve">by resolving </w:t>
       </w:r>
-      <w:proofErr w:type="spellStart"/>
-      <w:r>
-        <w:rPr>
-          <w:rStyle w:val="fs14fw6"/>
-          <w:rFonts w:ascii="Arial" w:eastAsia="Arial" w:hAnsi="Arial" w:cs="Arial"/>
-          <w:sz w:val="22"/>
-          <w:szCs w:val="22"/>
-        </w:rPr>
-        <w:t>linux</w:t>
-      </w:r>
-      <w:proofErr w:type="spellEnd"/>
-      <w:r>
-        <w:rPr>
-          <w:rStyle w:val="fs14fw6"/>
-          <w:rFonts w:ascii="Arial" w:eastAsia="Arial" w:hAnsi="Arial" w:cs="Arial"/>
-          <w:sz w:val="22"/>
-          <w:szCs w:val="22"/>
-        </w:rPr>
-        <w:t xml:space="preserve"> wheel</w:t>
+      <w:r>
+        <w:rPr>
+          <w:rStyle w:val="fs14fw6"/>
+          <w:rFonts w:ascii="Arial" w:eastAsia="Arial" w:hAnsi="Arial" w:cs="Arial"/>
+          <w:sz w:val="22"/>
+          <w:szCs w:val="22"/>
+        </w:rPr>
+        <w:t>linux wheel</w:t>
       </w:r>
       <w:r>
         <w:rPr>
@@ -1211,25 +1128,14 @@
           <w:szCs w:val="22"/>
         </w:rPr>
       </w:pPr>
-      <w:proofErr w:type="spellStart"/>
-      <w:r>
-        <w:rPr>
-          <w:rStyle w:val="fs14fw6"/>
-          <w:rFonts w:ascii="Arial" w:eastAsia="Arial" w:hAnsi="Arial" w:cs="Arial"/>
-          <w:sz w:val="22"/>
-          <w:szCs w:val="22"/>
-        </w:rPr>
-        <w:t>Optimised</w:t>
-      </w:r>
-      <w:proofErr w:type="spellEnd"/>
-      <w:r>
-        <w:rPr>
-          <w:rStyle w:val="fs14fw6"/>
-          <w:rFonts w:ascii="Arial" w:eastAsia="Arial" w:hAnsi="Arial" w:cs="Arial"/>
-          <w:sz w:val="22"/>
-          <w:szCs w:val="22"/>
-        </w:rPr>
-        <w:t xml:space="preserve"> the AI2D feature building pipeline by integrating Polars, cutting loading time from around 282 seconds to 22 seconds on a desktop and from around 443 seconds to 78 seconds on a laptop, </w:t>
+      <w:r>
+        <w:rPr>
+          <w:rStyle w:val="fs14fw6"/>
+          <w:rFonts w:ascii="Arial" w:eastAsia="Arial" w:hAnsi="Arial" w:cs="Arial"/>
+          <w:sz w:val="22"/>
+          <w:szCs w:val="22"/>
+        </w:rPr>
+        <w:t xml:space="preserve">Optimised the AI2D feature building pipeline by integrating Polars, cutting loading time from around 282 seconds to 22 seconds on a desktop and from around 443 seconds to 78 seconds on a laptop, </w:t>
       </w:r>
       <w:r>
         <w:rPr>
@@ -1308,27 +1214,7 @@
           <w:sz w:val="22"/>
           <w:szCs w:val="22"/>
         </w:rPr>
-        <w:t xml:space="preserve">Explored DLP use cases by evaluating local LLMs such as </w:t>
-      </w:r>
-      <w:proofErr w:type="spellStart"/>
-      <w:r>
-        <w:rPr>
-          <w:rStyle w:val="fs14fw6"/>
-          <w:rFonts w:ascii="Arial" w:eastAsia="Arial" w:hAnsi="Arial" w:cs="Arial"/>
-          <w:sz w:val="22"/>
-          <w:szCs w:val="22"/>
-        </w:rPr>
-        <w:t>Ollama</w:t>
-      </w:r>
-      <w:proofErr w:type="spellEnd"/>
-      <w:r>
-        <w:rPr>
-          <w:rStyle w:val="fs14fw6"/>
-          <w:rFonts w:ascii="Arial" w:eastAsia="Arial" w:hAnsi="Arial" w:cs="Arial"/>
-          <w:sz w:val="22"/>
-          <w:szCs w:val="22"/>
-        </w:rPr>
-        <w:t xml:space="preserve"> models for PII detection on strings </w:t>
+        <w:t xml:space="preserve">Explored DLP use cases by evaluating local LLMs such as Ollama models for PII detection on strings </w:t>
       </w:r>
       <w:r>
         <w:rPr>
@@ -2205,65 +2091,14 @@
           <w:szCs w:val="22"/>
         </w:rPr>
       </w:pPr>
-      <w:proofErr w:type="spellStart"/>
-      <w:r>
-        <w:rPr>
-          <w:rStyle w:val="fs14fw6"/>
-          <w:rFonts w:ascii="Arial" w:eastAsia="Arial" w:hAnsi="Arial" w:cs="Arial"/>
-          <w:sz w:val="22"/>
-          <w:szCs w:val="22"/>
-        </w:rPr>
-        <w:t>Utilised</w:t>
-      </w:r>
-      <w:proofErr w:type="spellEnd"/>
-      <w:r>
-        <w:rPr>
-          <w:rStyle w:val="fs14fw6"/>
-          <w:rFonts w:ascii="Arial" w:eastAsia="Arial" w:hAnsi="Arial" w:cs="Arial"/>
-          <w:sz w:val="22"/>
-          <w:szCs w:val="22"/>
-        </w:rPr>
-        <w:t xml:space="preserve"> three CNN models (</w:t>
-      </w:r>
-      <w:proofErr w:type="spellStart"/>
-      <w:r>
-        <w:rPr>
-          <w:rStyle w:val="fs14fw6"/>
-          <w:rFonts w:ascii="Arial" w:eastAsia="Arial" w:hAnsi="Arial" w:cs="Arial"/>
-          <w:sz w:val="22"/>
-          <w:szCs w:val="22"/>
-        </w:rPr>
-        <w:t>ConvNet</w:t>
-      </w:r>
-      <w:proofErr w:type="spellEnd"/>
-      <w:r>
-        <w:rPr>
-          <w:rStyle w:val="fs14fw6"/>
-          <w:rFonts w:ascii="Arial" w:eastAsia="Arial" w:hAnsi="Arial" w:cs="Arial"/>
-          <w:sz w:val="22"/>
-          <w:szCs w:val="22"/>
-        </w:rPr>
-        <w:t xml:space="preserve">, ResNet18, DenseNet121) from </w:t>
-      </w:r>
-      <w:proofErr w:type="spellStart"/>
-      <w:r>
-        <w:rPr>
-          <w:rStyle w:val="fs14fw6"/>
-          <w:rFonts w:ascii="Arial" w:eastAsia="Arial" w:hAnsi="Arial" w:cs="Arial"/>
-          <w:sz w:val="22"/>
-          <w:szCs w:val="22"/>
-        </w:rPr>
-        <w:t>PyTorch</w:t>
-      </w:r>
-      <w:proofErr w:type="spellEnd"/>
-      <w:r>
-        <w:rPr>
-          <w:rStyle w:val="fs14fw6"/>
-          <w:rFonts w:ascii="Arial" w:eastAsia="Arial" w:hAnsi="Arial" w:cs="Arial"/>
-          <w:sz w:val="22"/>
-          <w:szCs w:val="22"/>
-        </w:rPr>
-        <w:t xml:space="preserve"> library </w:t>
+      <w:r>
+        <w:rPr>
+          <w:rStyle w:val="fs14fw6"/>
+          <w:rFonts w:ascii="Arial" w:eastAsia="Arial" w:hAnsi="Arial" w:cs="Arial"/>
+          <w:sz w:val="22"/>
+          <w:szCs w:val="22"/>
+        </w:rPr>
+        <w:t xml:space="preserve">Utilised three CNN models (ConvNet, ResNet18, DenseNet121) from PyTorch library </w:t>
       </w:r>
     </w:p>
     <w:p>
@@ -2288,47 +2123,7 @@
           <w:sz w:val="22"/>
           <w:szCs w:val="22"/>
         </w:rPr>
-        <w:t xml:space="preserve">Applied </w:t>
-      </w:r>
-      <w:proofErr w:type="spellStart"/>
-      <w:r>
-        <w:rPr>
-          <w:rStyle w:val="fs14fw6"/>
-          <w:rFonts w:ascii="Arial" w:eastAsia="Arial" w:hAnsi="Arial" w:cs="Arial"/>
-          <w:sz w:val="22"/>
-          <w:szCs w:val="22"/>
-        </w:rPr>
-        <w:t>GradCAM</w:t>
-      </w:r>
-      <w:proofErr w:type="spellEnd"/>
-      <w:r>
-        <w:rPr>
-          <w:rStyle w:val="fs14fw6"/>
-          <w:rFonts w:ascii="Arial" w:eastAsia="Arial" w:hAnsi="Arial" w:cs="Arial"/>
-          <w:sz w:val="22"/>
-          <w:szCs w:val="22"/>
-        </w:rPr>
-        <w:t xml:space="preserve"> and </w:t>
-      </w:r>
-      <w:proofErr w:type="spellStart"/>
-      <w:r>
-        <w:rPr>
-          <w:rStyle w:val="fs14fw6"/>
-          <w:rFonts w:ascii="Arial" w:eastAsia="Arial" w:hAnsi="Arial" w:cs="Arial"/>
-          <w:sz w:val="22"/>
-          <w:szCs w:val="22"/>
-        </w:rPr>
-        <w:t>GradCAM</w:t>
-      </w:r>
-      <w:proofErr w:type="spellEnd"/>
-      <w:r>
-        <w:rPr>
-          <w:rStyle w:val="fs14fw6"/>
-          <w:rFonts w:ascii="Arial" w:eastAsia="Arial" w:hAnsi="Arial" w:cs="Arial"/>
-          <w:sz w:val="22"/>
-          <w:szCs w:val="22"/>
-        </w:rPr>
-        <w:t xml:space="preserve">++ to visualize decision-making regions </w:t>
+        <w:t xml:space="preserve">Applied GradCAM and GradCAM++ to visualize decision-making regions </w:t>
       </w:r>
     </w:p>
     <w:p>
@@ -2557,75 +2352,29 @@
           <w:szCs w:val="22"/>
         </w:rPr>
       </w:pPr>
-      <w:proofErr w:type="spellStart"/>
-      <w:r>
-        <w:rPr>
-          <w:rFonts w:ascii="Arial" w:eastAsia="Arial" w:hAnsi="Arial" w:cs="Arial"/>
-          <w:sz w:val="22"/>
-          <w:szCs w:val="22"/>
-        </w:rPr>
-        <w:t>Utilised</w:t>
-      </w:r>
-      <w:proofErr w:type="spellEnd"/>
-      <w:r>
-        <w:rPr>
-          <w:rFonts w:ascii="Arial" w:eastAsia="Arial" w:hAnsi="Arial" w:cs="Arial"/>
-          <w:sz w:val="22"/>
-          <w:szCs w:val="22"/>
-        </w:rPr>
-        <w:t xml:space="preserve"> four Machine Learning models </w:t>
-      </w:r>
-      <w:r>
-        <w:rPr>
-          <w:rFonts w:ascii="Arial" w:eastAsia="Arial" w:hAnsi="Arial" w:cs="Arial"/>
-          <w:sz w:val="22"/>
-          <w:szCs w:val="22"/>
-        </w:rPr>
-        <w:t xml:space="preserve">(LR, </w:t>
-      </w:r>
-      <w:proofErr w:type="spellStart"/>
-      <w:r>
-        <w:rPr>
-          <w:rFonts w:ascii="Arial" w:eastAsia="Arial" w:hAnsi="Arial" w:cs="Arial"/>
-          <w:sz w:val="22"/>
-          <w:szCs w:val="22"/>
-        </w:rPr>
-        <w:t>kNN</w:t>
-      </w:r>
-      <w:proofErr w:type="spellEnd"/>
-      <w:r>
-        <w:rPr>
-          <w:rFonts w:ascii="Arial" w:eastAsia="Arial" w:hAnsi="Arial" w:cs="Arial"/>
-          <w:sz w:val="22"/>
-          <w:szCs w:val="22"/>
-        </w:rPr>
-        <w:t xml:space="preserve">, RF, SVM) </w:t>
-      </w:r>
-      <w:r>
-        <w:rPr>
-          <w:rFonts w:ascii="Arial" w:eastAsia="Arial" w:hAnsi="Arial" w:cs="Arial"/>
-          <w:sz w:val="22"/>
-          <w:szCs w:val="22"/>
-        </w:rPr>
-        <w:t xml:space="preserve">from </w:t>
-      </w:r>
-      <w:proofErr w:type="spellStart"/>
-      <w:r>
-        <w:rPr>
-          <w:rFonts w:ascii="Arial" w:eastAsia="Arial" w:hAnsi="Arial" w:cs="Arial"/>
-          <w:sz w:val="22"/>
-          <w:szCs w:val="22"/>
-        </w:rPr>
-        <w:t>sklearn</w:t>
-      </w:r>
-      <w:proofErr w:type="spellEnd"/>
-      <w:r>
-        <w:rPr>
-          <w:rFonts w:ascii="Arial" w:eastAsia="Arial" w:hAnsi="Arial" w:cs="Arial"/>
-          <w:sz w:val="22"/>
-          <w:szCs w:val="22"/>
-        </w:rPr>
-        <w:t xml:space="preserve"> library</w:t>
+      <w:r>
+        <w:rPr>
+          <w:rFonts w:ascii="Arial" w:eastAsia="Arial" w:hAnsi="Arial" w:cs="Arial"/>
+          <w:sz w:val="22"/>
+          <w:szCs w:val="22"/>
+        </w:rPr>
+        <w:t xml:space="preserve">Utilised four Machine Learning models </w:t>
+      </w:r>
+      <w:r>
+        <w:rPr>
+          <w:rFonts w:ascii="Arial" w:eastAsia="Arial" w:hAnsi="Arial" w:cs="Arial"/>
+          <w:sz w:val="22"/>
+          <w:szCs w:val="22"/>
+        </w:rPr>
+        <w:t xml:space="preserve">(LR, kNN, RF, SVM) </w:t>
+      </w:r>
+      <w:r>
+        <w:rPr>
+          <w:rFonts w:ascii="Arial" w:eastAsia="Arial" w:hAnsi="Arial" w:cs="Arial"/>
+          <w:sz w:val="22"/>
+          <w:szCs w:val="22"/>
+        </w:rPr>
+        <w:t>from sklearn library</w:t>
       </w:r>
     </w:p>
     <w:p>
@@ -2656,25 +2405,7 @@
           <w:sz w:val="22"/>
           <w:szCs w:val="22"/>
         </w:rPr>
-        <w:t xml:space="preserve"> benign and malignant </w:t>
-      </w:r>
-      <w:proofErr w:type="spellStart"/>
-      <w:r>
-        <w:rPr>
-          <w:rFonts w:ascii="Arial" w:eastAsia="Arial" w:hAnsi="Arial" w:cs="Arial"/>
-          <w:sz w:val="22"/>
-          <w:szCs w:val="22"/>
-        </w:rPr>
-        <w:t>tumours</w:t>
-      </w:r>
-      <w:proofErr w:type="spellEnd"/>
-      <w:r>
-        <w:rPr>
-          <w:rFonts w:ascii="Arial" w:eastAsia="Arial" w:hAnsi="Arial" w:cs="Arial"/>
-          <w:sz w:val="22"/>
-          <w:szCs w:val="22"/>
-        </w:rPr>
-        <w:t xml:space="preserve"> with </w:t>
+        <w:t xml:space="preserve"> benign and malignant tumours with </w:t>
       </w:r>
       <w:r>
         <w:rPr>
@@ -2721,7 +2452,6 @@
         </w:rPr>
         <w:t xml:space="preserve">Orbital: </w:t>
       </w:r>
-      <w:proofErr w:type="spellStart"/>
       <w:r>
         <w:rPr>
           <w:rStyle w:val="fs14fw6"/>
@@ -2755,7 +2485,6 @@
         </w:rPr>
         <w:t>queSt</w:t>
       </w:r>
-      <w:proofErr w:type="spellEnd"/>
       <w:r>
         <w:rPr>
           <w:rStyle w:val="fs14fw6"/>
@@ -3079,43 +2808,7 @@
           <w:sz w:val="22"/>
           <w:szCs w:val="22"/>
         </w:rPr>
-        <w:t xml:space="preserve">where each enemy type has unique implementations of </w:t>
-      </w:r>
-      <w:proofErr w:type="spellStart"/>
-      <w:r>
-        <w:rPr>
-          <w:rFonts w:ascii="Arial" w:eastAsia="Arial" w:hAnsi="Arial" w:cs="Arial"/>
-          <w:sz w:val="22"/>
-          <w:szCs w:val="22"/>
-        </w:rPr>
-        <w:t>movesets</w:t>
-      </w:r>
-      <w:proofErr w:type="spellEnd"/>
-      <w:r>
-        <w:rPr>
-          <w:rFonts w:ascii="Arial" w:eastAsia="Arial" w:hAnsi="Arial" w:cs="Arial"/>
-          <w:sz w:val="22"/>
-          <w:szCs w:val="22"/>
-        </w:rPr>
-        <w:t xml:space="preserve">, </w:t>
-      </w:r>
-      <w:proofErr w:type="spellStart"/>
-      <w:r>
-        <w:rPr>
-          <w:rFonts w:ascii="Arial" w:eastAsia="Arial" w:hAnsi="Arial" w:cs="Arial"/>
-          <w:sz w:val="22"/>
-          <w:szCs w:val="22"/>
-        </w:rPr>
-        <w:t>behaviours</w:t>
-      </w:r>
-      <w:proofErr w:type="spellEnd"/>
-      <w:r>
-        <w:rPr>
-          <w:rFonts w:ascii="Arial" w:eastAsia="Arial" w:hAnsi="Arial" w:cs="Arial"/>
-          <w:sz w:val="22"/>
-          <w:szCs w:val="22"/>
-        </w:rPr>
-        <w:t xml:space="preserve"> and patterns</w:t>
+        <w:t>where each enemy type has unique implementations of movesets, behaviours and patterns</w:t>
       </w:r>
     </w:p>
     <w:p>
@@ -3442,27 +3135,7 @@
           <w:sz w:val="22"/>
           <w:szCs w:val="22"/>
         </w:rPr>
-        <w:t xml:space="preserve">Volunteered with five others in assisting administrative matters for </w:t>
-      </w:r>
-      <w:proofErr w:type="spellStart"/>
-      <w:r>
-        <w:rPr>
-          <w:rStyle w:val="fs14fw6"/>
-          <w:rFonts w:ascii="Arial" w:eastAsia="Arial" w:hAnsi="Arial" w:cs="Arial"/>
-          <w:sz w:val="22"/>
-          <w:szCs w:val="22"/>
-        </w:rPr>
-        <w:t>Daedo</w:t>
-      </w:r>
-      <w:proofErr w:type="spellEnd"/>
-      <w:r>
-        <w:rPr>
-          <w:rStyle w:val="fs14fw6"/>
-          <w:rFonts w:ascii="Arial" w:eastAsia="Arial" w:hAnsi="Arial" w:cs="Arial"/>
-          <w:sz w:val="22"/>
-          <w:szCs w:val="22"/>
-        </w:rPr>
-        <w:t xml:space="preserve"> Poomsae</w:t>
+        <w:t>Volunteered with five others in assisting administrative matters for Daedo Poomsae</w:t>
       </w:r>
       <w:r>
         <w:rPr>
@@ -3699,25 +3372,14 @@
           <w:szCs w:val="22"/>
         </w:rPr>
       </w:pPr>
-      <w:proofErr w:type="gramStart"/>
-      <w:r>
-        <w:rPr>
-          <w:rStyle w:val="fs14fw6"/>
-          <w:rFonts w:ascii="Arial" w:eastAsia="Arial" w:hAnsi="Arial" w:cs="Arial"/>
-          <w:sz w:val="22"/>
-          <w:szCs w:val="22"/>
-        </w:rPr>
-        <w:t>Amassed</w:t>
-      </w:r>
-      <w:proofErr w:type="gramEnd"/>
-      <w:r>
-        <w:rPr>
-          <w:rStyle w:val="fs14fw6"/>
-          <w:rFonts w:ascii="Arial" w:eastAsia="Arial" w:hAnsi="Arial" w:cs="Arial"/>
-          <w:sz w:val="22"/>
-          <w:szCs w:val="22"/>
-        </w:rPr>
-        <w:t xml:space="preserve"> over $2000 in cash from Edusave Awards over a span of 10 years </w:t>
+      <w:r>
+        <w:rPr>
+          <w:rStyle w:val="fs14fw6"/>
+          <w:rFonts w:ascii="Arial" w:eastAsia="Arial" w:hAnsi="Arial" w:cs="Arial"/>
+          <w:sz w:val="22"/>
+          <w:szCs w:val="22"/>
+        </w:rPr>
+        <w:t xml:space="preserve">Amassed over $2000 in cash from Edusave Awards over a span of 10 years </w:t>
       </w:r>
     </w:p>
     <w:p>
@@ -3742,27 +3404,7 @@
           <w:sz w:val="22"/>
           <w:szCs w:val="22"/>
         </w:rPr>
-        <w:t xml:space="preserve">Achieved a Bronze Medal during the JPJC Inter-House Games for </w:t>
-      </w:r>
-      <w:proofErr w:type="spellStart"/>
-      <w:r>
-        <w:rPr>
-          <w:rStyle w:val="fs14fw6"/>
-          <w:rFonts w:ascii="Arial" w:eastAsia="Arial" w:hAnsi="Arial" w:cs="Arial"/>
-          <w:sz w:val="22"/>
-          <w:szCs w:val="22"/>
-        </w:rPr>
-        <w:t>Brawlhalla</w:t>
-      </w:r>
-      <w:proofErr w:type="spellEnd"/>
-      <w:r>
-        <w:rPr>
-          <w:rStyle w:val="fs14fw6"/>
-          <w:rFonts w:ascii="Arial" w:eastAsia="Arial" w:hAnsi="Arial" w:cs="Arial"/>
-          <w:sz w:val="22"/>
-          <w:szCs w:val="22"/>
-        </w:rPr>
-        <w:t xml:space="preserve"> in 2018 </w:t>
+        <w:t xml:space="preserve">Achieved a Bronze Medal during the JPJC Inter-House Games for Brawlhalla in 2018 </w:t>
       </w:r>
     </w:p>
     <w:p>

--- a/pdf/resume.docx
+++ b/pdf/resume.docx
@@ -1,6 +1,6 @@
 
 <file path=word/document.xml><?xml version="1.0" encoding="utf-8"?>
-<w:document xmlns:wpc="http://schemas.microsoft.com/office/word/2010/wordprocessingCanvas" xmlns:cx="http://schemas.microsoft.com/office/drawing/2014/chartex" xmlns:cx1="http://schemas.microsoft.com/office/drawing/2015/9/8/chartex" xmlns:cx2="http://schemas.microsoft.com/office/drawing/2015/10/21/chartex" xmlns:cx3="http://schemas.microsoft.com/office/drawing/2016/5/9/chartex" xmlns:cx4="http://schemas.microsoft.com/office/drawing/2016/5/10/chartex" xmlns:cx5="http://schemas.microsoft.com/office/drawing/2016/5/11/chartex" xmlns:cx6="http://schemas.microsoft.com/office/drawing/2016/5/12/chartex" xmlns:cx7="http://schemas.microsoft.com/office/drawing/2016/5/13/chartex" xmlns:cx8="http://schemas.microsoft.com/office/drawing/2016/5/14/chartex" xmlns:mc="http://schemas.openxmlformats.org/markup-compatibility/2006" xmlns:aink="http://schemas.microsoft.com/office/drawing/2016/ink" xmlns:am3d="http://schemas.microsoft.com/office/drawing/2017/model3d" xmlns:o="urn:schemas-microsoft-com:office:office" xmlns:oel="http://schemas.microsoft.com/office/2019/extlst" xmlns:r="http://schemas.openxmlformats.org/officeDocument/2006/relationships" xmlns:m="http://schemas.openxmlformats.org/officeDocument/2006/math" xmlns:v="urn:schemas-microsoft-com:vml" xmlns:wp14="http://schemas.microsoft.com/office/word/2010/wordprocessingDrawing" xmlns:wp="http://schemas.openxmlformats.org/drawingml/2006/wordprocessingDrawing" xmlns:w10="urn:schemas-microsoft-com:office:word" xmlns:w="http://schemas.openxmlformats.org/wordprocessingml/2006/main" xmlns:w14="http://schemas.microsoft.com/office/word/2010/wordml" xmlns:w15="http://schemas.microsoft.com/office/word/2012/wordml" xmlns:w16cex="http://schemas.microsoft.com/office/word/2018/wordml/cex" xmlns:w16cid="http://schemas.microsoft.com/office/word/2016/wordml/cid" xmlns:w16="http://schemas.microsoft.com/office/word/2018/wordml" xmlns:w16du="http://schemas.microsoft.com/office/word/2023/wordml/word16du" xmlns:w16sdtdh="http://schemas.microsoft.com/office/word/2020/wordml/sdtdatahash" xmlns:w16sdtfl="http://schemas.microsoft.com/office/word/2024/wordml/sdtformatlock" xmlns:w16se="http://schemas.microsoft.com/office/word/2015/wordml/symex" xmlns:wpg="http://schemas.microsoft.com/office/word/2010/wordprocessingGroup" xmlns:wpi="http://schemas.microsoft.com/office/word/2010/wordprocessingInk" xmlns:wne="http://schemas.microsoft.com/office/word/2006/wordml" xmlns:wps="http://schemas.microsoft.com/office/word/2010/wordprocessingShape" mc:Ignorable="w14 w15 w16se w16cid w16 w16cex w16sdtdh w16sdtfl w16du wp14">
+<w:document xmlns:wpc="http://schemas.microsoft.com/office/word/2010/wordprocessingCanvas" xmlns:cx="http://schemas.microsoft.com/office/drawing/2014/chartex" xmlns:cx1="http://schemas.microsoft.com/office/drawing/2015/9/8/chartex" xmlns:cx2="http://schemas.microsoft.com/office/drawing/2015/10/21/chartex" xmlns:cx3="http://schemas.microsoft.com/office/drawing/2016/5/9/chartex" xmlns:cx4="http://schemas.microsoft.com/office/drawing/2016/5/10/chartex" xmlns:cx5="http://schemas.microsoft.com/office/drawing/2016/5/11/chartex" xmlns:cx6="http://schemas.microsoft.com/office/drawing/2016/5/12/chartex" xmlns:cx7="http://schemas.microsoft.com/office/drawing/2016/5/13/chartex" xmlns:cx8="http://schemas.microsoft.com/office/drawing/2016/5/14/chartex" xmlns:mc="http://schemas.openxmlformats.org/markup-compatibility/2006" xmlns:aink="http://schemas.microsoft.com/office/drawing/2016/ink" xmlns:am3d="http://schemas.microsoft.com/office/drawing/2017/model3d" xmlns:o="urn:schemas-microsoft-com:office:office" xmlns:oel="http://schemas.microsoft.com/office/2019/extlst" xmlns:r="http://schemas.openxmlformats.org/officeDocument/2006/relationships" xmlns:m="http://schemas.openxmlformats.org/officeDocument/2006/math" xmlns:v="urn:schemas-microsoft-com:vml" xmlns:wp14="http://schemas.microsoft.com/office/word/2010/wordprocessingDrawing" xmlns:wp="http://schemas.openxmlformats.org/drawingml/2006/wordprocessingDrawing" xmlns:w10="urn:schemas-microsoft-com:office:word" xmlns:w="http://schemas.openxmlformats.org/wordprocessingml/2006/main" xmlns:w14="http://schemas.microsoft.com/office/word/2010/wordml" xmlns:w15="http://schemas.microsoft.com/office/word/2012/wordml" xmlns:w16cei="http://schemas.microsoft.com/office/word/2026/wordml/cei" xmlns:w16cex="http://schemas.microsoft.com/office/word/2018/wordml/cex" xmlns:w16cid="http://schemas.microsoft.com/office/word/2016/wordml/cid" xmlns:w16="http://schemas.microsoft.com/office/word/2018/wordml" xmlns:w16du="http://schemas.microsoft.com/office/word/2023/wordml/word16du" xmlns:w16sdtdh="http://schemas.microsoft.com/office/word/2020/wordml/sdtdatahash" xmlns:w16sdtfl="http://schemas.microsoft.com/office/word/2024/wordml/sdtformatlock" xmlns:w16se="http://schemas.microsoft.com/office/word/2015/wordml/symex" xmlns:wpg="http://schemas.microsoft.com/office/word/2010/wordprocessingGroup" xmlns:wpi="http://schemas.microsoft.com/office/word/2010/wordprocessingInk" xmlns:wne="http://schemas.microsoft.com/office/word/2006/wordml" xmlns:wps="http://schemas.microsoft.com/office/word/2010/wordprocessingShape" mc:Ignorable="w14 w15 w16se w16cid w16 w16cex w16sdtdh w16sdtfl w16du wp14">
   <w:body>
     <w:p>
       <w:pPr>
@@ -152,13 +152,12 @@
       <w:hyperlink r:id="rId6" w:history="1">
         <w:r>
           <w:rPr>
-            <w:rStyle w:val="emailundefined"/>
+            <w:rStyle w:val="Hyperlink"/>
             <w:rFonts w:ascii="Arial" w:eastAsia="Arial" w:hAnsi="Arial" w:cs="Arial"/>
-            <w:color w:val="000000"/>
             <w:sz w:val="22"/>
             <w:szCs w:val="22"/>
           </w:rPr>
-          <w:t>e0958711@u.nus.edu</w:t>
+          <w:t>leeyanleryan@gmail.com</w:t>
         </w:r>
       </w:hyperlink>
     </w:p>
@@ -658,8 +657,18 @@
           <w:sz w:val="22"/>
           <w:szCs w:val="22"/>
         </w:rPr>
-        <w:t>, VSCode</w:t>
-      </w:r>
+        <w:t xml:space="preserve">, </w:t>
+      </w:r>
+      <w:proofErr w:type="spellStart"/>
+      <w:r>
+        <w:rPr>
+          <w:rFonts w:ascii="Arial" w:eastAsia="Arial" w:hAnsi="Arial" w:cs="Arial"/>
+          <w:sz w:val="22"/>
+          <w:szCs w:val="22"/>
+        </w:rPr>
+        <w:t>VSCode</w:t>
+      </w:r>
+      <w:proofErr w:type="spellEnd"/>
       <w:r>
         <w:rPr>
           <w:rFonts w:ascii="Arial" w:eastAsia="Arial" w:hAnsi="Arial" w:cs="Arial"/>
@@ -810,6 +819,7 @@
         </w:rPr>
         <w:t xml:space="preserve">, </w:t>
       </w:r>
+      <w:proofErr w:type="spellStart"/>
       <w:r>
         <w:rPr>
           <w:rStyle w:val="fs14fw6"/>
@@ -821,6 +831,7 @@
         </w:rPr>
         <w:t>Synapxe</w:t>
       </w:r>
+      <w:proofErr w:type="spellEnd"/>
       <w:r>
         <w:rPr>
           <w:rStyle w:val="fs14fw6undefinedtdn"/>
@@ -932,7 +943,47 @@
           <w:sz w:val="22"/>
           <w:szCs w:val="22"/>
         </w:rPr>
-        <w:t xml:space="preserve">Built a Python based UDAD tool that classifies authorised and unauthorised access using either </w:t>
+        <w:t xml:space="preserve">Built a Python based UDAD tool that classifies </w:t>
+      </w:r>
+      <w:proofErr w:type="spellStart"/>
+      <w:r>
+        <w:rPr>
+          <w:rStyle w:val="fs14fw6"/>
+          <w:rFonts w:ascii="Arial" w:eastAsia="Arial" w:hAnsi="Arial" w:cs="Arial"/>
+          <w:sz w:val="22"/>
+          <w:szCs w:val="22"/>
+        </w:rPr>
+        <w:t>authorised</w:t>
+      </w:r>
+      <w:proofErr w:type="spellEnd"/>
+      <w:r>
+        <w:rPr>
+          <w:rStyle w:val="fs14fw6"/>
+          <w:rFonts w:ascii="Arial" w:eastAsia="Arial" w:hAnsi="Arial" w:cs="Arial"/>
+          <w:sz w:val="22"/>
+          <w:szCs w:val="22"/>
+        </w:rPr>
+        <w:t xml:space="preserve"> and </w:t>
+      </w:r>
+      <w:proofErr w:type="spellStart"/>
+      <w:r>
+        <w:rPr>
+          <w:rStyle w:val="fs14fw6"/>
+          <w:rFonts w:ascii="Arial" w:eastAsia="Arial" w:hAnsi="Arial" w:cs="Arial"/>
+          <w:sz w:val="22"/>
+          <w:szCs w:val="22"/>
+        </w:rPr>
+        <w:t>unauthorised</w:t>
+      </w:r>
+      <w:proofErr w:type="spellEnd"/>
+      <w:r>
+        <w:rPr>
+          <w:rStyle w:val="fs14fw6"/>
+          <w:rFonts w:ascii="Arial" w:eastAsia="Arial" w:hAnsi="Arial" w:cs="Arial"/>
+          <w:sz w:val="22"/>
+          <w:szCs w:val="22"/>
+        </w:rPr>
+        <w:t xml:space="preserve"> access using either </w:t>
       </w:r>
       <w:r>
         <w:rPr>
@@ -1011,7 +1062,27 @@
           <w:sz w:val="22"/>
           <w:szCs w:val="22"/>
         </w:rPr>
-        <w:t xml:space="preserve">Deployed LightRAG on Azure App Service </w:t>
+        <w:t xml:space="preserve">Deployed </w:t>
+      </w:r>
+      <w:proofErr w:type="spellStart"/>
+      <w:r>
+        <w:rPr>
+          <w:rStyle w:val="fs14fw6"/>
+          <w:rFonts w:ascii="Arial" w:eastAsia="Arial" w:hAnsi="Arial" w:cs="Arial"/>
+          <w:sz w:val="22"/>
+          <w:szCs w:val="22"/>
+        </w:rPr>
+        <w:t>LightRAG</w:t>
+      </w:r>
+      <w:proofErr w:type="spellEnd"/>
+      <w:r>
+        <w:rPr>
+          <w:rStyle w:val="fs14fw6"/>
+          <w:rFonts w:ascii="Arial" w:eastAsia="Arial" w:hAnsi="Arial" w:cs="Arial"/>
+          <w:sz w:val="22"/>
+          <w:szCs w:val="22"/>
+        </w:rPr>
+        <w:t xml:space="preserve"> on Azure App Service </w:t>
       </w:r>
       <w:r>
         <w:rPr>
@@ -1022,14 +1093,25 @@
         </w:rPr>
         <w:t xml:space="preserve">by resolving </w:t>
       </w:r>
-      <w:r>
-        <w:rPr>
-          <w:rStyle w:val="fs14fw6"/>
-          <w:rFonts w:ascii="Arial" w:eastAsia="Arial" w:hAnsi="Arial" w:cs="Arial"/>
-          <w:sz w:val="22"/>
-          <w:szCs w:val="22"/>
-        </w:rPr>
-        <w:t>linux wheel</w:t>
+      <w:proofErr w:type="spellStart"/>
+      <w:r>
+        <w:rPr>
+          <w:rStyle w:val="fs14fw6"/>
+          <w:rFonts w:ascii="Arial" w:eastAsia="Arial" w:hAnsi="Arial" w:cs="Arial"/>
+          <w:sz w:val="22"/>
+          <w:szCs w:val="22"/>
+        </w:rPr>
+        <w:t>linux</w:t>
+      </w:r>
+      <w:proofErr w:type="spellEnd"/>
+      <w:r>
+        <w:rPr>
+          <w:rStyle w:val="fs14fw6"/>
+          <w:rFonts w:ascii="Arial" w:eastAsia="Arial" w:hAnsi="Arial" w:cs="Arial"/>
+          <w:sz w:val="22"/>
+          <w:szCs w:val="22"/>
+        </w:rPr>
+        <w:t xml:space="preserve"> wheel</w:t>
       </w:r>
       <w:r>
         <w:rPr>
@@ -1128,14 +1210,25 @@
           <w:szCs w:val="22"/>
         </w:rPr>
       </w:pPr>
-      <w:r>
-        <w:rPr>
-          <w:rStyle w:val="fs14fw6"/>
-          <w:rFonts w:ascii="Arial" w:eastAsia="Arial" w:hAnsi="Arial" w:cs="Arial"/>
-          <w:sz w:val="22"/>
-          <w:szCs w:val="22"/>
-        </w:rPr>
-        <w:t xml:space="preserve">Optimised the AI2D feature building pipeline by integrating Polars, cutting loading time from around 282 seconds to 22 seconds on a desktop and from around 443 seconds to 78 seconds on a laptop, </w:t>
+      <w:proofErr w:type="spellStart"/>
+      <w:r>
+        <w:rPr>
+          <w:rStyle w:val="fs14fw6"/>
+          <w:rFonts w:ascii="Arial" w:eastAsia="Arial" w:hAnsi="Arial" w:cs="Arial"/>
+          <w:sz w:val="22"/>
+          <w:szCs w:val="22"/>
+        </w:rPr>
+        <w:t>Optimised</w:t>
+      </w:r>
+      <w:proofErr w:type="spellEnd"/>
+      <w:r>
+        <w:rPr>
+          <w:rStyle w:val="fs14fw6"/>
+          <w:rFonts w:ascii="Arial" w:eastAsia="Arial" w:hAnsi="Arial" w:cs="Arial"/>
+          <w:sz w:val="22"/>
+          <w:szCs w:val="22"/>
+        </w:rPr>
+        <w:t xml:space="preserve"> the AI2D feature building pipeline by integrating Polars, cutting loading time from around 282 seconds to 22 seconds on a desktop and from around 443 seconds to 78 seconds on a laptop, </w:t>
       </w:r>
       <w:r>
         <w:rPr>
@@ -1214,7 +1307,27 @@
           <w:sz w:val="22"/>
           <w:szCs w:val="22"/>
         </w:rPr>
-        <w:t xml:space="preserve">Explored DLP use cases by evaluating local LLMs such as Ollama models for PII detection on strings </w:t>
+        <w:t xml:space="preserve">Explored DLP use cases by evaluating local LLMs such as </w:t>
+      </w:r>
+      <w:proofErr w:type="spellStart"/>
+      <w:r>
+        <w:rPr>
+          <w:rStyle w:val="fs14fw6"/>
+          <w:rFonts w:ascii="Arial" w:eastAsia="Arial" w:hAnsi="Arial" w:cs="Arial"/>
+          <w:sz w:val="22"/>
+          <w:szCs w:val="22"/>
+        </w:rPr>
+        <w:t>Ollama</w:t>
+      </w:r>
+      <w:proofErr w:type="spellEnd"/>
+      <w:r>
+        <w:rPr>
+          <w:rStyle w:val="fs14fw6"/>
+          <w:rFonts w:ascii="Arial" w:eastAsia="Arial" w:hAnsi="Arial" w:cs="Arial"/>
+          <w:sz w:val="22"/>
+          <w:szCs w:val="22"/>
+        </w:rPr>
+        <w:t xml:space="preserve"> models for PII detection on strings </w:t>
       </w:r>
       <w:r>
         <w:rPr>
@@ -2091,14 +2204,65 @@
           <w:szCs w:val="22"/>
         </w:rPr>
       </w:pPr>
-      <w:r>
-        <w:rPr>
-          <w:rStyle w:val="fs14fw6"/>
-          <w:rFonts w:ascii="Arial" w:eastAsia="Arial" w:hAnsi="Arial" w:cs="Arial"/>
-          <w:sz w:val="22"/>
-          <w:szCs w:val="22"/>
-        </w:rPr>
-        <w:t xml:space="preserve">Utilised three CNN models (ConvNet, ResNet18, DenseNet121) from PyTorch library </w:t>
+      <w:proofErr w:type="spellStart"/>
+      <w:r>
+        <w:rPr>
+          <w:rStyle w:val="fs14fw6"/>
+          <w:rFonts w:ascii="Arial" w:eastAsia="Arial" w:hAnsi="Arial" w:cs="Arial"/>
+          <w:sz w:val="22"/>
+          <w:szCs w:val="22"/>
+        </w:rPr>
+        <w:t>Utilised</w:t>
+      </w:r>
+      <w:proofErr w:type="spellEnd"/>
+      <w:r>
+        <w:rPr>
+          <w:rStyle w:val="fs14fw6"/>
+          <w:rFonts w:ascii="Arial" w:eastAsia="Arial" w:hAnsi="Arial" w:cs="Arial"/>
+          <w:sz w:val="22"/>
+          <w:szCs w:val="22"/>
+        </w:rPr>
+        <w:t xml:space="preserve"> three CNN models (</w:t>
+      </w:r>
+      <w:proofErr w:type="spellStart"/>
+      <w:r>
+        <w:rPr>
+          <w:rStyle w:val="fs14fw6"/>
+          <w:rFonts w:ascii="Arial" w:eastAsia="Arial" w:hAnsi="Arial" w:cs="Arial"/>
+          <w:sz w:val="22"/>
+          <w:szCs w:val="22"/>
+        </w:rPr>
+        <w:t>ConvNet</w:t>
+      </w:r>
+      <w:proofErr w:type="spellEnd"/>
+      <w:r>
+        <w:rPr>
+          <w:rStyle w:val="fs14fw6"/>
+          <w:rFonts w:ascii="Arial" w:eastAsia="Arial" w:hAnsi="Arial" w:cs="Arial"/>
+          <w:sz w:val="22"/>
+          <w:szCs w:val="22"/>
+        </w:rPr>
+        <w:t xml:space="preserve">, ResNet18, DenseNet121) from </w:t>
+      </w:r>
+      <w:proofErr w:type="spellStart"/>
+      <w:r>
+        <w:rPr>
+          <w:rStyle w:val="fs14fw6"/>
+          <w:rFonts w:ascii="Arial" w:eastAsia="Arial" w:hAnsi="Arial" w:cs="Arial"/>
+          <w:sz w:val="22"/>
+          <w:szCs w:val="22"/>
+        </w:rPr>
+        <w:t>PyTorch</w:t>
+      </w:r>
+      <w:proofErr w:type="spellEnd"/>
+      <w:r>
+        <w:rPr>
+          <w:rStyle w:val="fs14fw6"/>
+          <w:rFonts w:ascii="Arial" w:eastAsia="Arial" w:hAnsi="Arial" w:cs="Arial"/>
+          <w:sz w:val="22"/>
+          <w:szCs w:val="22"/>
+        </w:rPr>
+        <w:t xml:space="preserve"> library </w:t>
       </w:r>
     </w:p>
     <w:p>
@@ -2123,7 +2287,47 @@
           <w:sz w:val="22"/>
           <w:szCs w:val="22"/>
         </w:rPr>
-        <w:t xml:space="preserve">Applied GradCAM and GradCAM++ to visualize decision-making regions </w:t>
+        <w:t xml:space="preserve">Applied </w:t>
+      </w:r>
+      <w:proofErr w:type="spellStart"/>
+      <w:r>
+        <w:rPr>
+          <w:rStyle w:val="fs14fw6"/>
+          <w:rFonts w:ascii="Arial" w:eastAsia="Arial" w:hAnsi="Arial" w:cs="Arial"/>
+          <w:sz w:val="22"/>
+          <w:szCs w:val="22"/>
+        </w:rPr>
+        <w:t>GradCAM</w:t>
+      </w:r>
+      <w:proofErr w:type="spellEnd"/>
+      <w:r>
+        <w:rPr>
+          <w:rStyle w:val="fs14fw6"/>
+          <w:rFonts w:ascii="Arial" w:eastAsia="Arial" w:hAnsi="Arial" w:cs="Arial"/>
+          <w:sz w:val="22"/>
+          <w:szCs w:val="22"/>
+        </w:rPr>
+        <w:t xml:space="preserve"> and </w:t>
+      </w:r>
+      <w:proofErr w:type="spellStart"/>
+      <w:r>
+        <w:rPr>
+          <w:rStyle w:val="fs14fw6"/>
+          <w:rFonts w:ascii="Arial" w:eastAsia="Arial" w:hAnsi="Arial" w:cs="Arial"/>
+          <w:sz w:val="22"/>
+          <w:szCs w:val="22"/>
+        </w:rPr>
+        <w:t>GradCAM</w:t>
+      </w:r>
+      <w:proofErr w:type="spellEnd"/>
+      <w:r>
+        <w:rPr>
+          <w:rStyle w:val="fs14fw6"/>
+          <w:rFonts w:ascii="Arial" w:eastAsia="Arial" w:hAnsi="Arial" w:cs="Arial"/>
+          <w:sz w:val="22"/>
+          <w:szCs w:val="22"/>
+        </w:rPr>
+        <w:t xml:space="preserve">++ to visualize decision-making regions </w:t>
       </w:r>
     </w:p>
     <w:p>
@@ -2352,29 +2556,75 @@
           <w:szCs w:val="22"/>
         </w:rPr>
       </w:pPr>
-      <w:r>
-        <w:rPr>
-          <w:rFonts w:ascii="Arial" w:eastAsia="Arial" w:hAnsi="Arial" w:cs="Arial"/>
-          <w:sz w:val="22"/>
-          <w:szCs w:val="22"/>
-        </w:rPr>
-        <w:t xml:space="preserve">Utilised four Machine Learning models </w:t>
-      </w:r>
-      <w:r>
-        <w:rPr>
-          <w:rFonts w:ascii="Arial" w:eastAsia="Arial" w:hAnsi="Arial" w:cs="Arial"/>
-          <w:sz w:val="22"/>
-          <w:szCs w:val="22"/>
-        </w:rPr>
-        <w:t xml:space="preserve">(LR, kNN, RF, SVM) </w:t>
-      </w:r>
-      <w:r>
-        <w:rPr>
-          <w:rFonts w:ascii="Arial" w:eastAsia="Arial" w:hAnsi="Arial" w:cs="Arial"/>
-          <w:sz w:val="22"/>
-          <w:szCs w:val="22"/>
-        </w:rPr>
-        <w:t>from sklearn library</w:t>
+      <w:proofErr w:type="spellStart"/>
+      <w:r>
+        <w:rPr>
+          <w:rFonts w:ascii="Arial" w:eastAsia="Arial" w:hAnsi="Arial" w:cs="Arial"/>
+          <w:sz w:val="22"/>
+          <w:szCs w:val="22"/>
+        </w:rPr>
+        <w:t>Utilised</w:t>
+      </w:r>
+      <w:proofErr w:type="spellEnd"/>
+      <w:r>
+        <w:rPr>
+          <w:rFonts w:ascii="Arial" w:eastAsia="Arial" w:hAnsi="Arial" w:cs="Arial"/>
+          <w:sz w:val="22"/>
+          <w:szCs w:val="22"/>
+        </w:rPr>
+        <w:t xml:space="preserve"> four Machine Learning models </w:t>
+      </w:r>
+      <w:r>
+        <w:rPr>
+          <w:rFonts w:ascii="Arial" w:eastAsia="Arial" w:hAnsi="Arial" w:cs="Arial"/>
+          <w:sz w:val="22"/>
+          <w:szCs w:val="22"/>
+        </w:rPr>
+        <w:t xml:space="preserve">(LR, </w:t>
+      </w:r>
+      <w:proofErr w:type="spellStart"/>
+      <w:r>
+        <w:rPr>
+          <w:rFonts w:ascii="Arial" w:eastAsia="Arial" w:hAnsi="Arial" w:cs="Arial"/>
+          <w:sz w:val="22"/>
+          <w:szCs w:val="22"/>
+        </w:rPr>
+        <w:t>kNN</w:t>
+      </w:r>
+      <w:proofErr w:type="spellEnd"/>
+      <w:r>
+        <w:rPr>
+          <w:rFonts w:ascii="Arial" w:eastAsia="Arial" w:hAnsi="Arial" w:cs="Arial"/>
+          <w:sz w:val="22"/>
+          <w:szCs w:val="22"/>
+        </w:rPr>
+        <w:t xml:space="preserve">, RF, SVM) </w:t>
+      </w:r>
+      <w:r>
+        <w:rPr>
+          <w:rFonts w:ascii="Arial" w:eastAsia="Arial" w:hAnsi="Arial" w:cs="Arial"/>
+          <w:sz w:val="22"/>
+          <w:szCs w:val="22"/>
+        </w:rPr>
+        <w:t xml:space="preserve">from </w:t>
+      </w:r>
+      <w:proofErr w:type="spellStart"/>
+      <w:r>
+        <w:rPr>
+          <w:rFonts w:ascii="Arial" w:eastAsia="Arial" w:hAnsi="Arial" w:cs="Arial"/>
+          <w:sz w:val="22"/>
+          <w:szCs w:val="22"/>
+        </w:rPr>
+        <w:t>sklearn</w:t>
+      </w:r>
+      <w:proofErr w:type="spellEnd"/>
+      <w:r>
+        <w:rPr>
+          <w:rFonts w:ascii="Arial" w:eastAsia="Arial" w:hAnsi="Arial" w:cs="Arial"/>
+          <w:sz w:val="22"/>
+          <w:szCs w:val="22"/>
+        </w:rPr>
+        <w:t xml:space="preserve"> library</w:t>
       </w:r>
     </w:p>
     <w:p>
@@ -2405,7 +2655,25 @@
           <w:sz w:val="22"/>
           <w:szCs w:val="22"/>
         </w:rPr>
-        <w:t xml:space="preserve"> benign and malignant tumours with </w:t>
+        <w:t xml:space="preserve"> benign and malignant </w:t>
+      </w:r>
+      <w:proofErr w:type="spellStart"/>
+      <w:r>
+        <w:rPr>
+          <w:rFonts w:ascii="Arial" w:eastAsia="Arial" w:hAnsi="Arial" w:cs="Arial"/>
+          <w:sz w:val="22"/>
+          <w:szCs w:val="22"/>
+        </w:rPr>
+        <w:t>tumours</w:t>
+      </w:r>
+      <w:proofErr w:type="spellEnd"/>
+      <w:r>
+        <w:rPr>
+          <w:rFonts w:ascii="Arial" w:eastAsia="Arial" w:hAnsi="Arial" w:cs="Arial"/>
+          <w:sz w:val="22"/>
+          <w:szCs w:val="22"/>
+        </w:rPr>
+        <w:t xml:space="preserve"> with </w:t>
       </w:r>
       <w:r>
         <w:rPr>
@@ -2452,6 +2720,7 @@
         </w:rPr>
         <w:t xml:space="preserve">Orbital: </w:t>
       </w:r>
+      <w:proofErr w:type="spellStart"/>
       <w:r>
         <w:rPr>
           <w:rStyle w:val="fs14fw6"/>
@@ -2485,6 +2754,7 @@
         </w:rPr>
         <w:t>queSt</w:t>
       </w:r>
+      <w:proofErr w:type="spellEnd"/>
       <w:r>
         <w:rPr>
           <w:rStyle w:val="fs14fw6"/>
@@ -2808,7 +3078,43 @@
           <w:sz w:val="22"/>
           <w:szCs w:val="22"/>
         </w:rPr>
-        <w:t>where each enemy type has unique implementations of movesets, behaviours and patterns</w:t>
+        <w:t xml:space="preserve">where each enemy type has unique implementations of </w:t>
+      </w:r>
+      <w:proofErr w:type="spellStart"/>
+      <w:r>
+        <w:rPr>
+          <w:rFonts w:ascii="Arial" w:eastAsia="Arial" w:hAnsi="Arial" w:cs="Arial"/>
+          <w:sz w:val="22"/>
+          <w:szCs w:val="22"/>
+        </w:rPr>
+        <w:t>movesets</w:t>
+      </w:r>
+      <w:proofErr w:type="spellEnd"/>
+      <w:r>
+        <w:rPr>
+          <w:rFonts w:ascii="Arial" w:eastAsia="Arial" w:hAnsi="Arial" w:cs="Arial"/>
+          <w:sz w:val="22"/>
+          <w:szCs w:val="22"/>
+        </w:rPr>
+        <w:t xml:space="preserve">, </w:t>
+      </w:r>
+      <w:proofErr w:type="spellStart"/>
+      <w:r>
+        <w:rPr>
+          <w:rFonts w:ascii="Arial" w:eastAsia="Arial" w:hAnsi="Arial" w:cs="Arial"/>
+          <w:sz w:val="22"/>
+          <w:szCs w:val="22"/>
+        </w:rPr>
+        <w:t>behaviours</w:t>
+      </w:r>
+      <w:proofErr w:type="spellEnd"/>
+      <w:r>
+        <w:rPr>
+          <w:rFonts w:ascii="Arial" w:eastAsia="Arial" w:hAnsi="Arial" w:cs="Arial"/>
+          <w:sz w:val="22"/>
+          <w:szCs w:val="22"/>
+        </w:rPr>
+        <w:t xml:space="preserve"> and patterns</w:t>
       </w:r>
     </w:p>
     <w:p>
@@ -3135,7 +3441,27 @@
           <w:sz w:val="22"/>
           <w:szCs w:val="22"/>
         </w:rPr>
-        <w:t>Volunteered with five others in assisting administrative matters for Daedo Poomsae</w:t>
+        <w:t xml:space="preserve">Volunteered with five others in assisting administrative matters for </w:t>
+      </w:r>
+      <w:proofErr w:type="spellStart"/>
+      <w:r>
+        <w:rPr>
+          <w:rStyle w:val="fs14fw6"/>
+          <w:rFonts w:ascii="Arial" w:eastAsia="Arial" w:hAnsi="Arial" w:cs="Arial"/>
+          <w:sz w:val="22"/>
+          <w:szCs w:val="22"/>
+        </w:rPr>
+        <w:t>Daedo</w:t>
+      </w:r>
+      <w:proofErr w:type="spellEnd"/>
+      <w:r>
+        <w:rPr>
+          <w:rStyle w:val="fs14fw6"/>
+          <w:rFonts w:ascii="Arial" w:eastAsia="Arial" w:hAnsi="Arial" w:cs="Arial"/>
+          <w:sz w:val="22"/>
+          <w:szCs w:val="22"/>
+        </w:rPr>
+        <w:t xml:space="preserve"> Poomsae</w:t>
       </w:r>
       <w:r>
         <w:rPr>
@@ -3372,14 +3698,25 @@
           <w:szCs w:val="22"/>
         </w:rPr>
       </w:pPr>
-      <w:r>
-        <w:rPr>
-          <w:rStyle w:val="fs14fw6"/>
-          <w:rFonts w:ascii="Arial" w:eastAsia="Arial" w:hAnsi="Arial" w:cs="Arial"/>
-          <w:sz w:val="22"/>
-          <w:szCs w:val="22"/>
-        </w:rPr>
-        <w:t xml:space="preserve">Amassed over $2000 in cash from Edusave Awards over a span of 10 years </w:t>
+      <w:proofErr w:type="gramStart"/>
+      <w:r>
+        <w:rPr>
+          <w:rStyle w:val="fs14fw6"/>
+          <w:rFonts w:ascii="Arial" w:eastAsia="Arial" w:hAnsi="Arial" w:cs="Arial"/>
+          <w:sz w:val="22"/>
+          <w:szCs w:val="22"/>
+        </w:rPr>
+        <w:t>Amassed</w:t>
+      </w:r>
+      <w:proofErr w:type="gramEnd"/>
+      <w:r>
+        <w:rPr>
+          <w:rStyle w:val="fs14fw6"/>
+          <w:rFonts w:ascii="Arial" w:eastAsia="Arial" w:hAnsi="Arial" w:cs="Arial"/>
+          <w:sz w:val="22"/>
+          <w:szCs w:val="22"/>
+        </w:rPr>
+        <w:t xml:space="preserve"> over $2000 in cash from Edusave Awards over a span of 10 years </w:t>
       </w:r>
     </w:p>
     <w:p>
@@ -3404,7 +3741,27 @@
           <w:sz w:val="22"/>
           <w:szCs w:val="22"/>
         </w:rPr>
-        <w:t xml:space="preserve">Achieved a Bronze Medal during the JPJC Inter-House Games for Brawlhalla in 2018 </w:t>
+        <w:t xml:space="preserve">Achieved a Bronze Medal during the JPJC Inter-House Games for </w:t>
+      </w:r>
+      <w:proofErr w:type="spellStart"/>
+      <w:r>
+        <w:rPr>
+          <w:rStyle w:val="fs14fw6"/>
+          <w:rFonts w:ascii="Arial" w:eastAsia="Arial" w:hAnsi="Arial" w:cs="Arial"/>
+          <w:sz w:val="22"/>
+          <w:szCs w:val="22"/>
+        </w:rPr>
+        <w:t>Brawlhalla</w:t>
+      </w:r>
+      <w:proofErr w:type="spellEnd"/>
+      <w:r>
+        <w:rPr>
+          <w:rStyle w:val="fs14fw6"/>
+          <w:rFonts w:ascii="Arial" w:eastAsia="Arial" w:hAnsi="Arial" w:cs="Arial"/>
+          <w:sz w:val="22"/>
+          <w:szCs w:val="22"/>
+        </w:rPr>
+        <w:t xml:space="preserve"> in 2018 </w:t>
       </w:r>
     </w:p>
     <w:p>
@@ -3442,7 +3799,7 @@
 </file>
 
 <file path=word/numbering.xml><?xml version="1.0" encoding="utf-8"?>
-<w:numbering xmlns:wpc="http://schemas.microsoft.com/office/word/2010/wordprocessingCanvas" xmlns:cx="http://schemas.microsoft.com/office/drawing/2014/chartex" xmlns:cx1="http://schemas.microsoft.com/office/drawing/2015/9/8/chartex" xmlns:cx2="http://schemas.microsoft.com/office/drawing/2015/10/21/chartex" xmlns:cx3="http://schemas.microsoft.com/office/drawing/2016/5/9/chartex" xmlns:cx4="http://schemas.microsoft.com/office/drawing/2016/5/10/chartex" xmlns:cx5="http://schemas.microsoft.com/office/drawing/2016/5/11/chartex" xmlns:cx6="http://schemas.microsoft.com/office/drawing/2016/5/12/chartex" xmlns:cx7="http://schemas.microsoft.com/office/drawing/2016/5/13/chartex" xmlns:cx8="http://schemas.microsoft.com/office/drawing/2016/5/14/chartex" xmlns:mc="http://schemas.openxmlformats.org/markup-compatibility/2006" xmlns:aink="http://schemas.microsoft.com/office/drawing/2016/ink" xmlns:am3d="http://schemas.microsoft.com/office/drawing/2017/model3d" xmlns:o="urn:schemas-microsoft-com:office:office" xmlns:oel="http://schemas.microsoft.com/office/2019/extlst" xmlns:r="http://schemas.openxmlformats.org/officeDocument/2006/relationships" xmlns:m="http://schemas.openxmlformats.org/officeDocument/2006/math" xmlns:v="urn:schemas-microsoft-com:vml" xmlns:wp14="http://schemas.microsoft.com/office/word/2010/wordprocessingDrawing" xmlns:wp="http://schemas.openxmlformats.org/drawingml/2006/wordprocessingDrawing" xmlns:w10="urn:schemas-microsoft-com:office:word" xmlns:w="http://schemas.openxmlformats.org/wordprocessingml/2006/main" xmlns:w14="http://schemas.microsoft.com/office/word/2010/wordml" xmlns:w15="http://schemas.microsoft.com/office/word/2012/wordml" xmlns:w16cex="http://schemas.microsoft.com/office/word/2018/wordml/cex" xmlns:w16cid="http://schemas.microsoft.com/office/word/2016/wordml/cid" xmlns:w16="http://schemas.microsoft.com/office/word/2018/wordml" xmlns:w16du="http://schemas.microsoft.com/office/word/2023/wordml/word16du" xmlns:w16sdtdh="http://schemas.microsoft.com/office/word/2020/wordml/sdtdatahash" xmlns:w16sdtfl="http://schemas.microsoft.com/office/word/2024/wordml/sdtformatlock" xmlns:w16se="http://schemas.microsoft.com/office/word/2015/wordml/symex" xmlns:wpg="http://schemas.microsoft.com/office/word/2010/wordprocessingGroup" xmlns:wpi="http://schemas.microsoft.com/office/word/2010/wordprocessingInk" xmlns:wne="http://schemas.microsoft.com/office/word/2006/wordml" xmlns:wps="http://schemas.microsoft.com/office/word/2010/wordprocessingShape" mc:Ignorable="w14 w15 w16se w16cid w16 w16cex w16sdtdh w16sdtfl w16du wp14">
+<w:numbering xmlns:wpc="http://schemas.microsoft.com/office/word/2010/wordprocessingCanvas" xmlns:cx="http://schemas.microsoft.com/office/drawing/2014/chartex" xmlns:cx1="http://schemas.microsoft.com/office/drawing/2015/9/8/chartex" xmlns:cx2="http://schemas.microsoft.com/office/drawing/2015/10/21/chartex" xmlns:cx3="http://schemas.microsoft.com/office/drawing/2016/5/9/chartex" xmlns:cx4="http://schemas.microsoft.com/office/drawing/2016/5/10/chartex" xmlns:cx5="http://schemas.microsoft.com/office/drawing/2016/5/11/chartex" xmlns:cx6="http://schemas.microsoft.com/office/drawing/2016/5/12/chartex" xmlns:cx7="http://schemas.microsoft.com/office/drawing/2016/5/13/chartex" xmlns:cx8="http://schemas.microsoft.com/office/drawing/2016/5/14/chartex" xmlns:mc="http://schemas.openxmlformats.org/markup-compatibility/2006" xmlns:aink="http://schemas.microsoft.com/office/drawing/2016/ink" xmlns:am3d="http://schemas.microsoft.com/office/drawing/2017/model3d" xmlns:o="urn:schemas-microsoft-com:office:office" xmlns:oel="http://schemas.microsoft.com/office/2019/extlst" xmlns:r="http://schemas.openxmlformats.org/officeDocument/2006/relationships" xmlns:m="http://schemas.openxmlformats.org/officeDocument/2006/math" xmlns:v="urn:schemas-microsoft-com:vml" xmlns:wp14="http://schemas.microsoft.com/office/word/2010/wordprocessingDrawing" xmlns:wp="http://schemas.openxmlformats.org/drawingml/2006/wordprocessingDrawing" xmlns:w10="urn:schemas-microsoft-com:office:word" xmlns:w="http://schemas.openxmlformats.org/wordprocessingml/2006/main" xmlns:w14="http://schemas.microsoft.com/office/word/2010/wordml" xmlns:w15="http://schemas.microsoft.com/office/word/2012/wordml" xmlns:w16cei="http://schemas.microsoft.com/office/word/2026/wordml/cei" xmlns:w16cex="http://schemas.microsoft.com/office/word/2018/wordml/cex" xmlns:w16cid="http://schemas.microsoft.com/office/word/2016/wordml/cid" xmlns:w16="http://schemas.microsoft.com/office/word/2018/wordml" xmlns:w16du="http://schemas.microsoft.com/office/word/2023/wordml/word16du" xmlns:w16sdtdh="http://schemas.microsoft.com/office/word/2020/wordml/sdtdatahash" xmlns:w16sdtfl="http://schemas.microsoft.com/office/word/2024/wordml/sdtformatlock" xmlns:w16se="http://schemas.microsoft.com/office/word/2015/wordml/symex" xmlns:wpg="http://schemas.microsoft.com/office/word/2010/wordprocessingGroup" xmlns:wpi="http://schemas.microsoft.com/office/word/2010/wordprocessingInk" xmlns:wne="http://schemas.microsoft.com/office/word/2006/wordml" xmlns:wps="http://schemas.microsoft.com/office/word/2010/wordprocessingShape" mc:Ignorable="w14 w15 w16se w16cid w16 w16cex w16sdtdh w16sdtfl w16du wp14">
   <w:abstractNum w:abstractNumId="0" w15:restartNumberingAfterBreak="0">
     <w:nsid w:val="00000001"/>
     <w:multiLevelType w:val="hybridMultilevel"/>
@@ -5074,7 +5431,6 @@
   <w:style w:type="character" w:default="1" w:styleId="DefaultParagraphFont">
     <w:name w:val="Default Paragraph Font"/>
     <w:uiPriority w:val="1"/>
-    <w:semiHidden/>
     <w:unhideWhenUsed/>
   </w:style>
   <w:style w:type="table" w:default="1" w:styleId="TableNormal">

--- a/pdf/resume.docx
+++ b/pdf/resume.docx
@@ -1,6 +1,6 @@
 
 <file path=word/document.xml><?xml version="1.0" encoding="utf-8"?>
-<w:document xmlns:wpc="http://schemas.microsoft.com/office/word/2010/wordprocessingCanvas" xmlns:cx="http://schemas.microsoft.com/office/drawing/2014/chartex" xmlns:cx1="http://schemas.microsoft.com/office/drawing/2015/9/8/chartex" xmlns:cx2="http://schemas.microsoft.com/office/drawing/2015/10/21/chartex" xmlns:cx3="http://schemas.microsoft.com/office/drawing/2016/5/9/chartex" xmlns:cx4="http://schemas.microsoft.com/office/drawing/2016/5/10/chartex" xmlns:cx5="http://schemas.microsoft.com/office/drawing/2016/5/11/chartex" xmlns:cx6="http://schemas.microsoft.com/office/drawing/2016/5/12/chartex" xmlns:cx7="http://schemas.microsoft.com/office/drawing/2016/5/13/chartex" xmlns:cx8="http://schemas.microsoft.com/office/drawing/2016/5/14/chartex" xmlns:mc="http://schemas.openxmlformats.org/markup-compatibility/2006" xmlns:aink="http://schemas.microsoft.com/office/drawing/2016/ink" xmlns:am3d="http://schemas.microsoft.com/office/drawing/2017/model3d" xmlns:o="urn:schemas-microsoft-com:office:office" xmlns:oel="http://schemas.microsoft.com/office/2019/extlst" xmlns:r="http://schemas.openxmlformats.org/officeDocument/2006/relationships" xmlns:m="http://schemas.openxmlformats.org/officeDocument/2006/math" xmlns:v="urn:schemas-microsoft-com:vml" xmlns:wp14="http://schemas.microsoft.com/office/word/2010/wordprocessingDrawing" xmlns:wp="http://schemas.openxmlformats.org/drawingml/2006/wordprocessingDrawing" xmlns:w10="urn:schemas-microsoft-com:office:word" xmlns:w="http://schemas.openxmlformats.org/wordprocessingml/2006/main" xmlns:w14="http://schemas.microsoft.com/office/word/2010/wordml" xmlns:w15="http://schemas.microsoft.com/office/word/2012/wordml" xmlns:w16cei="http://schemas.microsoft.com/office/word/2026/wordml/cei" xmlns:w16cex="http://schemas.microsoft.com/office/word/2018/wordml/cex" xmlns:w16cid="http://schemas.microsoft.com/office/word/2016/wordml/cid" xmlns:w16="http://schemas.microsoft.com/office/word/2018/wordml" xmlns:w16du="http://schemas.microsoft.com/office/word/2023/wordml/word16du" xmlns:w16sdtdh="http://schemas.microsoft.com/office/word/2020/wordml/sdtdatahash" xmlns:w16sdtfl="http://schemas.microsoft.com/office/word/2024/wordml/sdtformatlock" xmlns:w16se="http://schemas.microsoft.com/office/word/2015/wordml/symex" xmlns:wpg="http://schemas.microsoft.com/office/word/2010/wordprocessingGroup" xmlns:wpi="http://schemas.microsoft.com/office/word/2010/wordprocessingInk" xmlns:wne="http://schemas.microsoft.com/office/word/2006/wordml" xmlns:wps="http://schemas.microsoft.com/office/word/2010/wordprocessingShape" mc:Ignorable="w14 w15 w16se w16cid w16 w16cex w16sdtdh w16sdtfl w16du wp14">
+<w:document xmlns:wpc="http://schemas.microsoft.com/office/word/2010/wordprocessingCanvas" xmlns:cx="http://schemas.microsoft.com/office/drawing/2014/chartex" xmlns:cx1="http://schemas.microsoft.com/office/drawing/2015/9/8/chartex" xmlns:cx2="http://schemas.microsoft.com/office/drawing/2015/10/21/chartex" xmlns:cx3="http://schemas.microsoft.com/office/drawing/2016/5/9/chartex" xmlns:cx4="http://schemas.microsoft.com/office/drawing/2016/5/10/chartex" xmlns:cx5="http://schemas.microsoft.com/office/drawing/2016/5/11/chartex" xmlns:cx6="http://schemas.microsoft.com/office/drawing/2016/5/12/chartex" xmlns:cx7="http://schemas.microsoft.com/office/drawing/2016/5/13/chartex" xmlns:cx8="http://schemas.microsoft.com/office/drawing/2016/5/14/chartex" xmlns:mc="http://schemas.openxmlformats.org/markup-compatibility/2006" xmlns:aink="http://schemas.microsoft.com/office/drawing/2016/ink" xmlns:am3d="http://schemas.microsoft.com/office/drawing/2017/model3d" xmlns:o="urn:schemas-microsoft-com:office:office" xmlns:oel="http://schemas.microsoft.com/office/2019/extlst" xmlns:r="http://schemas.openxmlformats.org/officeDocument/2006/relationships" xmlns:m="http://schemas.openxmlformats.org/officeDocument/2006/math" xmlns:v="urn:schemas-microsoft-com:vml" xmlns:wp14="http://schemas.microsoft.com/office/word/2010/wordprocessingDrawing" xmlns:wp="http://schemas.openxmlformats.org/drawingml/2006/wordprocessingDrawing" xmlns:w10="urn:schemas-microsoft-com:office:word" xmlns:w="http://schemas.openxmlformats.org/wordprocessingml/2006/main" xmlns:w14="http://schemas.microsoft.com/office/word/2010/wordml" xmlns:w15="http://schemas.microsoft.com/office/word/2012/wordml" xmlns:w16cex="http://schemas.microsoft.com/office/word/2018/wordml/cex" xmlns:w16cid="http://schemas.microsoft.com/office/word/2016/wordml/cid" xmlns:w16="http://schemas.microsoft.com/office/word/2018/wordml" xmlns:w16du="http://schemas.microsoft.com/office/word/2023/wordml/word16du" xmlns:w16sdtdh="http://schemas.microsoft.com/office/word/2020/wordml/sdtdatahash" xmlns:w16sdtfl="http://schemas.microsoft.com/office/word/2024/wordml/sdtformatlock" xmlns:w16se="http://schemas.microsoft.com/office/word/2015/wordml/symex" xmlns:wpg="http://schemas.microsoft.com/office/word/2010/wordprocessingGroup" xmlns:wpi="http://schemas.microsoft.com/office/word/2010/wordprocessingInk" xmlns:wne="http://schemas.microsoft.com/office/word/2006/wordml" xmlns:wps="http://schemas.microsoft.com/office/word/2010/wordprocessingShape" mc:Ignorable="w14 w15 w16se w16cid w16 w16cex w16sdtdh w16sdtfl w16du wp14">
   <w:body>
     <w:p>
       <w:pPr>
@@ -25,13 +25,13 @@
           <w:szCs w:val="22"/>
         </w:rPr>
         <w:drawing>
-          <wp:anchor distT="0" distB="0" distL="114300" distR="114300" simplePos="0" relativeHeight="251658752" behindDoc="0" locked="0" layoutInCell="1" allowOverlap="1" wp14:anchorId="3AA6F022" wp14:editId="28C853A3">
+          <wp:anchor distT="0" distB="0" distL="114300" distR="114300" simplePos="0" relativeHeight="251658752" behindDoc="0" locked="0" layoutInCell="1" allowOverlap="1" wp14:anchorId="3AA6F022" wp14:editId="5EE09084">
             <wp:simplePos x="0" y="0"/>
             <wp:positionH relativeFrom="column">
-              <wp:posOffset>5505233</wp:posOffset>
+              <wp:posOffset>5754706</wp:posOffset>
             </wp:positionH>
             <wp:positionV relativeFrom="paragraph">
-              <wp:posOffset>-648484</wp:posOffset>
+              <wp:posOffset>-518652</wp:posOffset>
             </wp:positionV>
             <wp:extent cx="988723" cy="1317905"/>
             <wp:effectExtent l="0" t="0" r="0" b="0"/>
@@ -365,6 +365,17 @@
           <w:sz w:val="22"/>
           <w:szCs w:val="22"/>
         </w:rPr>
+        <w:t xml:space="preserve">            </w:t>
+      </w:r>
+      <w:r>
+        <w:rPr>
+          <w:rStyle w:val="fs14fw6"/>
+          <w:rFonts w:ascii="Arial" w:eastAsia="Arial" w:hAnsi="Arial" w:cs="Arial"/>
+          <w:b/>
+          <w:bCs/>
+          <w:sz w:val="22"/>
+          <w:szCs w:val="22"/>
+        </w:rPr>
         <w:t xml:space="preserve"> </w:t>
       </w:r>
       <w:r>
@@ -426,12 +437,12 @@
     </w:p>
     <w:p>
       <w:pPr>
+        <w:pStyle w:val="ListParagraph"/>
         <w:numPr>
           <w:ilvl w:val="0"/>
-          <w:numId w:val="1"/>
+          <w:numId w:val="14"/>
         </w:numPr>
         <w:spacing w:line="220" w:lineRule="atLeast"/>
-        <w:ind w:left="780" w:hanging="292"/>
         <w:rPr>
           <w:rFonts w:ascii="Arial" w:eastAsia="Arial" w:hAnsi="Arial" w:cs="Arial"/>
           <w:sz w:val="22"/>
@@ -449,12 +460,12 @@
     </w:p>
     <w:p>
       <w:pPr>
+        <w:pStyle w:val="ListParagraph"/>
         <w:numPr>
           <w:ilvl w:val="0"/>
-          <w:numId w:val="1"/>
+          <w:numId w:val="14"/>
         </w:numPr>
         <w:spacing w:line="220" w:lineRule="atLeast"/>
-        <w:ind w:left="780" w:hanging="292"/>
         <w:rPr>
           <w:rFonts w:ascii="Arial" w:eastAsia="Arial" w:hAnsi="Arial" w:cs="Arial"/>
           <w:sz w:val="22"/>
@@ -472,12 +483,12 @@
     </w:p>
     <w:p>
       <w:pPr>
+        <w:pStyle w:val="ListParagraph"/>
         <w:numPr>
           <w:ilvl w:val="0"/>
-          <w:numId w:val="1"/>
+          <w:numId w:val="14"/>
         </w:numPr>
         <w:spacing w:after="60" w:line="220" w:lineRule="atLeast"/>
-        <w:ind w:left="780" w:hanging="292"/>
         <w:rPr>
           <w:rFonts w:ascii="Arial" w:eastAsia="Arial" w:hAnsi="Arial" w:cs="Arial"/>
           <w:sz w:val="22"/>
@@ -576,12 +587,12 @@
     </w:p>
     <w:p>
       <w:pPr>
+        <w:pStyle w:val="ListParagraph"/>
         <w:numPr>
           <w:ilvl w:val="0"/>
-          <w:numId w:val="3"/>
+          <w:numId w:val="13"/>
         </w:numPr>
         <w:spacing w:line="220" w:lineRule="atLeast"/>
-        <w:ind w:left="780" w:hanging="292"/>
         <w:rPr>
           <w:rFonts w:ascii="Arial" w:eastAsia="Arial" w:hAnsi="Arial" w:cs="Arial"/>
           <w:sz w:val="22"/>
@@ -631,12 +642,12 @@
     </w:p>
     <w:p>
       <w:pPr>
+        <w:pStyle w:val="ListParagraph"/>
         <w:numPr>
           <w:ilvl w:val="0"/>
-          <w:numId w:val="3"/>
+          <w:numId w:val="13"/>
         </w:numPr>
         <w:spacing w:line="220" w:lineRule="atLeast"/>
-        <w:ind w:left="780" w:hanging="292"/>
         <w:rPr>
           <w:rFonts w:ascii="Arial" w:eastAsia="Arial" w:hAnsi="Arial" w:cs="Arial"/>
           <w:sz w:val="22"/>
@@ -692,16 +703,32 @@
           <w:szCs w:val="22"/>
         </w:rPr>
         <w:t>, Azure</w:t>
+      </w:r>
+      <w:r>
+        <w:rPr>
+          <w:rFonts w:ascii="Arial" w:eastAsia="Arial" w:hAnsi="Arial" w:cs="Arial"/>
+          <w:sz w:val="22"/>
+          <w:szCs w:val="22"/>
+        </w:rPr>
+        <w:t xml:space="preserve">, </w:t>
+      </w:r>
+      <w:r>
+        <w:rPr>
+          <w:rFonts w:ascii="Arial" w:eastAsia="Arial" w:hAnsi="Arial" w:cs="Arial"/>
+          <w:sz w:val="22"/>
+          <w:szCs w:val="22"/>
+        </w:rPr>
+        <w:t>CLI, ChatGPT</w:t>
       </w:r>
     </w:p>
     <w:p>
       <w:pPr>
+        <w:pStyle w:val="ListParagraph"/>
         <w:numPr>
           <w:ilvl w:val="0"/>
-          <w:numId w:val="3"/>
+          <w:numId w:val="13"/>
         </w:numPr>
         <w:spacing w:line="220" w:lineRule="atLeast"/>
-        <w:ind w:left="780" w:hanging="292"/>
         <w:rPr>
           <w:rFonts w:ascii="Arial" w:eastAsia="Arial" w:hAnsi="Arial" w:cs="Arial"/>
           <w:sz w:val="22"/>
@@ -907,7 +934,29 @@
           <w:sz w:val="12"/>
           <w:szCs w:val="12"/>
         </w:rPr>
+        <w:t xml:space="preserve">                     </w:t>
+      </w:r>
+      <w:r>
+        <w:rPr>
+          <w:rStyle w:val="fs14fw6"/>
+          <w:rFonts w:ascii="Arial" w:eastAsia="Arial" w:hAnsi="Arial" w:cs="Arial"/>
+          <w:b/>
+          <w:bCs/>
+          <w:sz w:val="12"/>
+          <w:szCs w:val="12"/>
+        </w:rPr>
         <w:t xml:space="preserve">                      </w:t>
+      </w:r>
+      <w:r>
+        <w:rPr>
+          <w:rStyle w:val="fs14fw6"/>
+          <w:rFonts w:ascii="Arial" w:eastAsia="Arial" w:hAnsi="Arial" w:cs="Arial"/>
+          <w:b/>
+          <w:bCs/>
+          <w:sz w:val="12"/>
+          <w:szCs w:val="12"/>
+        </w:rPr>
+        <w:t xml:space="preserve"> </w:t>
       </w:r>
       <w:r>
         <w:rPr>
@@ -923,12 +972,12 @@
     </w:p>
     <w:p>
       <w:pPr>
+        <w:pStyle w:val="ListParagraph"/>
         <w:numPr>
           <w:ilvl w:val="0"/>
-          <w:numId w:val="4"/>
+          <w:numId w:val="12"/>
         </w:numPr>
         <w:spacing w:line="220" w:lineRule="atLeast"/>
-        <w:ind w:left="780" w:hanging="292"/>
         <w:rPr>
           <w:rStyle w:val="fs14fw6"/>
           <w:rFonts w:ascii="Arial" w:eastAsia="Arial" w:hAnsi="Arial" w:cs="Arial"/>
@@ -1042,12 +1091,12 @@
     </w:p>
     <w:p>
       <w:pPr>
+        <w:pStyle w:val="ListParagraph"/>
         <w:numPr>
           <w:ilvl w:val="0"/>
-          <w:numId w:val="4"/>
+          <w:numId w:val="12"/>
         </w:numPr>
         <w:spacing w:line="220" w:lineRule="atLeast"/>
-        <w:ind w:left="780" w:hanging="292"/>
         <w:rPr>
           <w:rStyle w:val="fs14fw6"/>
           <w:rFonts w:ascii="Arial" w:eastAsia="Arial" w:hAnsi="Arial" w:cs="Arial"/>
@@ -1197,12 +1246,12 @@
     </w:p>
     <w:p>
       <w:pPr>
+        <w:pStyle w:val="ListParagraph"/>
         <w:numPr>
           <w:ilvl w:val="0"/>
-          <w:numId w:val="4"/>
+          <w:numId w:val="12"/>
         </w:numPr>
         <w:spacing w:line="220" w:lineRule="atLeast"/>
-        <w:ind w:left="780" w:hanging="292"/>
         <w:rPr>
           <w:rStyle w:val="fs14fw6"/>
           <w:rFonts w:ascii="Arial" w:eastAsia="Arial" w:hAnsi="Arial" w:cs="Arial"/>
@@ -1287,12 +1336,12 @@
     </w:p>
     <w:p>
       <w:pPr>
+        <w:pStyle w:val="ListParagraph"/>
         <w:numPr>
           <w:ilvl w:val="0"/>
-          <w:numId w:val="4"/>
+          <w:numId w:val="12"/>
         </w:numPr>
         <w:spacing w:line="220" w:lineRule="atLeast"/>
-        <w:ind w:left="780" w:hanging="292"/>
         <w:rPr>
           <w:rStyle w:val="fs14fw6"/>
           <w:rFonts w:ascii="Arial" w:eastAsia="Arial" w:hAnsi="Arial" w:cs="Arial"/>
@@ -1503,6 +1552,17 @@
           <w:rFonts w:ascii="Arial" w:eastAsia="Arial" w:hAnsi="Arial" w:cs="Arial"/>
           <w:b/>
           <w:bCs/>
+          <w:sz w:val="12"/>
+          <w:szCs w:val="12"/>
+        </w:rPr>
+        <w:t xml:space="preserve">                      </w:t>
+      </w:r>
+      <w:r>
+        <w:rPr>
+          <w:rStyle w:val="fs14fw6"/>
+          <w:rFonts w:ascii="Arial" w:eastAsia="Arial" w:hAnsi="Arial" w:cs="Arial"/>
+          <w:b/>
+          <w:bCs/>
           <w:sz w:val="22"/>
           <w:szCs w:val="22"/>
         </w:rPr>
@@ -1555,33 +1615,25 @@
     </w:p>
     <w:p>
       <w:pPr>
+        <w:pStyle w:val="ListParagraph"/>
         <w:numPr>
           <w:ilvl w:val="0"/>
-          <w:numId w:val="4"/>
+          <w:numId w:val="11"/>
         </w:numPr>
         <w:spacing w:line="220" w:lineRule="atLeast"/>
-        <w:ind w:left="780" w:hanging="292"/>
-        <w:rPr>
-          <w:rFonts w:ascii="Arial" w:eastAsia="Arial" w:hAnsi="Arial" w:cs="Arial"/>
-          <w:sz w:val="22"/>
-          <w:szCs w:val="22"/>
-        </w:rPr>
-      </w:pPr>
-      <w:r>
-        <w:rPr>
-          <w:rFonts w:ascii="Arial" w:eastAsia="Arial" w:hAnsi="Arial" w:cs="Arial"/>
-          <w:sz w:val="22"/>
-          <w:szCs w:val="22"/>
-        </w:rPr>
-        <w:t xml:space="preserve">Collaborated </w:t>
-      </w:r>
-      <w:r>
-        <w:rPr>
-          <w:rFonts w:ascii="Arial" w:eastAsia="Arial" w:hAnsi="Arial" w:cs="Arial"/>
-          <w:sz w:val="22"/>
-          <w:szCs w:val="22"/>
-        </w:rPr>
-        <w:t xml:space="preserve">with 3 professors and </w:t>
+        <w:rPr>
+          <w:rFonts w:ascii="Arial" w:eastAsia="Arial" w:hAnsi="Arial" w:cs="Arial"/>
+          <w:sz w:val="22"/>
+          <w:szCs w:val="22"/>
+        </w:rPr>
+      </w:pPr>
+      <w:r>
+        <w:rPr>
+          <w:rFonts w:ascii="Arial" w:eastAsia="Arial" w:hAnsi="Arial" w:cs="Arial"/>
+          <w:sz w:val="22"/>
+          <w:szCs w:val="22"/>
+        </w:rPr>
+        <w:t xml:space="preserve">Collaborated with 3 professors and </w:t>
       </w:r>
       <w:r>
         <w:rPr>
@@ -1634,12 +1686,12 @@
     </w:p>
     <w:p>
       <w:pPr>
+        <w:pStyle w:val="ListParagraph"/>
         <w:numPr>
           <w:ilvl w:val="0"/>
-          <w:numId w:val="4"/>
+          <w:numId w:val="11"/>
         </w:numPr>
         <w:spacing w:line="220" w:lineRule="atLeast"/>
-        <w:ind w:left="780" w:hanging="292"/>
         <w:rPr>
           <w:rStyle w:val="fs14fw6"/>
           <w:rFonts w:ascii="Arial" w:eastAsia="Arial" w:hAnsi="Arial" w:cs="Arial"/>
@@ -1677,12 +1729,12 @@
     </w:p>
     <w:p>
       <w:pPr>
+        <w:pStyle w:val="ListParagraph"/>
         <w:numPr>
           <w:ilvl w:val="0"/>
-          <w:numId w:val="4"/>
+          <w:numId w:val="11"/>
         </w:numPr>
         <w:spacing w:line="220" w:lineRule="atLeast"/>
-        <w:ind w:left="780" w:hanging="292"/>
         <w:rPr>
           <w:rStyle w:val="fs14fw6"/>
           <w:rFonts w:ascii="Arial" w:eastAsia="Arial" w:hAnsi="Arial" w:cs="Arial"/>
@@ -1881,164 +1933,121 @@
           <w:sz w:val="22"/>
           <w:szCs w:val="22"/>
         </w:rPr>
-        <w:t xml:space="preserve">        Aug 2024 – Nov 2024</w:t>
+        <w:t xml:space="preserve">        </w:t>
+      </w:r>
+      <w:r>
+        <w:rPr>
+          <w:rStyle w:val="fs14fw6"/>
+          <w:rFonts w:ascii="Arial" w:eastAsia="Arial" w:hAnsi="Arial" w:cs="Arial"/>
+          <w:b/>
+          <w:bCs/>
+          <w:sz w:val="22"/>
+          <w:szCs w:val="22"/>
+        </w:rPr>
+        <w:t xml:space="preserve">            </w:t>
+      </w:r>
+      <w:r>
+        <w:rPr>
+          <w:rStyle w:val="fs14fw6"/>
+          <w:rFonts w:ascii="Arial" w:eastAsia="Arial" w:hAnsi="Arial" w:cs="Arial"/>
+          <w:b/>
+          <w:bCs/>
+          <w:sz w:val="22"/>
+          <w:szCs w:val="22"/>
+        </w:rPr>
+        <w:t>Aug 2024 – Nov 2024</w:t>
       </w:r>
     </w:p>
     <w:p>
       <w:pPr>
+        <w:pStyle w:val="ListParagraph"/>
         <w:numPr>
           <w:ilvl w:val="0"/>
-          <w:numId w:val="4"/>
+          <w:numId w:val="21"/>
         </w:numPr>
         <w:spacing w:line="220" w:lineRule="atLeast"/>
-        <w:ind w:left="780" w:hanging="292"/>
-        <w:rPr>
-          <w:rFonts w:ascii="Arial" w:eastAsia="Arial" w:hAnsi="Arial" w:cs="Arial"/>
-          <w:sz w:val="22"/>
-          <w:szCs w:val="22"/>
-        </w:rPr>
-      </w:pPr>
-      <w:r>
-        <w:rPr>
-          <w:rFonts w:ascii="Arial" w:eastAsia="Arial" w:hAnsi="Arial" w:cs="Arial"/>
-          <w:sz w:val="22"/>
-          <w:szCs w:val="22"/>
-        </w:rPr>
-        <w:t>Mentored</w:t>
-      </w:r>
-      <w:r>
-        <w:rPr>
-          <w:rFonts w:ascii="Arial" w:eastAsia="Arial" w:hAnsi="Arial" w:cs="Arial"/>
-          <w:sz w:val="22"/>
-          <w:szCs w:val="22"/>
-        </w:rPr>
-        <w:t xml:space="preserve"> 25 undergraduates in </w:t>
-      </w:r>
-      <w:r>
-        <w:rPr>
-          <w:rFonts w:ascii="Arial" w:eastAsia="Arial" w:hAnsi="Arial" w:cs="Arial"/>
-          <w:sz w:val="22"/>
-          <w:szCs w:val="22"/>
-        </w:rPr>
-        <w:t>CS1010E, a course</w:t>
-      </w:r>
-      <w:r>
-        <w:rPr>
-          <w:rFonts w:ascii="Arial" w:eastAsia="Arial" w:hAnsi="Arial" w:cs="Arial"/>
-          <w:sz w:val="22"/>
-          <w:szCs w:val="22"/>
-        </w:rPr>
-        <w:t xml:space="preserve"> in NUS</w:t>
-      </w:r>
-      <w:r>
-        <w:rPr>
-          <w:rFonts w:ascii="Arial" w:eastAsia="Arial" w:hAnsi="Arial" w:cs="Arial"/>
-          <w:sz w:val="22"/>
-          <w:szCs w:val="22"/>
-        </w:rPr>
-        <w:t xml:space="preserve"> on </w:t>
-      </w:r>
-      <w:r>
-        <w:rPr>
-          <w:rFonts w:ascii="Arial" w:eastAsia="Arial" w:hAnsi="Arial" w:cs="Arial"/>
-          <w:sz w:val="22"/>
-          <w:szCs w:val="22"/>
-        </w:rPr>
-        <w:t>computational thinking and problem-solving using Python</w:t>
+        <w:rPr>
+          <w:rFonts w:ascii="Arial" w:eastAsia="Arial" w:hAnsi="Arial" w:cs="Arial"/>
+          <w:sz w:val="22"/>
+          <w:szCs w:val="22"/>
+        </w:rPr>
+      </w:pPr>
+      <w:r>
+        <w:rPr>
+          <w:rFonts w:ascii="Arial" w:eastAsia="Arial" w:hAnsi="Arial" w:cs="Arial"/>
+          <w:sz w:val="22"/>
+          <w:szCs w:val="22"/>
+        </w:rPr>
+        <w:t>Mentored 25 undergraduates in CS1010E Programming Methodology, developing computational thinking and problem-solving skills through Python</w:t>
       </w:r>
     </w:p>
     <w:p>
       <w:pPr>
+        <w:pStyle w:val="ListParagraph"/>
         <w:numPr>
           <w:ilvl w:val="0"/>
-          <w:numId w:val="4"/>
+          <w:numId w:val="21"/>
         </w:numPr>
         <w:spacing w:line="220" w:lineRule="atLeast"/>
-        <w:ind w:left="780" w:hanging="292"/>
-        <w:rPr>
-          <w:rFonts w:ascii="Arial" w:eastAsia="Arial" w:hAnsi="Arial" w:cs="Arial"/>
-          <w:sz w:val="22"/>
-          <w:szCs w:val="22"/>
-        </w:rPr>
-      </w:pPr>
-      <w:r>
-        <w:rPr>
-          <w:rFonts w:ascii="Arial" w:eastAsia="Arial" w:hAnsi="Arial" w:cs="Arial"/>
-          <w:sz w:val="22"/>
-          <w:szCs w:val="22"/>
-        </w:rPr>
-        <w:t xml:space="preserve">Received 9 nominations for teaching </w:t>
-      </w:r>
-      <w:r>
-        <w:rPr>
-          <w:rFonts w:ascii="Arial" w:eastAsia="Arial" w:hAnsi="Arial" w:cs="Arial"/>
-          <w:sz w:val="22"/>
-          <w:szCs w:val="22"/>
-        </w:rPr>
-        <w:t>excellence</w:t>
-      </w:r>
-      <w:r>
-        <w:rPr>
-          <w:rFonts w:ascii="Arial" w:eastAsia="Arial" w:hAnsi="Arial" w:cs="Arial"/>
-          <w:sz w:val="22"/>
-          <w:szCs w:val="22"/>
-        </w:rPr>
-        <w:t xml:space="preserve"> and </w:t>
-      </w:r>
-      <w:r>
-        <w:rPr>
-          <w:rFonts w:ascii="Arial" w:eastAsia="Arial" w:hAnsi="Arial" w:cs="Arial"/>
-          <w:sz w:val="22"/>
-          <w:szCs w:val="22"/>
-        </w:rPr>
-        <w:t>rated 4.5/5 for overall teaching, slightly better than computing department</w:t>
-      </w:r>
-      <w:r>
-        <w:rPr>
-          <w:rFonts w:ascii="Arial" w:eastAsia="Arial" w:hAnsi="Arial" w:cs="Arial"/>
-          <w:sz w:val="22"/>
-          <w:szCs w:val="22"/>
-        </w:rPr>
-        <w:t>s</w:t>
+        <w:rPr>
+          <w:rFonts w:ascii="Arial" w:eastAsia="Arial" w:hAnsi="Arial" w:cs="Arial"/>
+          <w:sz w:val="22"/>
+          <w:szCs w:val="22"/>
+        </w:rPr>
+      </w:pPr>
+      <w:r>
+        <w:rPr>
+          <w:rFonts w:ascii="Arial" w:eastAsia="Arial" w:hAnsi="Arial" w:cs="Arial"/>
+          <w:sz w:val="22"/>
+          <w:szCs w:val="22"/>
+        </w:rPr>
+        <w:t>Earned 9 student nominations for teaching awards and a 4.5/5 overall teaching rating, exceeding Computer Science (4.3) and School of Computing (4.2) averages</w:t>
       </w:r>
     </w:p>
     <w:p>
       <w:pPr>
+        <w:pStyle w:val="ListParagraph"/>
         <w:numPr>
           <w:ilvl w:val="0"/>
-          <w:numId w:val="4"/>
+          <w:numId w:val="21"/>
         </w:numPr>
         <w:spacing w:line="220" w:lineRule="atLeast"/>
-        <w:ind w:left="780" w:hanging="292"/>
-        <w:rPr>
-          <w:rFonts w:ascii="Arial" w:eastAsia="Arial" w:hAnsi="Arial" w:cs="Arial"/>
-          <w:sz w:val="22"/>
-          <w:szCs w:val="22"/>
-        </w:rPr>
-      </w:pPr>
-      <w:r>
-        <w:rPr>
-          <w:rFonts w:ascii="Arial" w:eastAsia="Arial" w:hAnsi="Arial" w:cs="Arial"/>
-          <w:sz w:val="22"/>
-          <w:szCs w:val="22"/>
-        </w:rPr>
-        <w:t>Designed</w:t>
-      </w:r>
-      <w:r>
-        <w:rPr>
-          <w:rFonts w:ascii="Arial" w:eastAsia="Arial" w:hAnsi="Arial" w:cs="Arial"/>
-          <w:sz w:val="22"/>
-          <w:szCs w:val="22"/>
-        </w:rPr>
-        <w:t xml:space="preserve"> custom slides</w:t>
-      </w:r>
-      <w:r>
-        <w:rPr>
-          <w:rFonts w:ascii="Arial" w:eastAsia="Arial" w:hAnsi="Arial" w:cs="Arial"/>
-          <w:sz w:val="22"/>
-          <w:szCs w:val="22"/>
-        </w:rPr>
-        <w:t>, using animations for visual clarity to bridge learning gaps</w:t>
+        <w:rPr>
+          <w:rFonts w:ascii="Arial" w:eastAsia="Arial" w:hAnsi="Arial" w:cs="Arial"/>
+          <w:sz w:val="22"/>
+          <w:szCs w:val="22"/>
+        </w:rPr>
+      </w:pPr>
+      <w:r>
+        <w:rPr>
+          <w:rFonts w:ascii="Arial" w:eastAsia="Arial" w:hAnsi="Arial" w:cs="Arial"/>
+          <w:sz w:val="22"/>
+          <w:szCs w:val="22"/>
+        </w:rPr>
+        <w:t>Achieved 4.7/5 for timely and useful feedback, supporting students both during tutorials and through questions outside class</w:t>
+      </w:r>
+    </w:p>
+    <w:p>
+      <w:pPr>
+        <w:pStyle w:val="ListParagraph"/>
+        <w:numPr>
+          <w:ilvl w:val="0"/>
+          <w:numId w:val="21"/>
+        </w:numPr>
+        <w:spacing w:line="220" w:lineRule="atLeast"/>
+        <w:rPr>
+          <w:rFonts w:ascii="Arial" w:eastAsia="Arial" w:hAnsi="Arial" w:cs="Arial"/>
+          <w:sz w:val="22"/>
+          <w:szCs w:val="22"/>
+        </w:rPr>
+      </w:pPr>
+      <w:r>
+        <w:rPr>
+          <w:rFonts w:ascii="Arial" w:eastAsia="Arial" w:hAnsi="Arial" w:cs="Arial"/>
+          <w:sz w:val="22"/>
+          <w:szCs w:val="22"/>
+        </w:rPr>
+        <w:t>Developed supplementary slides, coding examples, and practice questions to break down complex programming concepts and encourage independent problem-solving</w:t>
       </w:r>
     </w:p>
     <w:p>
@@ -2161,17 +2170,39 @@
           <w:sz w:val="22"/>
           <w:szCs w:val="22"/>
         </w:rPr>
-        <w:t xml:space="preserve">  Aug 2024 – Dec 2024</w:t>
+        <w:t xml:space="preserve">  </w:t>
+      </w:r>
+      <w:r>
+        <w:rPr>
+          <w:rStyle w:val="fs14fw6"/>
+          <w:rFonts w:ascii="Arial" w:eastAsia="Arial" w:hAnsi="Arial" w:cs="Arial"/>
+          <w:b/>
+          <w:bCs/>
+          <w:sz w:val="22"/>
+          <w:szCs w:val="22"/>
+        </w:rPr>
+        <w:t xml:space="preserve">            </w:t>
+      </w:r>
+      <w:r>
+        <w:rPr>
+          <w:rStyle w:val="fs14fw6"/>
+          <w:rFonts w:ascii="Arial" w:eastAsia="Arial" w:hAnsi="Arial" w:cs="Arial"/>
+          <w:b/>
+          <w:bCs/>
+          <w:sz w:val="22"/>
+          <w:szCs w:val="22"/>
+        </w:rPr>
+        <w:t>Aug 2024 – Dec 2024</w:t>
       </w:r>
     </w:p>
     <w:p>
       <w:pPr>
+        <w:pStyle w:val="ListParagraph"/>
         <w:numPr>
           <w:ilvl w:val="0"/>
-          <w:numId w:val="4"/>
+          <w:numId w:val="17"/>
         </w:numPr>
         <w:spacing w:line="220" w:lineRule="atLeast"/>
-        <w:ind w:left="780" w:hanging="292"/>
         <w:rPr>
           <w:rStyle w:val="fs14fw6"/>
           <w:rFonts w:ascii="Arial" w:eastAsia="Arial" w:hAnsi="Arial" w:cs="Arial"/>
@@ -2191,12 +2222,12 @@
     </w:p>
     <w:p>
       <w:pPr>
+        <w:pStyle w:val="ListParagraph"/>
         <w:numPr>
           <w:ilvl w:val="0"/>
-          <w:numId w:val="4"/>
+          <w:numId w:val="17"/>
         </w:numPr>
         <w:spacing w:line="220" w:lineRule="atLeast"/>
-        <w:ind w:left="780" w:hanging="292"/>
         <w:rPr>
           <w:rStyle w:val="fs14fw6"/>
           <w:rFonts w:ascii="Arial" w:eastAsia="Arial" w:hAnsi="Arial" w:cs="Arial"/>
@@ -2267,12 +2298,12 @@
     </w:p>
     <w:p>
       <w:pPr>
+        <w:pStyle w:val="ListParagraph"/>
         <w:numPr>
           <w:ilvl w:val="0"/>
-          <w:numId w:val="4"/>
+          <w:numId w:val="17"/>
         </w:numPr>
         <w:spacing w:line="220" w:lineRule="atLeast"/>
-        <w:ind w:left="780" w:hanging="292"/>
         <w:rPr>
           <w:rStyle w:val="fs14fw6"/>
           <w:rFonts w:ascii="Arial" w:eastAsia="Arial" w:hAnsi="Arial" w:cs="Arial"/>
@@ -2332,12 +2363,12 @@
     </w:p>
     <w:p>
       <w:pPr>
+        <w:pStyle w:val="ListParagraph"/>
         <w:numPr>
           <w:ilvl w:val="0"/>
-          <w:numId w:val="4"/>
+          <w:numId w:val="17"/>
         </w:numPr>
         <w:spacing w:line="220" w:lineRule="atLeast"/>
-        <w:ind w:left="780" w:hanging="292"/>
         <w:rPr>
           <w:rStyle w:val="fs14fw6"/>
           <w:rFonts w:ascii="Arial" w:eastAsia="Arial" w:hAnsi="Arial" w:cs="Arial"/>
@@ -2444,6 +2475,17 @@
           <w:sz w:val="22"/>
           <w:szCs w:val="22"/>
         </w:rPr>
+        <w:t xml:space="preserve">           </w:t>
+      </w:r>
+      <w:r>
+        <w:rPr>
+          <w:rStyle w:val="fs14fw6"/>
+          <w:rFonts w:ascii="Arial" w:eastAsia="Arial" w:hAnsi="Arial" w:cs="Arial"/>
+          <w:b/>
+          <w:bCs/>
+          <w:sz w:val="22"/>
+          <w:szCs w:val="22"/>
+        </w:rPr>
         <w:t>Feb</w:t>
       </w:r>
       <w:r>
@@ -2482,12 +2524,12 @@
     </w:p>
     <w:p>
       <w:pPr>
+        <w:pStyle w:val="ListParagraph"/>
         <w:numPr>
           <w:ilvl w:val="0"/>
-          <w:numId w:val="4"/>
+          <w:numId w:val="16"/>
         </w:numPr>
         <w:spacing w:line="220" w:lineRule="atLeast"/>
-        <w:ind w:left="780" w:hanging="292"/>
         <w:rPr>
           <w:rFonts w:ascii="Arial" w:eastAsia="Arial" w:hAnsi="Arial" w:cs="Arial"/>
           <w:sz w:val="22"/>
@@ -2513,12 +2555,12 @@
     </w:p>
     <w:p>
       <w:pPr>
+        <w:pStyle w:val="ListParagraph"/>
         <w:numPr>
           <w:ilvl w:val="0"/>
-          <w:numId w:val="4"/>
+          <w:numId w:val="16"/>
         </w:numPr>
         <w:spacing w:line="220" w:lineRule="atLeast"/>
-        <w:ind w:left="780" w:hanging="292"/>
         <w:rPr>
           <w:rFonts w:ascii="Arial" w:eastAsia="Arial" w:hAnsi="Arial" w:cs="Arial"/>
           <w:sz w:val="22"/>
@@ -2544,12 +2586,12 @@
     </w:p>
     <w:p>
       <w:pPr>
+        <w:pStyle w:val="ListParagraph"/>
         <w:numPr>
           <w:ilvl w:val="0"/>
-          <w:numId w:val="4"/>
+          <w:numId w:val="16"/>
         </w:numPr>
         <w:spacing w:line="220" w:lineRule="atLeast"/>
-        <w:ind w:left="780" w:hanging="292"/>
         <w:rPr>
           <w:rFonts w:ascii="Arial" w:eastAsia="Arial" w:hAnsi="Arial" w:cs="Arial"/>
           <w:sz w:val="22"/>
@@ -2629,12 +2671,12 @@
     </w:p>
     <w:p>
       <w:pPr>
+        <w:pStyle w:val="ListParagraph"/>
         <w:numPr>
           <w:ilvl w:val="0"/>
-          <w:numId w:val="4"/>
+          <w:numId w:val="16"/>
         </w:numPr>
         <w:spacing w:line="220" w:lineRule="atLeast"/>
-        <w:ind w:left="780" w:hanging="292"/>
         <w:rPr>
           <w:rFonts w:ascii="Arial" w:eastAsia="Arial" w:hAnsi="Arial" w:cs="Arial"/>
           <w:sz w:val="22"/>
@@ -2860,6 +2902,17 @@
           <w:rFonts w:ascii="Arial" w:eastAsia="Arial" w:hAnsi="Arial" w:cs="Arial"/>
           <w:b/>
           <w:bCs/>
+          <w:sz w:val="12"/>
+          <w:szCs w:val="12"/>
+        </w:rPr>
+        <w:t xml:space="preserve">                     </w:t>
+      </w:r>
+      <w:r>
+        <w:rPr>
+          <w:rStyle w:val="fs14fw6"/>
+          <w:rFonts w:ascii="Arial" w:eastAsia="Arial" w:hAnsi="Arial" w:cs="Arial"/>
+          <w:b/>
+          <w:bCs/>
           <w:sz w:val="22"/>
           <w:szCs w:val="22"/>
         </w:rPr>
@@ -2934,12 +2987,12 @@
     </w:p>
     <w:p>
       <w:pPr>
+        <w:pStyle w:val="ListParagraph"/>
         <w:numPr>
           <w:ilvl w:val="0"/>
-          <w:numId w:val="4"/>
+          <w:numId w:val="15"/>
         </w:numPr>
         <w:spacing w:line="220" w:lineRule="atLeast"/>
-        <w:ind w:left="780" w:hanging="292"/>
         <w:rPr>
           <w:rFonts w:ascii="Arial" w:eastAsia="Arial" w:hAnsi="Arial" w:cs="Arial"/>
           <w:sz w:val="22"/>
@@ -3029,12 +3082,12 @@
     </w:p>
     <w:p>
       <w:pPr>
+        <w:pStyle w:val="ListParagraph"/>
         <w:numPr>
           <w:ilvl w:val="0"/>
-          <w:numId w:val="4"/>
+          <w:numId w:val="15"/>
         </w:numPr>
         <w:spacing w:line="220" w:lineRule="atLeast"/>
-        <w:ind w:left="780" w:hanging="292"/>
         <w:rPr>
           <w:rFonts w:ascii="Arial" w:eastAsia="Arial" w:hAnsi="Arial" w:cs="Arial"/>
           <w:sz w:val="22"/>
@@ -3052,12 +3105,12 @@
     </w:p>
     <w:p>
       <w:pPr>
+        <w:pStyle w:val="ListParagraph"/>
         <w:numPr>
           <w:ilvl w:val="0"/>
-          <w:numId w:val="4"/>
+          <w:numId w:val="15"/>
         </w:numPr>
         <w:spacing w:line="220" w:lineRule="atLeast"/>
-        <w:ind w:left="780" w:hanging="292"/>
         <w:rPr>
           <w:rFonts w:ascii="Arial" w:eastAsia="Arial" w:hAnsi="Arial" w:cs="Arial"/>
           <w:sz w:val="22"/>
@@ -3119,12 +3172,12 @@
     </w:p>
     <w:p>
       <w:pPr>
+        <w:pStyle w:val="ListParagraph"/>
         <w:numPr>
           <w:ilvl w:val="0"/>
-          <w:numId w:val="4"/>
+          <w:numId w:val="15"/>
         </w:numPr>
         <w:spacing w:line="220" w:lineRule="atLeast"/>
-        <w:ind w:left="780" w:hanging="292"/>
         <w:rPr>
           <w:rFonts w:ascii="Arial" w:eastAsia="Arial" w:hAnsi="Arial" w:cs="Arial"/>
           <w:sz w:val="22"/>
@@ -3142,12 +3195,12 @@
     </w:p>
     <w:p>
       <w:pPr>
+        <w:pStyle w:val="ListParagraph"/>
         <w:numPr>
           <w:ilvl w:val="0"/>
-          <w:numId w:val="4"/>
+          <w:numId w:val="15"/>
         </w:numPr>
         <w:spacing w:line="220" w:lineRule="atLeast"/>
-        <w:ind w:left="780" w:hanging="292"/>
         <w:rPr>
           <w:rStyle w:val="fs14fw6"/>
           <w:rFonts w:ascii="Arial" w:eastAsia="Arial" w:hAnsi="Arial" w:cs="Arial"/>
@@ -3348,17 +3401,28 @@
           <w:sz w:val="22"/>
           <w:szCs w:val="22"/>
         </w:rPr>
+        <w:t xml:space="preserve">            </w:t>
+      </w:r>
+      <w:r>
+        <w:rPr>
+          <w:rStyle w:val="fs14fw6"/>
+          <w:rFonts w:ascii="Arial" w:eastAsia="Arial" w:hAnsi="Arial" w:cs="Arial"/>
+          <w:b/>
+          <w:bCs/>
+          <w:sz w:val="22"/>
+          <w:szCs w:val="22"/>
+        </w:rPr>
         <w:t>Jan 2018 – Nov 2019</w:t>
       </w:r>
     </w:p>
     <w:p>
       <w:pPr>
+        <w:pStyle w:val="ListParagraph"/>
         <w:numPr>
           <w:ilvl w:val="0"/>
-          <w:numId w:val="4"/>
+          <w:numId w:val="18"/>
         </w:numPr>
         <w:spacing w:line="220" w:lineRule="atLeast"/>
-        <w:ind w:left="780" w:hanging="292"/>
         <w:rPr>
           <w:rStyle w:val="fs14fw6"/>
           <w:rFonts w:ascii="Arial" w:eastAsia="Arial" w:hAnsi="Arial" w:cs="Arial"/>
@@ -3378,55 +3442,37 @@
     </w:p>
     <w:p>
       <w:pPr>
+        <w:pStyle w:val="ListParagraph"/>
         <w:numPr>
           <w:ilvl w:val="0"/>
-          <w:numId w:val="4"/>
+          <w:numId w:val="18"/>
         </w:numPr>
         <w:spacing w:line="220" w:lineRule="atLeast"/>
-        <w:ind w:left="780" w:hanging="292"/>
-        <w:rPr>
-          <w:rStyle w:val="fs14fw6"/>
-          <w:rFonts w:ascii="Arial" w:eastAsia="Arial" w:hAnsi="Arial" w:cs="Arial"/>
-          <w:sz w:val="22"/>
-          <w:szCs w:val="22"/>
-        </w:rPr>
-      </w:pPr>
-      <w:r>
-        <w:rPr>
-          <w:rStyle w:val="fs14fw6"/>
-          <w:rFonts w:ascii="Arial" w:eastAsia="Arial" w:hAnsi="Arial" w:cs="Arial"/>
-          <w:sz w:val="22"/>
-          <w:szCs w:val="22"/>
-        </w:rPr>
-        <w:t>Collaborated with 10 other Team Leaders to host a Day Camp for over 30 Taekwondo</w:t>
-      </w:r>
-      <w:r>
-        <w:rPr>
-          <w:rStyle w:val="fs14fw6"/>
-          <w:rFonts w:ascii="Arial" w:eastAsia="Arial" w:hAnsi="Arial" w:cs="Arial"/>
-          <w:sz w:val="22"/>
-          <w:szCs w:val="22"/>
-        </w:rPr>
-        <w:t xml:space="preserve"> </w:t>
-      </w:r>
-      <w:r>
-        <w:rPr>
-          <w:rStyle w:val="fs14fw6"/>
-          <w:rFonts w:ascii="Arial" w:eastAsia="Arial" w:hAnsi="Arial" w:cs="Arial"/>
-          <w:sz w:val="22"/>
-          <w:szCs w:val="22"/>
-        </w:rPr>
-        <w:t>members including juniors to strengthen bonds between team-mates and hone skills</w:t>
+        <w:rPr>
+          <w:rStyle w:val="fs14fw6"/>
+          <w:rFonts w:ascii="Arial" w:eastAsia="Arial" w:hAnsi="Arial" w:cs="Arial"/>
+          <w:sz w:val="22"/>
+          <w:szCs w:val="22"/>
+        </w:rPr>
+      </w:pPr>
+      <w:r>
+        <w:rPr>
+          <w:rStyle w:val="fs14fw6"/>
+          <w:rFonts w:ascii="Arial" w:eastAsia="Arial" w:hAnsi="Arial" w:cs="Arial"/>
+          <w:sz w:val="22"/>
+          <w:szCs w:val="22"/>
+        </w:rPr>
+        <w:t>Collaborated with 10 other Team Leaders to host a Day Camp for over 30 Taekwondo members including juniors to strengthen bonds between team-mates and hone skills</w:t>
       </w:r>
     </w:p>
     <w:p>
       <w:pPr>
+        <w:pStyle w:val="ListParagraph"/>
         <w:numPr>
           <w:ilvl w:val="0"/>
-          <w:numId w:val="4"/>
+          <w:numId w:val="18"/>
         </w:numPr>
         <w:spacing w:line="220" w:lineRule="atLeast"/>
-        <w:ind w:left="780" w:hanging="292"/>
         <w:rPr>
           <w:rStyle w:val="fs14fw6"/>
           <w:rFonts w:ascii="Arial" w:eastAsia="Arial" w:hAnsi="Arial" w:cs="Arial"/>
@@ -3461,25 +3507,7 @@
           <w:sz w:val="22"/>
           <w:szCs w:val="22"/>
         </w:rPr>
-        <w:t xml:space="preserve"> Poomsae</w:t>
-      </w:r>
-      <w:r>
-        <w:rPr>
-          <w:rStyle w:val="fs14fw6"/>
-          <w:rFonts w:ascii="Arial" w:eastAsia="Arial" w:hAnsi="Arial" w:cs="Arial"/>
-          <w:sz w:val="22"/>
-          <w:szCs w:val="22"/>
-        </w:rPr>
-        <w:t xml:space="preserve"> </w:t>
-      </w:r>
-      <w:r>
-        <w:rPr>
-          <w:rStyle w:val="fs14fw6"/>
-          <w:rFonts w:ascii="Arial" w:eastAsia="Arial" w:hAnsi="Arial" w:cs="Arial"/>
-          <w:sz w:val="22"/>
-          <w:szCs w:val="22"/>
-        </w:rPr>
-        <w:t>Competition for 12 hours</w:t>
+        <w:t xml:space="preserve"> Poomsae Competition for 12 hours</w:t>
       </w:r>
     </w:p>
     <w:p>
@@ -3552,6 +3580,16 @@
           <w:sz w:val="22"/>
           <w:szCs w:val="22"/>
         </w:rPr>
+        <w:t xml:space="preserve">            </w:t>
+      </w:r>
+      <w:r>
+        <w:rPr>
+          <w:rFonts w:ascii="Arial" w:eastAsia="Arial" w:hAnsi="Arial" w:cs="Arial"/>
+          <w:b/>
+          <w:bCs/>
+          <w:sz w:val="22"/>
+          <w:szCs w:val="22"/>
+        </w:rPr>
         <w:t xml:space="preserve">Jan 2014 </w:t>
       </w:r>
       <w:r>
@@ -3567,12 +3605,12 @@
     </w:p>
     <w:p>
       <w:pPr>
+        <w:pStyle w:val="ListParagraph"/>
         <w:numPr>
           <w:ilvl w:val="0"/>
-          <w:numId w:val="4"/>
+          <w:numId w:val="19"/>
         </w:numPr>
         <w:spacing w:line="220" w:lineRule="atLeast"/>
-        <w:ind w:left="780" w:hanging="292"/>
         <w:rPr>
           <w:rFonts w:ascii="Arial" w:eastAsia="Arial" w:hAnsi="Arial" w:cs="Arial"/>
           <w:sz w:val="22"/>
@@ -3606,12 +3644,12 @@
     </w:p>
     <w:p>
       <w:pPr>
+        <w:pStyle w:val="ListParagraph"/>
         <w:numPr>
           <w:ilvl w:val="0"/>
-          <w:numId w:val="4"/>
+          <w:numId w:val="19"/>
         </w:numPr>
         <w:spacing w:line="220" w:lineRule="atLeast"/>
-        <w:ind w:left="780" w:hanging="292"/>
         <w:rPr>
           <w:rFonts w:ascii="Arial" w:eastAsia="Arial" w:hAnsi="Arial" w:cs="Arial"/>
           <w:sz w:val="22"/>
@@ -3629,12 +3667,12 @@
     </w:p>
     <w:p>
       <w:pPr>
+        <w:pStyle w:val="ListParagraph"/>
         <w:numPr>
           <w:ilvl w:val="0"/>
-          <w:numId w:val="4"/>
+          <w:numId w:val="19"/>
         </w:numPr>
         <w:spacing w:line="220" w:lineRule="atLeast"/>
-        <w:ind w:left="780" w:hanging="292"/>
         <w:rPr>
           <w:rFonts w:ascii="Arial" w:eastAsia="Arial" w:hAnsi="Arial" w:cs="Arial"/>
           <w:sz w:val="22"/>
@@ -3685,48 +3723,55 @@
     </w:p>
     <w:p>
       <w:pPr>
+        <w:pStyle w:val="ListParagraph"/>
         <w:numPr>
           <w:ilvl w:val="0"/>
-          <w:numId w:val="4"/>
+          <w:numId w:val="20"/>
         </w:numPr>
         <w:spacing w:line="220" w:lineRule="atLeast"/>
-        <w:ind w:left="780" w:hanging="292"/>
-        <w:rPr>
-          <w:rStyle w:val="fs14fw6"/>
-          <w:rFonts w:ascii="Arial" w:eastAsia="Arial" w:hAnsi="Arial" w:cs="Arial"/>
-          <w:sz w:val="22"/>
-          <w:szCs w:val="22"/>
-        </w:rPr>
-      </w:pPr>
-      <w:proofErr w:type="gramStart"/>
-      <w:r>
-        <w:rPr>
-          <w:rStyle w:val="fs14fw6"/>
-          <w:rFonts w:ascii="Arial" w:eastAsia="Arial" w:hAnsi="Arial" w:cs="Arial"/>
-          <w:sz w:val="22"/>
-          <w:szCs w:val="22"/>
-        </w:rPr>
-        <w:t>Amassed</w:t>
-      </w:r>
-      <w:proofErr w:type="gramEnd"/>
-      <w:r>
-        <w:rPr>
-          <w:rStyle w:val="fs14fw6"/>
-          <w:rFonts w:ascii="Arial" w:eastAsia="Arial" w:hAnsi="Arial" w:cs="Arial"/>
-          <w:sz w:val="22"/>
-          <w:szCs w:val="22"/>
-        </w:rPr>
-        <w:t xml:space="preserve"> over $2000 in cash from Edusave Awards over a span of 10 years </w:t>
+        <w:rPr>
+          <w:rStyle w:val="fs14fw6"/>
+          <w:rFonts w:ascii="Arial" w:eastAsia="Arial" w:hAnsi="Arial" w:cs="Arial"/>
+          <w:sz w:val="22"/>
+          <w:szCs w:val="22"/>
+        </w:rPr>
+      </w:pPr>
+      <w:r>
+        <w:rPr>
+          <w:rStyle w:val="fs14fw6"/>
+          <w:rFonts w:ascii="Arial" w:eastAsia="Arial" w:hAnsi="Arial" w:cs="Arial"/>
+          <w:sz w:val="22"/>
+          <w:szCs w:val="22"/>
+        </w:rPr>
+        <w:t>A</w:t>
+      </w:r>
+      <w:r>
+        <w:rPr>
+          <w:rStyle w:val="fs14fw6"/>
+          <w:rFonts w:ascii="Arial" w:eastAsia="Arial" w:hAnsi="Arial" w:cs="Arial"/>
+          <w:sz w:val="22"/>
+          <w:szCs w:val="22"/>
+        </w:rPr>
+        <w:t xml:space="preserve">warded </w:t>
+      </w:r>
+      <w:r>
+        <w:rPr>
+          <w:rStyle w:val="fs14fw6"/>
+          <w:rFonts w:ascii="Arial" w:eastAsia="Arial" w:hAnsi="Arial" w:cs="Arial"/>
+          <w:sz w:val="22"/>
+          <w:szCs w:val="22"/>
+        </w:rPr>
+        <w:t xml:space="preserve">Edusave Awards over a span of 10 years </w:t>
       </w:r>
     </w:p>
     <w:p>
       <w:pPr>
+        <w:pStyle w:val="ListParagraph"/>
         <w:numPr>
           <w:ilvl w:val="0"/>
-          <w:numId w:val="4"/>
+          <w:numId w:val="20"/>
         </w:numPr>
         <w:spacing w:line="220" w:lineRule="atLeast"/>
-        <w:ind w:left="780" w:hanging="292"/>
         <w:rPr>
           <w:rStyle w:val="fs14fw6"/>
           <w:rFonts w:ascii="Arial" w:eastAsia="Arial" w:hAnsi="Arial" w:cs="Arial"/>
@@ -3766,12 +3811,12 @@
     </w:p>
     <w:p>
       <w:pPr>
+        <w:pStyle w:val="ListParagraph"/>
         <w:numPr>
           <w:ilvl w:val="0"/>
-          <w:numId w:val="4"/>
+          <w:numId w:val="20"/>
         </w:numPr>
         <w:spacing w:line="220" w:lineRule="atLeast"/>
-        <w:ind w:left="780" w:hanging="292"/>
         <w:rPr>
           <w:rFonts w:ascii="Arial" w:eastAsia="Arial" w:hAnsi="Arial" w:cs="Arial"/>
           <w:sz w:val="22"/>
@@ -3790,7 +3835,7 @@
     </w:p>
     <w:sectPr>
       <w:pgSz w:w="12225" w:h="15810"/>
-      <w:pgMar w:top="1440" w:right="1440" w:bottom="1440" w:left="1440" w:header="706" w:footer="706" w:gutter="0"/>
+      <w:pgMar w:top="1080" w:right="1080" w:bottom="1080" w:left="1080" w:header="706" w:footer="706" w:gutter="0"/>
       <w:cols w:space="708"/>
       <w:docGrid w:linePitch="326"/>
     </w:sectPr>
@@ -3799,7 +3844,7 @@
 </file>
 
 <file path=word/numbering.xml><?xml version="1.0" encoding="utf-8"?>
-<w:numbering xmlns:wpc="http://schemas.microsoft.com/office/word/2010/wordprocessingCanvas" xmlns:cx="http://schemas.microsoft.com/office/drawing/2014/chartex" xmlns:cx1="http://schemas.microsoft.com/office/drawing/2015/9/8/chartex" xmlns:cx2="http://schemas.microsoft.com/office/drawing/2015/10/21/chartex" xmlns:cx3="http://schemas.microsoft.com/office/drawing/2016/5/9/chartex" xmlns:cx4="http://schemas.microsoft.com/office/drawing/2016/5/10/chartex" xmlns:cx5="http://schemas.microsoft.com/office/drawing/2016/5/11/chartex" xmlns:cx6="http://schemas.microsoft.com/office/drawing/2016/5/12/chartex" xmlns:cx7="http://schemas.microsoft.com/office/drawing/2016/5/13/chartex" xmlns:cx8="http://schemas.microsoft.com/office/drawing/2016/5/14/chartex" xmlns:mc="http://schemas.openxmlformats.org/markup-compatibility/2006" xmlns:aink="http://schemas.microsoft.com/office/drawing/2016/ink" xmlns:am3d="http://schemas.microsoft.com/office/drawing/2017/model3d" xmlns:o="urn:schemas-microsoft-com:office:office" xmlns:oel="http://schemas.microsoft.com/office/2019/extlst" xmlns:r="http://schemas.openxmlformats.org/officeDocument/2006/relationships" xmlns:m="http://schemas.openxmlformats.org/officeDocument/2006/math" xmlns:v="urn:schemas-microsoft-com:vml" xmlns:wp14="http://schemas.microsoft.com/office/word/2010/wordprocessingDrawing" xmlns:wp="http://schemas.openxmlformats.org/drawingml/2006/wordprocessingDrawing" xmlns:w10="urn:schemas-microsoft-com:office:word" xmlns:w="http://schemas.openxmlformats.org/wordprocessingml/2006/main" xmlns:w14="http://schemas.microsoft.com/office/word/2010/wordml" xmlns:w15="http://schemas.microsoft.com/office/word/2012/wordml" xmlns:w16cei="http://schemas.microsoft.com/office/word/2026/wordml/cei" xmlns:w16cex="http://schemas.microsoft.com/office/word/2018/wordml/cex" xmlns:w16cid="http://schemas.microsoft.com/office/word/2016/wordml/cid" xmlns:w16="http://schemas.microsoft.com/office/word/2018/wordml" xmlns:w16du="http://schemas.microsoft.com/office/word/2023/wordml/word16du" xmlns:w16sdtdh="http://schemas.microsoft.com/office/word/2020/wordml/sdtdatahash" xmlns:w16sdtfl="http://schemas.microsoft.com/office/word/2024/wordml/sdtformatlock" xmlns:w16se="http://schemas.microsoft.com/office/word/2015/wordml/symex" xmlns:wpg="http://schemas.microsoft.com/office/word/2010/wordprocessingGroup" xmlns:wpi="http://schemas.microsoft.com/office/word/2010/wordprocessingInk" xmlns:wne="http://schemas.microsoft.com/office/word/2006/wordml" xmlns:wps="http://schemas.microsoft.com/office/word/2010/wordprocessingShape" mc:Ignorable="w14 w15 w16se w16cid w16 w16cex w16sdtdh w16sdtfl w16du wp14">
+<w:numbering xmlns:wpc="http://schemas.microsoft.com/office/word/2010/wordprocessingCanvas" xmlns:cx="http://schemas.microsoft.com/office/drawing/2014/chartex" xmlns:cx1="http://schemas.microsoft.com/office/drawing/2015/9/8/chartex" xmlns:cx2="http://schemas.microsoft.com/office/drawing/2015/10/21/chartex" xmlns:cx3="http://schemas.microsoft.com/office/drawing/2016/5/9/chartex" xmlns:cx4="http://schemas.microsoft.com/office/drawing/2016/5/10/chartex" xmlns:cx5="http://schemas.microsoft.com/office/drawing/2016/5/11/chartex" xmlns:cx6="http://schemas.microsoft.com/office/drawing/2016/5/12/chartex" xmlns:cx7="http://schemas.microsoft.com/office/drawing/2016/5/13/chartex" xmlns:cx8="http://schemas.microsoft.com/office/drawing/2016/5/14/chartex" xmlns:mc="http://schemas.openxmlformats.org/markup-compatibility/2006" xmlns:aink="http://schemas.microsoft.com/office/drawing/2016/ink" xmlns:am3d="http://schemas.microsoft.com/office/drawing/2017/model3d" xmlns:o="urn:schemas-microsoft-com:office:office" xmlns:oel="http://schemas.microsoft.com/office/2019/extlst" xmlns:r="http://schemas.openxmlformats.org/officeDocument/2006/relationships" xmlns:m="http://schemas.openxmlformats.org/officeDocument/2006/math" xmlns:v="urn:schemas-microsoft-com:vml" xmlns:wp14="http://schemas.microsoft.com/office/word/2010/wordprocessingDrawing" xmlns:wp="http://schemas.openxmlformats.org/drawingml/2006/wordprocessingDrawing" xmlns:w10="urn:schemas-microsoft-com:office:word" xmlns:w="http://schemas.openxmlformats.org/wordprocessingml/2006/main" xmlns:w14="http://schemas.microsoft.com/office/word/2010/wordml" xmlns:w15="http://schemas.microsoft.com/office/word/2012/wordml" xmlns:w16cex="http://schemas.microsoft.com/office/word/2018/wordml/cex" xmlns:w16cid="http://schemas.microsoft.com/office/word/2016/wordml/cid" xmlns:w16="http://schemas.microsoft.com/office/word/2018/wordml" xmlns:w16du="http://schemas.microsoft.com/office/word/2023/wordml/word16du" xmlns:w16sdtdh="http://schemas.microsoft.com/office/word/2020/wordml/sdtdatahash" xmlns:w16sdtfl="http://schemas.microsoft.com/office/word/2024/wordml/sdtformatlock" xmlns:w16se="http://schemas.microsoft.com/office/word/2015/wordml/symex" xmlns:wpg="http://schemas.microsoft.com/office/word/2010/wordprocessingGroup" xmlns:wpi="http://schemas.microsoft.com/office/word/2010/wordprocessingInk" xmlns:wne="http://schemas.microsoft.com/office/word/2006/wordml" xmlns:wps="http://schemas.microsoft.com/office/word/2010/wordprocessingShape" mc:Ignorable="w14 w15 w16se w16cid w16 w16cex w16sdtdh w16sdtfl w16du wp14">
   <w:abstractNum w:abstractNumId="0" w15:restartNumberingAfterBreak="0">
     <w:nsid w:val="00000001"/>
     <w:multiLevelType w:val="hybridMultilevel"/>
@@ -4221,7 +4266,7 @@
       <w:lvlText w:val=""/>
       <w:lvlJc w:val="left"/>
       <w:pPr>
-        <w:ind w:left="720" w:hanging="360"/>
+        <w:ind w:left="232" w:hanging="360"/>
       </w:pPr>
       <w:rPr>
         <w:rFonts w:ascii="Symbol" w:hAnsi="Symbol"/>
@@ -4234,9 +4279,9 @@
       <w:lvlJc w:val="left"/>
       <w:pPr>
         <w:tabs>
-          <w:tab w:val="num" w:pos="1440"/>
+          <w:tab w:val="num" w:pos="952"/>
         </w:tabs>
-        <w:ind w:left="1440" w:hanging="360"/>
+        <w:ind w:left="952" w:hanging="360"/>
       </w:pPr>
       <w:rPr>
         <w:rFonts w:ascii="Courier New" w:hAnsi="Courier New"/>
@@ -4249,9 +4294,9 @@
       <w:lvlJc w:val="left"/>
       <w:pPr>
         <w:tabs>
-          <w:tab w:val="num" w:pos="2160"/>
+          <w:tab w:val="num" w:pos="1672"/>
         </w:tabs>
-        <w:ind w:left="2160" w:hanging="360"/>
+        <w:ind w:left="1672" w:hanging="360"/>
       </w:pPr>
       <w:rPr>
         <w:rFonts w:ascii="Wingdings" w:hAnsi="Wingdings"/>
@@ -4264,9 +4309,9 @@
       <w:lvlJc w:val="left"/>
       <w:pPr>
         <w:tabs>
-          <w:tab w:val="num" w:pos="2880"/>
+          <w:tab w:val="num" w:pos="2392"/>
         </w:tabs>
-        <w:ind w:left="2880" w:hanging="360"/>
+        <w:ind w:left="2392" w:hanging="360"/>
       </w:pPr>
       <w:rPr>
         <w:rFonts w:ascii="Symbol" w:hAnsi="Symbol"/>
@@ -4279,9 +4324,9 @@
       <w:lvlJc w:val="left"/>
       <w:pPr>
         <w:tabs>
-          <w:tab w:val="num" w:pos="3600"/>
+          <w:tab w:val="num" w:pos="3112"/>
         </w:tabs>
-        <w:ind w:left="3600" w:hanging="360"/>
+        <w:ind w:left="3112" w:hanging="360"/>
       </w:pPr>
       <w:rPr>
         <w:rFonts w:ascii="Courier New" w:hAnsi="Courier New"/>
@@ -4294,9 +4339,9 @@
       <w:lvlJc w:val="left"/>
       <w:pPr>
         <w:tabs>
-          <w:tab w:val="num" w:pos="4320"/>
+          <w:tab w:val="num" w:pos="3832"/>
         </w:tabs>
-        <w:ind w:left="4320" w:hanging="360"/>
+        <w:ind w:left="3832" w:hanging="360"/>
       </w:pPr>
       <w:rPr>
         <w:rFonts w:ascii="Wingdings" w:hAnsi="Wingdings"/>
@@ -4309,9 +4354,9 @@
       <w:lvlJc w:val="left"/>
       <w:pPr>
         <w:tabs>
-          <w:tab w:val="num" w:pos="5040"/>
+          <w:tab w:val="num" w:pos="4552"/>
         </w:tabs>
-        <w:ind w:left="5040" w:hanging="360"/>
+        <w:ind w:left="4552" w:hanging="360"/>
       </w:pPr>
       <w:rPr>
         <w:rFonts w:ascii="Symbol" w:hAnsi="Symbol"/>
@@ -4324,9 +4369,9 @@
       <w:lvlJc w:val="left"/>
       <w:pPr>
         <w:tabs>
-          <w:tab w:val="num" w:pos="5760"/>
+          <w:tab w:val="num" w:pos="5272"/>
         </w:tabs>
-        <w:ind w:left="5760" w:hanging="360"/>
+        <w:ind w:left="5272" w:hanging="360"/>
       </w:pPr>
       <w:rPr>
         <w:rFonts w:ascii="Courier New" w:hAnsi="Courier New"/>
@@ -4339,9 +4384,9 @@
       <w:lvlJc w:val="left"/>
       <w:pPr>
         <w:tabs>
-          <w:tab w:val="num" w:pos="6480"/>
+          <w:tab w:val="num" w:pos="5992"/>
         </w:tabs>
-        <w:ind w:left="6480" w:hanging="360"/>
+        <w:ind w:left="5992" w:hanging="360"/>
       </w:pPr>
       <w:rPr>
         <w:rFonts w:ascii="Wingdings" w:hAnsi="Wingdings"/>
@@ -4893,6 +4938,1475 @@
       </w:pPr>
       <w:rPr>
         <w:rFonts w:ascii="Wingdings" w:hAnsi="Wingdings"/>
+      </w:rPr>
+    </w:lvl>
+  </w:abstractNum>
+  <w:abstractNum w:abstractNumId="8" w15:restartNumberingAfterBreak="0">
+    <w:nsid w:val="04316ADF"/>
+    <w:multiLevelType w:val="hybridMultilevel"/>
+    <w:tmpl w:val="9C68AA5A"/>
+    <w:lvl w:ilvl="0" w:tplc="04090001">
+      <w:start w:val="1"/>
+      <w:numFmt w:val="bullet"/>
+      <w:lvlText w:val=""/>
+      <w:lvlJc w:val="left"/>
+      <w:pPr>
+        <w:ind w:left="720" w:hanging="360"/>
+      </w:pPr>
+      <w:rPr>
+        <w:rFonts w:ascii="Symbol" w:hAnsi="Symbol" w:hint="default"/>
+      </w:rPr>
+    </w:lvl>
+    <w:lvl w:ilvl="1" w:tplc="04090003" w:tentative="1">
+      <w:start w:val="1"/>
+      <w:numFmt w:val="bullet"/>
+      <w:lvlText w:val="o"/>
+      <w:lvlJc w:val="left"/>
+      <w:pPr>
+        <w:ind w:left="1440" w:hanging="360"/>
+      </w:pPr>
+      <w:rPr>
+        <w:rFonts w:ascii="Courier New" w:hAnsi="Courier New" w:cs="Courier New" w:hint="default"/>
+      </w:rPr>
+    </w:lvl>
+    <w:lvl w:ilvl="2" w:tplc="04090005" w:tentative="1">
+      <w:start w:val="1"/>
+      <w:numFmt w:val="bullet"/>
+      <w:lvlText w:val=""/>
+      <w:lvlJc w:val="left"/>
+      <w:pPr>
+        <w:ind w:left="2160" w:hanging="360"/>
+      </w:pPr>
+      <w:rPr>
+        <w:rFonts w:ascii="Wingdings" w:hAnsi="Wingdings" w:hint="default"/>
+      </w:rPr>
+    </w:lvl>
+    <w:lvl w:ilvl="3" w:tplc="04090001" w:tentative="1">
+      <w:start w:val="1"/>
+      <w:numFmt w:val="bullet"/>
+      <w:lvlText w:val=""/>
+      <w:lvlJc w:val="left"/>
+      <w:pPr>
+        <w:ind w:left="2880" w:hanging="360"/>
+      </w:pPr>
+      <w:rPr>
+        <w:rFonts w:ascii="Symbol" w:hAnsi="Symbol" w:hint="default"/>
+      </w:rPr>
+    </w:lvl>
+    <w:lvl w:ilvl="4" w:tplc="04090003" w:tentative="1">
+      <w:start w:val="1"/>
+      <w:numFmt w:val="bullet"/>
+      <w:lvlText w:val="o"/>
+      <w:lvlJc w:val="left"/>
+      <w:pPr>
+        <w:ind w:left="3600" w:hanging="360"/>
+      </w:pPr>
+      <w:rPr>
+        <w:rFonts w:ascii="Courier New" w:hAnsi="Courier New" w:cs="Courier New" w:hint="default"/>
+      </w:rPr>
+    </w:lvl>
+    <w:lvl w:ilvl="5" w:tplc="04090005" w:tentative="1">
+      <w:start w:val="1"/>
+      <w:numFmt w:val="bullet"/>
+      <w:lvlText w:val=""/>
+      <w:lvlJc w:val="left"/>
+      <w:pPr>
+        <w:ind w:left="4320" w:hanging="360"/>
+      </w:pPr>
+      <w:rPr>
+        <w:rFonts w:ascii="Wingdings" w:hAnsi="Wingdings" w:hint="default"/>
+      </w:rPr>
+    </w:lvl>
+    <w:lvl w:ilvl="6" w:tplc="04090001" w:tentative="1">
+      <w:start w:val="1"/>
+      <w:numFmt w:val="bullet"/>
+      <w:lvlText w:val=""/>
+      <w:lvlJc w:val="left"/>
+      <w:pPr>
+        <w:ind w:left="5040" w:hanging="360"/>
+      </w:pPr>
+      <w:rPr>
+        <w:rFonts w:ascii="Symbol" w:hAnsi="Symbol" w:hint="default"/>
+      </w:rPr>
+    </w:lvl>
+    <w:lvl w:ilvl="7" w:tplc="04090003" w:tentative="1">
+      <w:start w:val="1"/>
+      <w:numFmt w:val="bullet"/>
+      <w:lvlText w:val="o"/>
+      <w:lvlJc w:val="left"/>
+      <w:pPr>
+        <w:ind w:left="5760" w:hanging="360"/>
+      </w:pPr>
+      <w:rPr>
+        <w:rFonts w:ascii="Courier New" w:hAnsi="Courier New" w:cs="Courier New" w:hint="default"/>
+      </w:rPr>
+    </w:lvl>
+    <w:lvl w:ilvl="8" w:tplc="04090005" w:tentative="1">
+      <w:start w:val="1"/>
+      <w:numFmt w:val="bullet"/>
+      <w:lvlText w:val=""/>
+      <w:lvlJc w:val="left"/>
+      <w:pPr>
+        <w:ind w:left="6480" w:hanging="360"/>
+      </w:pPr>
+      <w:rPr>
+        <w:rFonts w:ascii="Wingdings" w:hAnsi="Wingdings" w:hint="default"/>
+      </w:rPr>
+    </w:lvl>
+  </w:abstractNum>
+  <w:abstractNum w:abstractNumId="9" w15:restartNumberingAfterBreak="0">
+    <w:nsid w:val="07AD276D"/>
+    <w:multiLevelType w:val="hybridMultilevel"/>
+    <w:tmpl w:val="9AFE9966"/>
+    <w:lvl w:ilvl="0" w:tplc="04090001">
+      <w:start w:val="1"/>
+      <w:numFmt w:val="bullet"/>
+      <w:lvlText w:val=""/>
+      <w:lvlJc w:val="left"/>
+      <w:pPr>
+        <w:ind w:left="720" w:hanging="360"/>
+      </w:pPr>
+      <w:rPr>
+        <w:rFonts w:ascii="Symbol" w:hAnsi="Symbol" w:hint="default"/>
+      </w:rPr>
+    </w:lvl>
+    <w:lvl w:ilvl="1" w:tplc="04090003" w:tentative="1">
+      <w:start w:val="1"/>
+      <w:numFmt w:val="bullet"/>
+      <w:lvlText w:val="o"/>
+      <w:lvlJc w:val="left"/>
+      <w:pPr>
+        <w:ind w:left="1440" w:hanging="360"/>
+      </w:pPr>
+      <w:rPr>
+        <w:rFonts w:ascii="Courier New" w:hAnsi="Courier New" w:cs="Courier New" w:hint="default"/>
+      </w:rPr>
+    </w:lvl>
+    <w:lvl w:ilvl="2" w:tplc="04090005" w:tentative="1">
+      <w:start w:val="1"/>
+      <w:numFmt w:val="bullet"/>
+      <w:lvlText w:val=""/>
+      <w:lvlJc w:val="left"/>
+      <w:pPr>
+        <w:ind w:left="2160" w:hanging="360"/>
+      </w:pPr>
+      <w:rPr>
+        <w:rFonts w:ascii="Wingdings" w:hAnsi="Wingdings" w:hint="default"/>
+      </w:rPr>
+    </w:lvl>
+    <w:lvl w:ilvl="3" w:tplc="04090001" w:tentative="1">
+      <w:start w:val="1"/>
+      <w:numFmt w:val="bullet"/>
+      <w:lvlText w:val=""/>
+      <w:lvlJc w:val="left"/>
+      <w:pPr>
+        <w:ind w:left="2880" w:hanging="360"/>
+      </w:pPr>
+      <w:rPr>
+        <w:rFonts w:ascii="Symbol" w:hAnsi="Symbol" w:hint="default"/>
+      </w:rPr>
+    </w:lvl>
+    <w:lvl w:ilvl="4" w:tplc="04090003" w:tentative="1">
+      <w:start w:val="1"/>
+      <w:numFmt w:val="bullet"/>
+      <w:lvlText w:val="o"/>
+      <w:lvlJc w:val="left"/>
+      <w:pPr>
+        <w:ind w:left="3600" w:hanging="360"/>
+      </w:pPr>
+      <w:rPr>
+        <w:rFonts w:ascii="Courier New" w:hAnsi="Courier New" w:cs="Courier New" w:hint="default"/>
+      </w:rPr>
+    </w:lvl>
+    <w:lvl w:ilvl="5" w:tplc="04090005" w:tentative="1">
+      <w:start w:val="1"/>
+      <w:numFmt w:val="bullet"/>
+      <w:lvlText w:val=""/>
+      <w:lvlJc w:val="left"/>
+      <w:pPr>
+        <w:ind w:left="4320" w:hanging="360"/>
+      </w:pPr>
+      <w:rPr>
+        <w:rFonts w:ascii="Wingdings" w:hAnsi="Wingdings" w:hint="default"/>
+      </w:rPr>
+    </w:lvl>
+    <w:lvl w:ilvl="6" w:tplc="04090001" w:tentative="1">
+      <w:start w:val="1"/>
+      <w:numFmt w:val="bullet"/>
+      <w:lvlText w:val=""/>
+      <w:lvlJc w:val="left"/>
+      <w:pPr>
+        <w:ind w:left="5040" w:hanging="360"/>
+      </w:pPr>
+      <w:rPr>
+        <w:rFonts w:ascii="Symbol" w:hAnsi="Symbol" w:hint="default"/>
+      </w:rPr>
+    </w:lvl>
+    <w:lvl w:ilvl="7" w:tplc="04090003" w:tentative="1">
+      <w:start w:val="1"/>
+      <w:numFmt w:val="bullet"/>
+      <w:lvlText w:val="o"/>
+      <w:lvlJc w:val="left"/>
+      <w:pPr>
+        <w:ind w:left="5760" w:hanging="360"/>
+      </w:pPr>
+      <w:rPr>
+        <w:rFonts w:ascii="Courier New" w:hAnsi="Courier New" w:cs="Courier New" w:hint="default"/>
+      </w:rPr>
+    </w:lvl>
+    <w:lvl w:ilvl="8" w:tplc="04090005" w:tentative="1">
+      <w:start w:val="1"/>
+      <w:numFmt w:val="bullet"/>
+      <w:lvlText w:val=""/>
+      <w:lvlJc w:val="left"/>
+      <w:pPr>
+        <w:ind w:left="6480" w:hanging="360"/>
+      </w:pPr>
+      <w:rPr>
+        <w:rFonts w:ascii="Wingdings" w:hAnsi="Wingdings" w:hint="default"/>
+      </w:rPr>
+    </w:lvl>
+  </w:abstractNum>
+  <w:abstractNum w:abstractNumId="10" w15:restartNumberingAfterBreak="0">
+    <w:nsid w:val="1B9A16BC"/>
+    <w:multiLevelType w:val="hybridMultilevel"/>
+    <w:tmpl w:val="B1AA53C4"/>
+    <w:lvl w:ilvl="0" w:tplc="04090001">
+      <w:start w:val="1"/>
+      <w:numFmt w:val="bullet"/>
+      <w:lvlText w:val=""/>
+      <w:lvlJc w:val="left"/>
+      <w:pPr>
+        <w:ind w:left="720" w:hanging="360"/>
+      </w:pPr>
+      <w:rPr>
+        <w:rFonts w:ascii="Symbol" w:hAnsi="Symbol" w:hint="default"/>
+      </w:rPr>
+    </w:lvl>
+    <w:lvl w:ilvl="1" w:tplc="04090003" w:tentative="1">
+      <w:start w:val="1"/>
+      <w:numFmt w:val="bullet"/>
+      <w:lvlText w:val="o"/>
+      <w:lvlJc w:val="left"/>
+      <w:pPr>
+        <w:ind w:left="1440" w:hanging="360"/>
+      </w:pPr>
+      <w:rPr>
+        <w:rFonts w:ascii="Courier New" w:hAnsi="Courier New" w:cs="Courier New" w:hint="default"/>
+      </w:rPr>
+    </w:lvl>
+    <w:lvl w:ilvl="2" w:tplc="04090005" w:tentative="1">
+      <w:start w:val="1"/>
+      <w:numFmt w:val="bullet"/>
+      <w:lvlText w:val=""/>
+      <w:lvlJc w:val="left"/>
+      <w:pPr>
+        <w:ind w:left="2160" w:hanging="360"/>
+      </w:pPr>
+      <w:rPr>
+        <w:rFonts w:ascii="Wingdings" w:hAnsi="Wingdings" w:hint="default"/>
+      </w:rPr>
+    </w:lvl>
+    <w:lvl w:ilvl="3" w:tplc="04090001" w:tentative="1">
+      <w:start w:val="1"/>
+      <w:numFmt w:val="bullet"/>
+      <w:lvlText w:val=""/>
+      <w:lvlJc w:val="left"/>
+      <w:pPr>
+        <w:ind w:left="2880" w:hanging="360"/>
+      </w:pPr>
+      <w:rPr>
+        <w:rFonts w:ascii="Symbol" w:hAnsi="Symbol" w:hint="default"/>
+      </w:rPr>
+    </w:lvl>
+    <w:lvl w:ilvl="4" w:tplc="04090003" w:tentative="1">
+      <w:start w:val="1"/>
+      <w:numFmt w:val="bullet"/>
+      <w:lvlText w:val="o"/>
+      <w:lvlJc w:val="left"/>
+      <w:pPr>
+        <w:ind w:left="3600" w:hanging="360"/>
+      </w:pPr>
+      <w:rPr>
+        <w:rFonts w:ascii="Courier New" w:hAnsi="Courier New" w:cs="Courier New" w:hint="default"/>
+      </w:rPr>
+    </w:lvl>
+    <w:lvl w:ilvl="5" w:tplc="04090005" w:tentative="1">
+      <w:start w:val="1"/>
+      <w:numFmt w:val="bullet"/>
+      <w:lvlText w:val=""/>
+      <w:lvlJc w:val="left"/>
+      <w:pPr>
+        <w:ind w:left="4320" w:hanging="360"/>
+      </w:pPr>
+      <w:rPr>
+        <w:rFonts w:ascii="Wingdings" w:hAnsi="Wingdings" w:hint="default"/>
+      </w:rPr>
+    </w:lvl>
+    <w:lvl w:ilvl="6" w:tplc="04090001" w:tentative="1">
+      <w:start w:val="1"/>
+      <w:numFmt w:val="bullet"/>
+      <w:lvlText w:val=""/>
+      <w:lvlJc w:val="left"/>
+      <w:pPr>
+        <w:ind w:left="5040" w:hanging="360"/>
+      </w:pPr>
+      <w:rPr>
+        <w:rFonts w:ascii="Symbol" w:hAnsi="Symbol" w:hint="default"/>
+      </w:rPr>
+    </w:lvl>
+    <w:lvl w:ilvl="7" w:tplc="04090003" w:tentative="1">
+      <w:start w:val="1"/>
+      <w:numFmt w:val="bullet"/>
+      <w:lvlText w:val="o"/>
+      <w:lvlJc w:val="left"/>
+      <w:pPr>
+        <w:ind w:left="5760" w:hanging="360"/>
+      </w:pPr>
+      <w:rPr>
+        <w:rFonts w:ascii="Courier New" w:hAnsi="Courier New" w:cs="Courier New" w:hint="default"/>
+      </w:rPr>
+    </w:lvl>
+    <w:lvl w:ilvl="8" w:tplc="04090005" w:tentative="1">
+      <w:start w:val="1"/>
+      <w:numFmt w:val="bullet"/>
+      <w:lvlText w:val=""/>
+      <w:lvlJc w:val="left"/>
+      <w:pPr>
+        <w:ind w:left="6480" w:hanging="360"/>
+      </w:pPr>
+      <w:rPr>
+        <w:rFonts w:ascii="Wingdings" w:hAnsi="Wingdings" w:hint="default"/>
+      </w:rPr>
+    </w:lvl>
+  </w:abstractNum>
+  <w:abstractNum w:abstractNumId="11" w15:restartNumberingAfterBreak="0">
+    <w:nsid w:val="2A106CBC"/>
+    <w:multiLevelType w:val="hybridMultilevel"/>
+    <w:tmpl w:val="6FD25242"/>
+    <w:lvl w:ilvl="0" w:tplc="04090001">
+      <w:start w:val="1"/>
+      <w:numFmt w:val="bullet"/>
+      <w:lvlText w:val=""/>
+      <w:lvlJc w:val="left"/>
+      <w:pPr>
+        <w:ind w:left="720" w:hanging="360"/>
+      </w:pPr>
+      <w:rPr>
+        <w:rFonts w:ascii="Symbol" w:hAnsi="Symbol" w:hint="default"/>
+      </w:rPr>
+    </w:lvl>
+    <w:lvl w:ilvl="1" w:tplc="04090003" w:tentative="1">
+      <w:start w:val="1"/>
+      <w:numFmt w:val="bullet"/>
+      <w:lvlText w:val="o"/>
+      <w:lvlJc w:val="left"/>
+      <w:pPr>
+        <w:ind w:left="1440" w:hanging="360"/>
+      </w:pPr>
+      <w:rPr>
+        <w:rFonts w:ascii="Courier New" w:hAnsi="Courier New" w:cs="Courier New" w:hint="default"/>
+      </w:rPr>
+    </w:lvl>
+    <w:lvl w:ilvl="2" w:tplc="04090005" w:tentative="1">
+      <w:start w:val="1"/>
+      <w:numFmt w:val="bullet"/>
+      <w:lvlText w:val=""/>
+      <w:lvlJc w:val="left"/>
+      <w:pPr>
+        <w:ind w:left="2160" w:hanging="360"/>
+      </w:pPr>
+      <w:rPr>
+        <w:rFonts w:ascii="Wingdings" w:hAnsi="Wingdings" w:hint="default"/>
+      </w:rPr>
+    </w:lvl>
+    <w:lvl w:ilvl="3" w:tplc="04090001" w:tentative="1">
+      <w:start w:val="1"/>
+      <w:numFmt w:val="bullet"/>
+      <w:lvlText w:val=""/>
+      <w:lvlJc w:val="left"/>
+      <w:pPr>
+        <w:ind w:left="2880" w:hanging="360"/>
+      </w:pPr>
+      <w:rPr>
+        <w:rFonts w:ascii="Symbol" w:hAnsi="Symbol" w:hint="default"/>
+      </w:rPr>
+    </w:lvl>
+    <w:lvl w:ilvl="4" w:tplc="04090003" w:tentative="1">
+      <w:start w:val="1"/>
+      <w:numFmt w:val="bullet"/>
+      <w:lvlText w:val="o"/>
+      <w:lvlJc w:val="left"/>
+      <w:pPr>
+        <w:ind w:left="3600" w:hanging="360"/>
+      </w:pPr>
+      <w:rPr>
+        <w:rFonts w:ascii="Courier New" w:hAnsi="Courier New" w:cs="Courier New" w:hint="default"/>
+      </w:rPr>
+    </w:lvl>
+    <w:lvl w:ilvl="5" w:tplc="04090005" w:tentative="1">
+      <w:start w:val="1"/>
+      <w:numFmt w:val="bullet"/>
+      <w:lvlText w:val=""/>
+      <w:lvlJc w:val="left"/>
+      <w:pPr>
+        <w:ind w:left="4320" w:hanging="360"/>
+      </w:pPr>
+      <w:rPr>
+        <w:rFonts w:ascii="Wingdings" w:hAnsi="Wingdings" w:hint="default"/>
+      </w:rPr>
+    </w:lvl>
+    <w:lvl w:ilvl="6" w:tplc="04090001" w:tentative="1">
+      <w:start w:val="1"/>
+      <w:numFmt w:val="bullet"/>
+      <w:lvlText w:val=""/>
+      <w:lvlJc w:val="left"/>
+      <w:pPr>
+        <w:ind w:left="5040" w:hanging="360"/>
+      </w:pPr>
+      <w:rPr>
+        <w:rFonts w:ascii="Symbol" w:hAnsi="Symbol" w:hint="default"/>
+      </w:rPr>
+    </w:lvl>
+    <w:lvl w:ilvl="7" w:tplc="04090003" w:tentative="1">
+      <w:start w:val="1"/>
+      <w:numFmt w:val="bullet"/>
+      <w:lvlText w:val="o"/>
+      <w:lvlJc w:val="left"/>
+      <w:pPr>
+        <w:ind w:left="5760" w:hanging="360"/>
+      </w:pPr>
+      <w:rPr>
+        <w:rFonts w:ascii="Courier New" w:hAnsi="Courier New" w:cs="Courier New" w:hint="default"/>
+      </w:rPr>
+    </w:lvl>
+    <w:lvl w:ilvl="8" w:tplc="04090005" w:tentative="1">
+      <w:start w:val="1"/>
+      <w:numFmt w:val="bullet"/>
+      <w:lvlText w:val=""/>
+      <w:lvlJc w:val="left"/>
+      <w:pPr>
+        <w:ind w:left="6480" w:hanging="360"/>
+      </w:pPr>
+      <w:rPr>
+        <w:rFonts w:ascii="Wingdings" w:hAnsi="Wingdings" w:hint="default"/>
+      </w:rPr>
+    </w:lvl>
+  </w:abstractNum>
+  <w:abstractNum w:abstractNumId="12" w15:restartNumberingAfterBreak="0">
+    <w:nsid w:val="2B952F5A"/>
+    <w:multiLevelType w:val="hybridMultilevel"/>
+    <w:tmpl w:val="9AF41A66"/>
+    <w:lvl w:ilvl="0" w:tplc="04090001">
+      <w:start w:val="1"/>
+      <w:numFmt w:val="bullet"/>
+      <w:lvlText w:val=""/>
+      <w:lvlJc w:val="left"/>
+      <w:pPr>
+        <w:ind w:left="720" w:hanging="360"/>
+      </w:pPr>
+      <w:rPr>
+        <w:rFonts w:ascii="Symbol" w:hAnsi="Symbol" w:hint="default"/>
+      </w:rPr>
+    </w:lvl>
+    <w:lvl w:ilvl="1" w:tplc="04090003" w:tentative="1">
+      <w:start w:val="1"/>
+      <w:numFmt w:val="bullet"/>
+      <w:lvlText w:val="o"/>
+      <w:lvlJc w:val="left"/>
+      <w:pPr>
+        <w:ind w:left="1440" w:hanging="360"/>
+      </w:pPr>
+      <w:rPr>
+        <w:rFonts w:ascii="Courier New" w:hAnsi="Courier New" w:cs="Courier New" w:hint="default"/>
+      </w:rPr>
+    </w:lvl>
+    <w:lvl w:ilvl="2" w:tplc="04090005" w:tentative="1">
+      <w:start w:val="1"/>
+      <w:numFmt w:val="bullet"/>
+      <w:lvlText w:val=""/>
+      <w:lvlJc w:val="left"/>
+      <w:pPr>
+        <w:ind w:left="2160" w:hanging="360"/>
+      </w:pPr>
+      <w:rPr>
+        <w:rFonts w:ascii="Wingdings" w:hAnsi="Wingdings" w:hint="default"/>
+      </w:rPr>
+    </w:lvl>
+    <w:lvl w:ilvl="3" w:tplc="04090001" w:tentative="1">
+      <w:start w:val="1"/>
+      <w:numFmt w:val="bullet"/>
+      <w:lvlText w:val=""/>
+      <w:lvlJc w:val="left"/>
+      <w:pPr>
+        <w:ind w:left="2880" w:hanging="360"/>
+      </w:pPr>
+      <w:rPr>
+        <w:rFonts w:ascii="Symbol" w:hAnsi="Symbol" w:hint="default"/>
+      </w:rPr>
+    </w:lvl>
+    <w:lvl w:ilvl="4" w:tplc="04090003" w:tentative="1">
+      <w:start w:val="1"/>
+      <w:numFmt w:val="bullet"/>
+      <w:lvlText w:val="o"/>
+      <w:lvlJc w:val="left"/>
+      <w:pPr>
+        <w:ind w:left="3600" w:hanging="360"/>
+      </w:pPr>
+      <w:rPr>
+        <w:rFonts w:ascii="Courier New" w:hAnsi="Courier New" w:cs="Courier New" w:hint="default"/>
+      </w:rPr>
+    </w:lvl>
+    <w:lvl w:ilvl="5" w:tplc="04090005" w:tentative="1">
+      <w:start w:val="1"/>
+      <w:numFmt w:val="bullet"/>
+      <w:lvlText w:val=""/>
+      <w:lvlJc w:val="left"/>
+      <w:pPr>
+        <w:ind w:left="4320" w:hanging="360"/>
+      </w:pPr>
+      <w:rPr>
+        <w:rFonts w:ascii="Wingdings" w:hAnsi="Wingdings" w:hint="default"/>
+      </w:rPr>
+    </w:lvl>
+    <w:lvl w:ilvl="6" w:tplc="04090001" w:tentative="1">
+      <w:start w:val="1"/>
+      <w:numFmt w:val="bullet"/>
+      <w:lvlText w:val=""/>
+      <w:lvlJc w:val="left"/>
+      <w:pPr>
+        <w:ind w:left="5040" w:hanging="360"/>
+      </w:pPr>
+      <w:rPr>
+        <w:rFonts w:ascii="Symbol" w:hAnsi="Symbol" w:hint="default"/>
+      </w:rPr>
+    </w:lvl>
+    <w:lvl w:ilvl="7" w:tplc="04090003" w:tentative="1">
+      <w:start w:val="1"/>
+      <w:numFmt w:val="bullet"/>
+      <w:lvlText w:val="o"/>
+      <w:lvlJc w:val="left"/>
+      <w:pPr>
+        <w:ind w:left="5760" w:hanging="360"/>
+      </w:pPr>
+      <w:rPr>
+        <w:rFonts w:ascii="Courier New" w:hAnsi="Courier New" w:cs="Courier New" w:hint="default"/>
+      </w:rPr>
+    </w:lvl>
+    <w:lvl w:ilvl="8" w:tplc="04090005" w:tentative="1">
+      <w:start w:val="1"/>
+      <w:numFmt w:val="bullet"/>
+      <w:lvlText w:val=""/>
+      <w:lvlJc w:val="left"/>
+      <w:pPr>
+        <w:ind w:left="6480" w:hanging="360"/>
+      </w:pPr>
+      <w:rPr>
+        <w:rFonts w:ascii="Wingdings" w:hAnsi="Wingdings" w:hint="default"/>
+      </w:rPr>
+    </w:lvl>
+  </w:abstractNum>
+  <w:abstractNum w:abstractNumId="13" w15:restartNumberingAfterBreak="0">
+    <w:nsid w:val="331A28C0"/>
+    <w:multiLevelType w:val="hybridMultilevel"/>
+    <w:tmpl w:val="098E0C06"/>
+    <w:lvl w:ilvl="0" w:tplc="04090001">
+      <w:start w:val="1"/>
+      <w:numFmt w:val="bullet"/>
+      <w:lvlText w:val=""/>
+      <w:lvlJc w:val="left"/>
+      <w:pPr>
+        <w:ind w:left="720" w:hanging="360"/>
+      </w:pPr>
+      <w:rPr>
+        <w:rFonts w:ascii="Symbol" w:hAnsi="Symbol" w:hint="default"/>
+      </w:rPr>
+    </w:lvl>
+    <w:lvl w:ilvl="1" w:tplc="04090003" w:tentative="1">
+      <w:start w:val="1"/>
+      <w:numFmt w:val="bullet"/>
+      <w:lvlText w:val="o"/>
+      <w:lvlJc w:val="left"/>
+      <w:pPr>
+        <w:ind w:left="1440" w:hanging="360"/>
+      </w:pPr>
+      <w:rPr>
+        <w:rFonts w:ascii="Courier New" w:hAnsi="Courier New" w:cs="Courier New" w:hint="default"/>
+      </w:rPr>
+    </w:lvl>
+    <w:lvl w:ilvl="2" w:tplc="04090005" w:tentative="1">
+      <w:start w:val="1"/>
+      <w:numFmt w:val="bullet"/>
+      <w:lvlText w:val=""/>
+      <w:lvlJc w:val="left"/>
+      <w:pPr>
+        <w:ind w:left="2160" w:hanging="360"/>
+      </w:pPr>
+      <w:rPr>
+        <w:rFonts w:ascii="Wingdings" w:hAnsi="Wingdings" w:hint="default"/>
+      </w:rPr>
+    </w:lvl>
+    <w:lvl w:ilvl="3" w:tplc="04090001" w:tentative="1">
+      <w:start w:val="1"/>
+      <w:numFmt w:val="bullet"/>
+      <w:lvlText w:val=""/>
+      <w:lvlJc w:val="left"/>
+      <w:pPr>
+        <w:ind w:left="2880" w:hanging="360"/>
+      </w:pPr>
+      <w:rPr>
+        <w:rFonts w:ascii="Symbol" w:hAnsi="Symbol" w:hint="default"/>
+      </w:rPr>
+    </w:lvl>
+    <w:lvl w:ilvl="4" w:tplc="04090003" w:tentative="1">
+      <w:start w:val="1"/>
+      <w:numFmt w:val="bullet"/>
+      <w:lvlText w:val="o"/>
+      <w:lvlJc w:val="left"/>
+      <w:pPr>
+        <w:ind w:left="3600" w:hanging="360"/>
+      </w:pPr>
+      <w:rPr>
+        <w:rFonts w:ascii="Courier New" w:hAnsi="Courier New" w:cs="Courier New" w:hint="default"/>
+      </w:rPr>
+    </w:lvl>
+    <w:lvl w:ilvl="5" w:tplc="04090005" w:tentative="1">
+      <w:start w:val="1"/>
+      <w:numFmt w:val="bullet"/>
+      <w:lvlText w:val=""/>
+      <w:lvlJc w:val="left"/>
+      <w:pPr>
+        <w:ind w:left="4320" w:hanging="360"/>
+      </w:pPr>
+      <w:rPr>
+        <w:rFonts w:ascii="Wingdings" w:hAnsi="Wingdings" w:hint="default"/>
+      </w:rPr>
+    </w:lvl>
+    <w:lvl w:ilvl="6" w:tplc="04090001" w:tentative="1">
+      <w:start w:val="1"/>
+      <w:numFmt w:val="bullet"/>
+      <w:lvlText w:val=""/>
+      <w:lvlJc w:val="left"/>
+      <w:pPr>
+        <w:ind w:left="5040" w:hanging="360"/>
+      </w:pPr>
+      <w:rPr>
+        <w:rFonts w:ascii="Symbol" w:hAnsi="Symbol" w:hint="default"/>
+      </w:rPr>
+    </w:lvl>
+    <w:lvl w:ilvl="7" w:tplc="04090003" w:tentative="1">
+      <w:start w:val="1"/>
+      <w:numFmt w:val="bullet"/>
+      <w:lvlText w:val="o"/>
+      <w:lvlJc w:val="left"/>
+      <w:pPr>
+        <w:ind w:left="5760" w:hanging="360"/>
+      </w:pPr>
+      <w:rPr>
+        <w:rFonts w:ascii="Courier New" w:hAnsi="Courier New" w:cs="Courier New" w:hint="default"/>
+      </w:rPr>
+    </w:lvl>
+    <w:lvl w:ilvl="8" w:tplc="04090005" w:tentative="1">
+      <w:start w:val="1"/>
+      <w:numFmt w:val="bullet"/>
+      <w:lvlText w:val=""/>
+      <w:lvlJc w:val="left"/>
+      <w:pPr>
+        <w:ind w:left="6480" w:hanging="360"/>
+      </w:pPr>
+      <w:rPr>
+        <w:rFonts w:ascii="Wingdings" w:hAnsi="Wingdings" w:hint="default"/>
+      </w:rPr>
+    </w:lvl>
+  </w:abstractNum>
+  <w:abstractNum w:abstractNumId="14" w15:restartNumberingAfterBreak="0">
+    <w:nsid w:val="48E82C12"/>
+    <w:multiLevelType w:val="hybridMultilevel"/>
+    <w:tmpl w:val="F90E25CE"/>
+    <w:lvl w:ilvl="0" w:tplc="04090001">
+      <w:start w:val="1"/>
+      <w:numFmt w:val="bullet"/>
+      <w:lvlText w:val=""/>
+      <w:lvlJc w:val="left"/>
+      <w:pPr>
+        <w:ind w:left="720" w:hanging="360"/>
+      </w:pPr>
+      <w:rPr>
+        <w:rFonts w:ascii="Symbol" w:hAnsi="Symbol" w:hint="default"/>
+      </w:rPr>
+    </w:lvl>
+    <w:lvl w:ilvl="1" w:tplc="04090003" w:tentative="1">
+      <w:start w:val="1"/>
+      <w:numFmt w:val="bullet"/>
+      <w:lvlText w:val="o"/>
+      <w:lvlJc w:val="left"/>
+      <w:pPr>
+        <w:ind w:left="1440" w:hanging="360"/>
+      </w:pPr>
+      <w:rPr>
+        <w:rFonts w:ascii="Courier New" w:hAnsi="Courier New" w:cs="Courier New" w:hint="default"/>
+      </w:rPr>
+    </w:lvl>
+    <w:lvl w:ilvl="2" w:tplc="04090005" w:tentative="1">
+      <w:start w:val="1"/>
+      <w:numFmt w:val="bullet"/>
+      <w:lvlText w:val=""/>
+      <w:lvlJc w:val="left"/>
+      <w:pPr>
+        <w:ind w:left="2160" w:hanging="360"/>
+      </w:pPr>
+      <w:rPr>
+        <w:rFonts w:ascii="Wingdings" w:hAnsi="Wingdings" w:hint="default"/>
+      </w:rPr>
+    </w:lvl>
+    <w:lvl w:ilvl="3" w:tplc="04090001" w:tentative="1">
+      <w:start w:val="1"/>
+      <w:numFmt w:val="bullet"/>
+      <w:lvlText w:val=""/>
+      <w:lvlJc w:val="left"/>
+      <w:pPr>
+        <w:ind w:left="2880" w:hanging="360"/>
+      </w:pPr>
+      <w:rPr>
+        <w:rFonts w:ascii="Symbol" w:hAnsi="Symbol" w:hint="default"/>
+      </w:rPr>
+    </w:lvl>
+    <w:lvl w:ilvl="4" w:tplc="04090003" w:tentative="1">
+      <w:start w:val="1"/>
+      <w:numFmt w:val="bullet"/>
+      <w:lvlText w:val="o"/>
+      <w:lvlJc w:val="left"/>
+      <w:pPr>
+        <w:ind w:left="3600" w:hanging="360"/>
+      </w:pPr>
+      <w:rPr>
+        <w:rFonts w:ascii="Courier New" w:hAnsi="Courier New" w:cs="Courier New" w:hint="default"/>
+      </w:rPr>
+    </w:lvl>
+    <w:lvl w:ilvl="5" w:tplc="04090005" w:tentative="1">
+      <w:start w:val="1"/>
+      <w:numFmt w:val="bullet"/>
+      <w:lvlText w:val=""/>
+      <w:lvlJc w:val="left"/>
+      <w:pPr>
+        <w:ind w:left="4320" w:hanging="360"/>
+      </w:pPr>
+      <w:rPr>
+        <w:rFonts w:ascii="Wingdings" w:hAnsi="Wingdings" w:hint="default"/>
+      </w:rPr>
+    </w:lvl>
+    <w:lvl w:ilvl="6" w:tplc="04090001" w:tentative="1">
+      <w:start w:val="1"/>
+      <w:numFmt w:val="bullet"/>
+      <w:lvlText w:val=""/>
+      <w:lvlJc w:val="left"/>
+      <w:pPr>
+        <w:ind w:left="5040" w:hanging="360"/>
+      </w:pPr>
+      <w:rPr>
+        <w:rFonts w:ascii="Symbol" w:hAnsi="Symbol" w:hint="default"/>
+      </w:rPr>
+    </w:lvl>
+    <w:lvl w:ilvl="7" w:tplc="04090003" w:tentative="1">
+      <w:start w:val="1"/>
+      <w:numFmt w:val="bullet"/>
+      <w:lvlText w:val="o"/>
+      <w:lvlJc w:val="left"/>
+      <w:pPr>
+        <w:ind w:left="5760" w:hanging="360"/>
+      </w:pPr>
+      <w:rPr>
+        <w:rFonts w:ascii="Courier New" w:hAnsi="Courier New" w:cs="Courier New" w:hint="default"/>
+      </w:rPr>
+    </w:lvl>
+    <w:lvl w:ilvl="8" w:tplc="04090005" w:tentative="1">
+      <w:start w:val="1"/>
+      <w:numFmt w:val="bullet"/>
+      <w:lvlText w:val=""/>
+      <w:lvlJc w:val="left"/>
+      <w:pPr>
+        <w:ind w:left="6480" w:hanging="360"/>
+      </w:pPr>
+      <w:rPr>
+        <w:rFonts w:ascii="Wingdings" w:hAnsi="Wingdings" w:hint="default"/>
+      </w:rPr>
+    </w:lvl>
+  </w:abstractNum>
+  <w:abstractNum w:abstractNumId="15" w15:restartNumberingAfterBreak="0">
+    <w:nsid w:val="53966E91"/>
+    <w:multiLevelType w:val="hybridMultilevel"/>
+    <w:tmpl w:val="2490EF18"/>
+    <w:lvl w:ilvl="0" w:tplc="04090001">
+      <w:start w:val="1"/>
+      <w:numFmt w:val="bullet"/>
+      <w:lvlText w:val=""/>
+      <w:lvlJc w:val="left"/>
+      <w:pPr>
+        <w:ind w:left="720" w:hanging="360"/>
+      </w:pPr>
+      <w:rPr>
+        <w:rFonts w:ascii="Symbol" w:hAnsi="Symbol" w:hint="default"/>
+      </w:rPr>
+    </w:lvl>
+    <w:lvl w:ilvl="1" w:tplc="04090003" w:tentative="1">
+      <w:start w:val="1"/>
+      <w:numFmt w:val="bullet"/>
+      <w:lvlText w:val="o"/>
+      <w:lvlJc w:val="left"/>
+      <w:pPr>
+        <w:ind w:left="1440" w:hanging="360"/>
+      </w:pPr>
+      <w:rPr>
+        <w:rFonts w:ascii="Courier New" w:hAnsi="Courier New" w:cs="Courier New" w:hint="default"/>
+      </w:rPr>
+    </w:lvl>
+    <w:lvl w:ilvl="2" w:tplc="04090005" w:tentative="1">
+      <w:start w:val="1"/>
+      <w:numFmt w:val="bullet"/>
+      <w:lvlText w:val=""/>
+      <w:lvlJc w:val="left"/>
+      <w:pPr>
+        <w:ind w:left="2160" w:hanging="360"/>
+      </w:pPr>
+      <w:rPr>
+        <w:rFonts w:ascii="Wingdings" w:hAnsi="Wingdings" w:hint="default"/>
+      </w:rPr>
+    </w:lvl>
+    <w:lvl w:ilvl="3" w:tplc="04090001" w:tentative="1">
+      <w:start w:val="1"/>
+      <w:numFmt w:val="bullet"/>
+      <w:lvlText w:val=""/>
+      <w:lvlJc w:val="left"/>
+      <w:pPr>
+        <w:ind w:left="2880" w:hanging="360"/>
+      </w:pPr>
+      <w:rPr>
+        <w:rFonts w:ascii="Symbol" w:hAnsi="Symbol" w:hint="default"/>
+      </w:rPr>
+    </w:lvl>
+    <w:lvl w:ilvl="4" w:tplc="04090003" w:tentative="1">
+      <w:start w:val="1"/>
+      <w:numFmt w:val="bullet"/>
+      <w:lvlText w:val="o"/>
+      <w:lvlJc w:val="left"/>
+      <w:pPr>
+        <w:ind w:left="3600" w:hanging="360"/>
+      </w:pPr>
+      <w:rPr>
+        <w:rFonts w:ascii="Courier New" w:hAnsi="Courier New" w:cs="Courier New" w:hint="default"/>
+      </w:rPr>
+    </w:lvl>
+    <w:lvl w:ilvl="5" w:tplc="04090005" w:tentative="1">
+      <w:start w:val="1"/>
+      <w:numFmt w:val="bullet"/>
+      <w:lvlText w:val=""/>
+      <w:lvlJc w:val="left"/>
+      <w:pPr>
+        <w:ind w:left="4320" w:hanging="360"/>
+      </w:pPr>
+      <w:rPr>
+        <w:rFonts w:ascii="Wingdings" w:hAnsi="Wingdings" w:hint="default"/>
+      </w:rPr>
+    </w:lvl>
+    <w:lvl w:ilvl="6" w:tplc="04090001" w:tentative="1">
+      <w:start w:val="1"/>
+      <w:numFmt w:val="bullet"/>
+      <w:lvlText w:val=""/>
+      <w:lvlJc w:val="left"/>
+      <w:pPr>
+        <w:ind w:left="5040" w:hanging="360"/>
+      </w:pPr>
+      <w:rPr>
+        <w:rFonts w:ascii="Symbol" w:hAnsi="Symbol" w:hint="default"/>
+      </w:rPr>
+    </w:lvl>
+    <w:lvl w:ilvl="7" w:tplc="04090003" w:tentative="1">
+      <w:start w:val="1"/>
+      <w:numFmt w:val="bullet"/>
+      <w:lvlText w:val="o"/>
+      <w:lvlJc w:val="left"/>
+      <w:pPr>
+        <w:ind w:left="5760" w:hanging="360"/>
+      </w:pPr>
+      <w:rPr>
+        <w:rFonts w:ascii="Courier New" w:hAnsi="Courier New" w:cs="Courier New" w:hint="default"/>
+      </w:rPr>
+    </w:lvl>
+    <w:lvl w:ilvl="8" w:tplc="04090005" w:tentative="1">
+      <w:start w:val="1"/>
+      <w:numFmt w:val="bullet"/>
+      <w:lvlText w:val=""/>
+      <w:lvlJc w:val="left"/>
+      <w:pPr>
+        <w:ind w:left="6480" w:hanging="360"/>
+      </w:pPr>
+      <w:rPr>
+        <w:rFonts w:ascii="Wingdings" w:hAnsi="Wingdings" w:hint="default"/>
+      </w:rPr>
+    </w:lvl>
+  </w:abstractNum>
+  <w:abstractNum w:abstractNumId="16" w15:restartNumberingAfterBreak="0">
+    <w:nsid w:val="57F64710"/>
+    <w:multiLevelType w:val="hybridMultilevel"/>
+    <w:tmpl w:val="F606E26A"/>
+    <w:lvl w:ilvl="0" w:tplc="04090001">
+      <w:start w:val="1"/>
+      <w:numFmt w:val="bullet"/>
+      <w:lvlText w:val=""/>
+      <w:lvlJc w:val="left"/>
+      <w:pPr>
+        <w:ind w:left="720" w:hanging="360"/>
+      </w:pPr>
+      <w:rPr>
+        <w:rFonts w:ascii="Symbol" w:hAnsi="Symbol" w:hint="default"/>
+      </w:rPr>
+    </w:lvl>
+    <w:lvl w:ilvl="1" w:tplc="04090003" w:tentative="1">
+      <w:start w:val="1"/>
+      <w:numFmt w:val="bullet"/>
+      <w:lvlText w:val="o"/>
+      <w:lvlJc w:val="left"/>
+      <w:pPr>
+        <w:ind w:left="1440" w:hanging="360"/>
+      </w:pPr>
+      <w:rPr>
+        <w:rFonts w:ascii="Courier New" w:hAnsi="Courier New" w:cs="Courier New" w:hint="default"/>
+      </w:rPr>
+    </w:lvl>
+    <w:lvl w:ilvl="2" w:tplc="04090005" w:tentative="1">
+      <w:start w:val="1"/>
+      <w:numFmt w:val="bullet"/>
+      <w:lvlText w:val=""/>
+      <w:lvlJc w:val="left"/>
+      <w:pPr>
+        <w:ind w:left="2160" w:hanging="360"/>
+      </w:pPr>
+      <w:rPr>
+        <w:rFonts w:ascii="Wingdings" w:hAnsi="Wingdings" w:hint="default"/>
+      </w:rPr>
+    </w:lvl>
+    <w:lvl w:ilvl="3" w:tplc="04090001" w:tentative="1">
+      <w:start w:val="1"/>
+      <w:numFmt w:val="bullet"/>
+      <w:lvlText w:val=""/>
+      <w:lvlJc w:val="left"/>
+      <w:pPr>
+        <w:ind w:left="2880" w:hanging="360"/>
+      </w:pPr>
+      <w:rPr>
+        <w:rFonts w:ascii="Symbol" w:hAnsi="Symbol" w:hint="default"/>
+      </w:rPr>
+    </w:lvl>
+    <w:lvl w:ilvl="4" w:tplc="04090003" w:tentative="1">
+      <w:start w:val="1"/>
+      <w:numFmt w:val="bullet"/>
+      <w:lvlText w:val="o"/>
+      <w:lvlJc w:val="left"/>
+      <w:pPr>
+        <w:ind w:left="3600" w:hanging="360"/>
+      </w:pPr>
+      <w:rPr>
+        <w:rFonts w:ascii="Courier New" w:hAnsi="Courier New" w:cs="Courier New" w:hint="default"/>
+      </w:rPr>
+    </w:lvl>
+    <w:lvl w:ilvl="5" w:tplc="04090005" w:tentative="1">
+      <w:start w:val="1"/>
+      <w:numFmt w:val="bullet"/>
+      <w:lvlText w:val=""/>
+      <w:lvlJc w:val="left"/>
+      <w:pPr>
+        <w:ind w:left="4320" w:hanging="360"/>
+      </w:pPr>
+      <w:rPr>
+        <w:rFonts w:ascii="Wingdings" w:hAnsi="Wingdings" w:hint="default"/>
+      </w:rPr>
+    </w:lvl>
+    <w:lvl w:ilvl="6" w:tplc="04090001" w:tentative="1">
+      <w:start w:val="1"/>
+      <w:numFmt w:val="bullet"/>
+      <w:lvlText w:val=""/>
+      <w:lvlJc w:val="left"/>
+      <w:pPr>
+        <w:ind w:left="5040" w:hanging="360"/>
+      </w:pPr>
+      <w:rPr>
+        <w:rFonts w:ascii="Symbol" w:hAnsi="Symbol" w:hint="default"/>
+      </w:rPr>
+    </w:lvl>
+    <w:lvl w:ilvl="7" w:tplc="04090003" w:tentative="1">
+      <w:start w:val="1"/>
+      <w:numFmt w:val="bullet"/>
+      <w:lvlText w:val="o"/>
+      <w:lvlJc w:val="left"/>
+      <w:pPr>
+        <w:ind w:left="5760" w:hanging="360"/>
+      </w:pPr>
+      <w:rPr>
+        <w:rFonts w:ascii="Courier New" w:hAnsi="Courier New" w:cs="Courier New" w:hint="default"/>
+      </w:rPr>
+    </w:lvl>
+    <w:lvl w:ilvl="8" w:tplc="04090005" w:tentative="1">
+      <w:start w:val="1"/>
+      <w:numFmt w:val="bullet"/>
+      <w:lvlText w:val=""/>
+      <w:lvlJc w:val="left"/>
+      <w:pPr>
+        <w:ind w:left="6480" w:hanging="360"/>
+      </w:pPr>
+      <w:rPr>
+        <w:rFonts w:ascii="Wingdings" w:hAnsi="Wingdings" w:hint="default"/>
+      </w:rPr>
+    </w:lvl>
+  </w:abstractNum>
+  <w:abstractNum w:abstractNumId="17" w15:restartNumberingAfterBreak="0">
+    <w:nsid w:val="6B0F5F72"/>
+    <w:multiLevelType w:val="hybridMultilevel"/>
+    <w:tmpl w:val="DB7E00D2"/>
+    <w:lvl w:ilvl="0" w:tplc="04090001">
+      <w:start w:val="1"/>
+      <w:numFmt w:val="bullet"/>
+      <w:lvlText w:val=""/>
+      <w:lvlJc w:val="left"/>
+      <w:pPr>
+        <w:ind w:left="1208" w:hanging="360"/>
+      </w:pPr>
+      <w:rPr>
+        <w:rFonts w:ascii="Symbol" w:hAnsi="Symbol" w:hint="default"/>
+      </w:rPr>
+    </w:lvl>
+    <w:lvl w:ilvl="1" w:tplc="04090003" w:tentative="1">
+      <w:start w:val="1"/>
+      <w:numFmt w:val="bullet"/>
+      <w:lvlText w:val="o"/>
+      <w:lvlJc w:val="left"/>
+      <w:pPr>
+        <w:ind w:left="1928" w:hanging="360"/>
+      </w:pPr>
+      <w:rPr>
+        <w:rFonts w:ascii="Courier New" w:hAnsi="Courier New" w:cs="Courier New" w:hint="default"/>
+      </w:rPr>
+    </w:lvl>
+    <w:lvl w:ilvl="2" w:tplc="04090005" w:tentative="1">
+      <w:start w:val="1"/>
+      <w:numFmt w:val="bullet"/>
+      <w:lvlText w:val=""/>
+      <w:lvlJc w:val="left"/>
+      <w:pPr>
+        <w:ind w:left="2648" w:hanging="360"/>
+      </w:pPr>
+      <w:rPr>
+        <w:rFonts w:ascii="Wingdings" w:hAnsi="Wingdings" w:hint="default"/>
+      </w:rPr>
+    </w:lvl>
+    <w:lvl w:ilvl="3" w:tplc="04090001" w:tentative="1">
+      <w:start w:val="1"/>
+      <w:numFmt w:val="bullet"/>
+      <w:lvlText w:val=""/>
+      <w:lvlJc w:val="left"/>
+      <w:pPr>
+        <w:ind w:left="3368" w:hanging="360"/>
+      </w:pPr>
+      <w:rPr>
+        <w:rFonts w:ascii="Symbol" w:hAnsi="Symbol" w:hint="default"/>
+      </w:rPr>
+    </w:lvl>
+    <w:lvl w:ilvl="4" w:tplc="04090003" w:tentative="1">
+      <w:start w:val="1"/>
+      <w:numFmt w:val="bullet"/>
+      <w:lvlText w:val="o"/>
+      <w:lvlJc w:val="left"/>
+      <w:pPr>
+        <w:ind w:left="4088" w:hanging="360"/>
+      </w:pPr>
+      <w:rPr>
+        <w:rFonts w:ascii="Courier New" w:hAnsi="Courier New" w:cs="Courier New" w:hint="default"/>
+      </w:rPr>
+    </w:lvl>
+    <w:lvl w:ilvl="5" w:tplc="04090005" w:tentative="1">
+      <w:start w:val="1"/>
+      <w:numFmt w:val="bullet"/>
+      <w:lvlText w:val=""/>
+      <w:lvlJc w:val="left"/>
+      <w:pPr>
+        <w:ind w:left="4808" w:hanging="360"/>
+      </w:pPr>
+      <w:rPr>
+        <w:rFonts w:ascii="Wingdings" w:hAnsi="Wingdings" w:hint="default"/>
+      </w:rPr>
+    </w:lvl>
+    <w:lvl w:ilvl="6" w:tplc="04090001" w:tentative="1">
+      <w:start w:val="1"/>
+      <w:numFmt w:val="bullet"/>
+      <w:lvlText w:val=""/>
+      <w:lvlJc w:val="left"/>
+      <w:pPr>
+        <w:ind w:left="5528" w:hanging="360"/>
+      </w:pPr>
+      <w:rPr>
+        <w:rFonts w:ascii="Symbol" w:hAnsi="Symbol" w:hint="default"/>
+      </w:rPr>
+    </w:lvl>
+    <w:lvl w:ilvl="7" w:tplc="04090003" w:tentative="1">
+      <w:start w:val="1"/>
+      <w:numFmt w:val="bullet"/>
+      <w:lvlText w:val="o"/>
+      <w:lvlJc w:val="left"/>
+      <w:pPr>
+        <w:ind w:left="6248" w:hanging="360"/>
+      </w:pPr>
+      <w:rPr>
+        <w:rFonts w:ascii="Courier New" w:hAnsi="Courier New" w:cs="Courier New" w:hint="default"/>
+      </w:rPr>
+    </w:lvl>
+    <w:lvl w:ilvl="8" w:tplc="04090005" w:tentative="1">
+      <w:start w:val="1"/>
+      <w:numFmt w:val="bullet"/>
+      <w:lvlText w:val=""/>
+      <w:lvlJc w:val="left"/>
+      <w:pPr>
+        <w:ind w:left="6968" w:hanging="360"/>
+      </w:pPr>
+      <w:rPr>
+        <w:rFonts w:ascii="Wingdings" w:hAnsi="Wingdings" w:hint="default"/>
+      </w:rPr>
+    </w:lvl>
+  </w:abstractNum>
+  <w:abstractNum w:abstractNumId="18" w15:restartNumberingAfterBreak="0">
+    <w:nsid w:val="6B9F0014"/>
+    <w:multiLevelType w:val="hybridMultilevel"/>
+    <w:tmpl w:val="52A4B6A2"/>
+    <w:lvl w:ilvl="0" w:tplc="04090001">
+      <w:start w:val="1"/>
+      <w:numFmt w:val="bullet"/>
+      <w:lvlText w:val=""/>
+      <w:lvlJc w:val="left"/>
+      <w:pPr>
+        <w:ind w:left="720" w:hanging="360"/>
+      </w:pPr>
+      <w:rPr>
+        <w:rFonts w:ascii="Symbol" w:hAnsi="Symbol" w:hint="default"/>
+      </w:rPr>
+    </w:lvl>
+    <w:lvl w:ilvl="1" w:tplc="04090003" w:tentative="1">
+      <w:start w:val="1"/>
+      <w:numFmt w:val="bullet"/>
+      <w:lvlText w:val="o"/>
+      <w:lvlJc w:val="left"/>
+      <w:pPr>
+        <w:ind w:left="1440" w:hanging="360"/>
+      </w:pPr>
+      <w:rPr>
+        <w:rFonts w:ascii="Courier New" w:hAnsi="Courier New" w:cs="Courier New" w:hint="default"/>
+      </w:rPr>
+    </w:lvl>
+    <w:lvl w:ilvl="2" w:tplc="04090005" w:tentative="1">
+      <w:start w:val="1"/>
+      <w:numFmt w:val="bullet"/>
+      <w:lvlText w:val=""/>
+      <w:lvlJc w:val="left"/>
+      <w:pPr>
+        <w:ind w:left="2160" w:hanging="360"/>
+      </w:pPr>
+      <w:rPr>
+        <w:rFonts w:ascii="Wingdings" w:hAnsi="Wingdings" w:hint="default"/>
+      </w:rPr>
+    </w:lvl>
+    <w:lvl w:ilvl="3" w:tplc="04090001" w:tentative="1">
+      <w:start w:val="1"/>
+      <w:numFmt w:val="bullet"/>
+      <w:lvlText w:val=""/>
+      <w:lvlJc w:val="left"/>
+      <w:pPr>
+        <w:ind w:left="2880" w:hanging="360"/>
+      </w:pPr>
+      <w:rPr>
+        <w:rFonts w:ascii="Symbol" w:hAnsi="Symbol" w:hint="default"/>
+      </w:rPr>
+    </w:lvl>
+    <w:lvl w:ilvl="4" w:tplc="04090003" w:tentative="1">
+      <w:start w:val="1"/>
+      <w:numFmt w:val="bullet"/>
+      <w:lvlText w:val="o"/>
+      <w:lvlJc w:val="left"/>
+      <w:pPr>
+        <w:ind w:left="3600" w:hanging="360"/>
+      </w:pPr>
+      <w:rPr>
+        <w:rFonts w:ascii="Courier New" w:hAnsi="Courier New" w:cs="Courier New" w:hint="default"/>
+      </w:rPr>
+    </w:lvl>
+    <w:lvl w:ilvl="5" w:tplc="04090005" w:tentative="1">
+      <w:start w:val="1"/>
+      <w:numFmt w:val="bullet"/>
+      <w:lvlText w:val=""/>
+      <w:lvlJc w:val="left"/>
+      <w:pPr>
+        <w:ind w:left="4320" w:hanging="360"/>
+      </w:pPr>
+      <w:rPr>
+        <w:rFonts w:ascii="Wingdings" w:hAnsi="Wingdings" w:hint="default"/>
+      </w:rPr>
+    </w:lvl>
+    <w:lvl w:ilvl="6" w:tplc="04090001" w:tentative="1">
+      <w:start w:val="1"/>
+      <w:numFmt w:val="bullet"/>
+      <w:lvlText w:val=""/>
+      <w:lvlJc w:val="left"/>
+      <w:pPr>
+        <w:ind w:left="5040" w:hanging="360"/>
+      </w:pPr>
+      <w:rPr>
+        <w:rFonts w:ascii="Symbol" w:hAnsi="Symbol" w:hint="default"/>
+      </w:rPr>
+    </w:lvl>
+    <w:lvl w:ilvl="7" w:tplc="04090003" w:tentative="1">
+      <w:start w:val="1"/>
+      <w:numFmt w:val="bullet"/>
+      <w:lvlText w:val="o"/>
+      <w:lvlJc w:val="left"/>
+      <w:pPr>
+        <w:ind w:left="5760" w:hanging="360"/>
+      </w:pPr>
+      <w:rPr>
+        <w:rFonts w:ascii="Courier New" w:hAnsi="Courier New" w:cs="Courier New" w:hint="default"/>
+      </w:rPr>
+    </w:lvl>
+    <w:lvl w:ilvl="8" w:tplc="04090005" w:tentative="1">
+      <w:start w:val="1"/>
+      <w:numFmt w:val="bullet"/>
+      <w:lvlText w:val=""/>
+      <w:lvlJc w:val="left"/>
+      <w:pPr>
+        <w:ind w:left="6480" w:hanging="360"/>
+      </w:pPr>
+      <w:rPr>
+        <w:rFonts w:ascii="Wingdings" w:hAnsi="Wingdings" w:hint="default"/>
+      </w:rPr>
+    </w:lvl>
+  </w:abstractNum>
+  <w:abstractNum w:abstractNumId="19" w15:restartNumberingAfterBreak="0">
+    <w:nsid w:val="7DBD19F3"/>
+    <w:multiLevelType w:val="hybridMultilevel"/>
+    <w:tmpl w:val="46988A2C"/>
+    <w:lvl w:ilvl="0" w:tplc="04090001">
+      <w:start w:val="1"/>
+      <w:numFmt w:val="bullet"/>
+      <w:lvlText w:val=""/>
+      <w:lvlJc w:val="left"/>
+      <w:pPr>
+        <w:ind w:left="720" w:hanging="360"/>
+      </w:pPr>
+      <w:rPr>
+        <w:rFonts w:ascii="Symbol" w:hAnsi="Symbol" w:hint="default"/>
+      </w:rPr>
+    </w:lvl>
+    <w:lvl w:ilvl="1" w:tplc="04090003" w:tentative="1">
+      <w:start w:val="1"/>
+      <w:numFmt w:val="bullet"/>
+      <w:lvlText w:val="o"/>
+      <w:lvlJc w:val="left"/>
+      <w:pPr>
+        <w:ind w:left="1440" w:hanging="360"/>
+      </w:pPr>
+      <w:rPr>
+        <w:rFonts w:ascii="Courier New" w:hAnsi="Courier New" w:cs="Courier New" w:hint="default"/>
+      </w:rPr>
+    </w:lvl>
+    <w:lvl w:ilvl="2" w:tplc="04090005" w:tentative="1">
+      <w:start w:val="1"/>
+      <w:numFmt w:val="bullet"/>
+      <w:lvlText w:val=""/>
+      <w:lvlJc w:val="left"/>
+      <w:pPr>
+        <w:ind w:left="2160" w:hanging="360"/>
+      </w:pPr>
+      <w:rPr>
+        <w:rFonts w:ascii="Wingdings" w:hAnsi="Wingdings" w:hint="default"/>
+      </w:rPr>
+    </w:lvl>
+    <w:lvl w:ilvl="3" w:tplc="04090001" w:tentative="1">
+      <w:start w:val="1"/>
+      <w:numFmt w:val="bullet"/>
+      <w:lvlText w:val=""/>
+      <w:lvlJc w:val="left"/>
+      <w:pPr>
+        <w:ind w:left="2880" w:hanging="360"/>
+      </w:pPr>
+      <w:rPr>
+        <w:rFonts w:ascii="Symbol" w:hAnsi="Symbol" w:hint="default"/>
+      </w:rPr>
+    </w:lvl>
+    <w:lvl w:ilvl="4" w:tplc="04090003" w:tentative="1">
+      <w:start w:val="1"/>
+      <w:numFmt w:val="bullet"/>
+      <w:lvlText w:val="o"/>
+      <w:lvlJc w:val="left"/>
+      <w:pPr>
+        <w:ind w:left="3600" w:hanging="360"/>
+      </w:pPr>
+      <w:rPr>
+        <w:rFonts w:ascii="Courier New" w:hAnsi="Courier New" w:cs="Courier New" w:hint="default"/>
+      </w:rPr>
+    </w:lvl>
+    <w:lvl w:ilvl="5" w:tplc="04090005" w:tentative="1">
+      <w:start w:val="1"/>
+      <w:numFmt w:val="bullet"/>
+      <w:lvlText w:val=""/>
+      <w:lvlJc w:val="left"/>
+      <w:pPr>
+        <w:ind w:left="4320" w:hanging="360"/>
+      </w:pPr>
+      <w:rPr>
+        <w:rFonts w:ascii="Wingdings" w:hAnsi="Wingdings" w:hint="default"/>
+      </w:rPr>
+    </w:lvl>
+    <w:lvl w:ilvl="6" w:tplc="04090001" w:tentative="1">
+      <w:start w:val="1"/>
+      <w:numFmt w:val="bullet"/>
+      <w:lvlText w:val=""/>
+      <w:lvlJc w:val="left"/>
+      <w:pPr>
+        <w:ind w:left="5040" w:hanging="360"/>
+      </w:pPr>
+      <w:rPr>
+        <w:rFonts w:ascii="Symbol" w:hAnsi="Symbol" w:hint="default"/>
+      </w:rPr>
+    </w:lvl>
+    <w:lvl w:ilvl="7" w:tplc="04090003" w:tentative="1">
+      <w:start w:val="1"/>
+      <w:numFmt w:val="bullet"/>
+      <w:lvlText w:val="o"/>
+      <w:lvlJc w:val="left"/>
+      <w:pPr>
+        <w:ind w:left="5760" w:hanging="360"/>
+      </w:pPr>
+      <w:rPr>
+        <w:rFonts w:ascii="Courier New" w:hAnsi="Courier New" w:cs="Courier New" w:hint="default"/>
+      </w:rPr>
+    </w:lvl>
+    <w:lvl w:ilvl="8" w:tplc="04090005" w:tentative="1">
+      <w:start w:val="1"/>
+      <w:numFmt w:val="bullet"/>
+      <w:lvlText w:val=""/>
+      <w:lvlJc w:val="left"/>
+      <w:pPr>
+        <w:ind w:left="6480" w:hanging="360"/>
+      </w:pPr>
+      <w:rPr>
+        <w:rFonts w:ascii="Wingdings" w:hAnsi="Wingdings" w:hint="default"/>
+      </w:rPr>
+    </w:lvl>
+  </w:abstractNum>
+  <w:abstractNum w:abstractNumId="20" w15:restartNumberingAfterBreak="0">
+    <w:nsid w:val="7E5C662D"/>
+    <w:multiLevelType w:val="hybridMultilevel"/>
+    <w:tmpl w:val="504CFD22"/>
+    <w:lvl w:ilvl="0" w:tplc="04090001">
+      <w:start w:val="1"/>
+      <w:numFmt w:val="bullet"/>
+      <w:lvlText w:val=""/>
+      <w:lvlJc w:val="left"/>
+      <w:pPr>
+        <w:ind w:left="720" w:hanging="360"/>
+      </w:pPr>
+      <w:rPr>
+        <w:rFonts w:ascii="Symbol" w:hAnsi="Symbol" w:hint="default"/>
+      </w:rPr>
+    </w:lvl>
+    <w:lvl w:ilvl="1" w:tplc="04090003" w:tentative="1">
+      <w:start w:val="1"/>
+      <w:numFmt w:val="bullet"/>
+      <w:lvlText w:val="o"/>
+      <w:lvlJc w:val="left"/>
+      <w:pPr>
+        <w:ind w:left="1440" w:hanging="360"/>
+      </w:pPr>
+      <w:rPr>
+        <w:rFonts w:ascii="Courier New" w:hAnsi="Courier New" w:cs="Courier New" w:hint="default"/>
+      </w:rPr>
+    </w:lvl>
+    <w:lvl w:ilvl="2" w:tplc="04090005" w:tentative="1">
+      <w:start w:val="1"/>
+      <w:numFmt w:val="bullet"/>
+      <w:lvlText w:val=""/>
+      <w:lvlJc w:val="left"/>
+      <w:pPr>
+        <w:ind w:left="2160" w:hanging="360"/>
+      </w:pPr>
+      <w:rPr>
+        <w:rFonts w:ascii="Wingdings" w:hAnsi="Wingdings" w:hint="default"/>
+      </w:rPr>
+    </w:lvl>
+    <w:lvl w:ilvl="3" w:tplc="04090001" w:tentative="1">
+      <w:start w:val="1"/>
+      <w:numFmt w:val="bullet"/>
+      <w:lvlText w:val=""/>
+      <w:lvlJc w:val="left"/>
+      <w:pPr>
+        <w:ind w:left="2880" w:hanging="360"/>
+      </w:pPr>
+      <w:rPr>
+        <w:rFonts w:ascii="Symbol" w:hAnsi="Symbol" w:hint="default"/>
+      </w:rPr>
+    </w:lvl>
+    <w:lvl w:ilvl="4" w:tplc="04090003" w:tentative="1">
+      <w:start w:val="1"/>
+      <w:numFmt w:val="bullet"/>
+      <w:lvlText w:val="o"/>
+      <w:lvlJc w:val="left"/>
+      <w:pPr>
+        <w:ind w:left="3600" w:hanging="360"/>
+      </w:pPr>
+      <w:rPr>
+        <w:rFonts w:ascii="Courier New" w:hAnsi="Courier New" w:cs="Courier New" w:hint="default"/>
+      </w:rPr>
+    </w:lvl>
+    <w:lvl w:ilvl="5" w:tplc="04090005" w:tentative="1">
+      <w:start w:val="1"/>
+      <w:numFmt w:val="bullet"/>
+      <w:lvlText w:val=""/>
+      <w:lvlJc w:val="left"/>
+      <w:pPr>
+        <w:ind w:left="4320" w:hanging="360"/>
+      </w:pPr>
+      <w:rPr>
+        <w:rFonts w:ascii="Wingdings" w:hAnsi="Wingdings" w:hint="default"/>
+      </w:rPr>
+    </w:lvl>
+    <w:lvl w:ilvl="6" w:tplc="04090001" w:tentative="1">
+      <w:start w:val="1"/>
+      <w:numFmt w:val="bullet"/>
+      <w:lvlText w:val=""/>
+      <w:lvlJc w:val="left"/>
+      <w:pPr>
+        <w:ind w:left="5040" w:hanging="360"/>
+      </w:pPr>
+      <w:rPr>
+        <w:rFonts w:ascii="Symbol" w:hAnsi="Symbol" w:hint="default"/>
+      </w:rPr>
+    </w:lvl>
+    <w:lvl w:ilvl="7" w:tplc="04090003" w:tentative="1">
+      <w:start w:val="1"/>
+      <w:numFmt w:val="bullet"/>
+      <w:lvlText w:val="o"/>
+      <w:lvlJc w:val="left"/>
+      <w:pPr>
+        <w:ind w:left="5760" w:hanging="360"/>
+      </w:pPr>
+      <w:rPr>
+        <w:rFonts w:ascii="Courier New" w:hAnsi="Courier New" w:cs="Courier New" w:hint="default"/>
+      </w:rPr>
+    </w:lvl>
+    <w:lvl w:ilvl="8" w:tplc="04090005" w:tentative="1">
+      <w:start w:val="1"/>
+      <w:numFmt w:val="bullet"/>
+      <w:lvlText w:val=""/>
+      <w:lvlJc w:val="left"/>
+      <w:pPr>
+        <w:ind w:left="6480" w:hanging="360"/>
+      </w:pPr>
+      <w:rPr>
+        <w:rFonts w:ascii="Wingdings" w:hAnsi="Wingdings" w:hint="default"/>
       </w:rPr>
     </w:lvl>
   </w:abstractNum>
@@ -4919,6 +6433,45 @@
   </w:num>
   <w:num w:numId="8" w16cid:durableId="777288643">
     <w:abstractNumId w:val="7"/>
+  </w:num>
+  <w:num w:numId="9" w16cid:durableId="2114324437">
+    <w:abstractNumId w:val="10"/>
+  </w:num>
+  <w:num w:numId="10" w16cid:durableId="556236140">
+    <w:abstractNumId w:val="17"/>
+  </w:num>
+  <w:num w:numId="11" w16cid:durableId="1162964175">
+    <w:abstractNumId w:val="9"/>
+  </w:num>
+  <w:num w:numId="12" w16cid:durableId="326062153">
+    <w:abstractNumId w:val="15"/>
+  </w:num>
+  <w:num w:numId="13" w16cid:durableId="1299920542">
+    <w:abstractNumId w:val="8"/>
+  </w:num>
+  <w:num w:numId="14" w16cid:durableId="1606303731">
+    <w:abstractNumId w:val="20"/>
+  </w:num>
+  <w:num w:numId="15" w16cid:durableId="188221999">
+    <w:abstractNumId w:val="16"/>
+  </w:num>
+  <w:num w:numId="16" w16cid:durableId="193275530">
+    <w:abstractNumId w:val="14"/>
+  </w:num>
+  <w:num w:numId="17" w16cid:durableId="268700216">
+    <w:abstractNumId w:val="11"/>
+  </w:num>
+  <w:num w:numId="18" w16cid:durableId="1856532792">
+    <w:abstractNumId w:val="13"/>
+  </w:num>
+  <w:num w:numId="19" w16cid:durableId="64645023">
+    <w:abstractNumId w:val="19"/>
+  </w:num>
+  <w:num w:numId="20" w16cid:durableId="1692755942">
+    <w:abstractNumId w:val="12"/>
+  </w:num>
+  <w:num w:numId="21" w16cid:durableId="795222507">
+    <w:abstractNumId w:val="18"/>
   </w:num>
 </w:numbering>
 </file>
@@ -5431,6 +6984,7 @@
   <w:style w:type="character" w:default="1" w:styleId="DefaultParagraphFont">
     <w:name w:val="Default Paragraph Font"/>
     <w:uiPriority w:val="1"/>
+    <w:semiHidden/>
     <w:unhideWhenUsed/>
   </w:style>
   <w:style w:type="table" w:default="1" w:styleId="TableNormal">
